--- a/Rapport Lab 2 - Sensante.docx
+++ b/Rapport Lab 2 - Sensante.docx
@@ -8,11 +8,15 @@
         <w:jc w:val="both"/>
         <w:rPr>
           <w:rFonts w:ascii="Times New Roman" w:hAnsi="Times New Roman" w:cs="Times New Roman"/>
-        </w:rPr>
-      </w:pPr>
-      <w:r>
-        <w:rPr>
-          <w:rFonts w:ascii="Times New Roman" w:hAnsi="Times New Roman" w:cs="Times New Roman"/>
+          <w:sz w:val="32"/>
+          <w:szCs w:val="32"/>
+        </w:rPr>
+      </w:pPr>
+      <w:r>
+        <w:rPr>
+          <w:rFonts w:ascii="Times New Roman" w:hAnsi="Times New Roman" w:cs="Times New Roman"/>
+          <w:sz w:val="32"/>
+          <w:szCs w:val="32"/>
         </w:rPr>
         <w:t>Université Cheikh Anta Diop De Dakar</w:t>
       </w:r>
@@ -23,11 +27,15 @@
         <w:jc w:val="both"/>
         <w:rPr>
           <w:rFonts w:ascii="Times New Roman" w:hAnsi="Times New Roman" w:cs="Times New Roman"/>
-        </w:rPr>
-      </w:pPr>
-      <w:r>
-        <w:rPr>
-          <w:rFonts w:ascii="Times New Roman" w:hAnsi="Times New Roman" w:cs="Times New Roman"/>
+          <w:sz w:val="32"/>
+          <w:szCs w:val="32"/>
+        </w:rPr>
+      </w:pPr>
+      <w:r>
+        <w:rPr>
+          <w:rFonts w:ascii="Times New Roman" w:hAnsi="Times New Roman" w:cs="Times New Roman"/>
+          <w:sz w:val="32"/>
+          <w:szCs w:val="32"/>
         </w:rPr>
         <w:t xml:space="preserve">Ecole Supérieure Polytechnique </w:t>
       </w:r>
@@ -38,11 +46,15 @@
         <w:jc w:val="both"/>
         <w:rPr>
           <w:rFonts w:ascii="Times New Roman" w:hAnsi="Times New Roman" w:cs="Times New Roman"/>
-        </w:rPr>
-      </w:pPr>
-      <w:r>
-        <w:rPr>
-          <w:rFonts w:ascii="Times New Roman" w:hAnsi="Times New Roman" w:cs="Times New Roman"/>
+          <w:sz w:val="32"/>
+          <w:szCs w:val="32"/>
+        </w:rPr>
+      </w:pPr>
+      <w:r>
+        <w:rPr>
+          <w:rFonts w:ascii="Times New Roman" w:hAnsi="Times New Roman" w:cs="Times New Roman"/>
+          <w:sz w:val="32"/>
+          <w:szCs w:val="32"/>
         </w:rPr>
         <w:t>Département Génie Informatique</w:t>
       </w:r>
@@ -53,15 +65,19 @@
         <w:jc w:val="both"/>
         <w:rPr>
           <w:rFonts w:ascii="Times New Roman" w:hAnsi="Times New Roman" w:cs="Times New Roman"/>
-        </w:rPr>
-      </w:pPr>
-    </w:p>
-    <w:p>
-      <w:pPr>
-        <w:spacing w:line="360" w:lineRule="auto"/>
-        <w:jc w:val="both"/>
-        <w:rPr>
-          <w:rFonts w:ascii="Times New Roman" w:hAnsi="Times New Roman" w:cs="Times New Roman"/>
+          <w:sz w:val="32"/>
+          <w:szCs w:val="32"/>
+        </w:rPr>
+      </w:pPr>
+    </w:p>
+    <w:p>
+      <w:pPr>
+        <w:spacing w:line="360" w:lineRule="auto"/>
+        <w:jc w:val="both"/>
+        <w:rPr>
+          <w:rFonts w:ascii="Times New Roman" w:hAnsi="Times New Roman" w:cs="Times New Roman"/>
+          <w:sz w:val="32"/>
+          <w:szCs w:val="32"/>
         </w:rPr>
       </w:pPr>
       <w:r>
@@ -69,6 +85,8 @@
           <w:rFonts w:ascii="Times New Roman" w:hAnsi="Times New Roman" w:cs="Times New Roman"/>
           <w:b/>
           <w:bCs/>
+          <w:sz w:val="32"/>
+          <w:szCs w:val="32"/>
           <w:u w:val="single"/>
         </w:rPr>
         <w:t>Module :</w:t>
@@ -76,6 +94,8 @@
       <w:r>
         <w:rPr>
           <w:rFonts w:ascii="Times New Roman" w:hAnsi="Times New Roman" w:cs="Times New Roman"/>
+          <w:sz w:val="32"/>
+          <w:szCs w:val="32"/>
         </w:rPr>
         <w:t xml:space="preserve"> Introduction à l’intégration de modèle IA</w:t>
       </w:r>
@@ -86,6 +106,8 @@
         <w:jc w:val="both"/>
         <w:rPr>
           <w:rFonts w:ascii="Times New Roman" w:hAnsi="Times New Roman" w:cs="Times New Roman"/>
+          <w:sz w:val="32"/>
+          <w:szCs w:val="32"/>
         </w:rPr>
       </w:pPr>
       <w:r>
@@ -93,6 +115,8 @@
           <w:rFonts w:ascii="Times New Roman" w:hAnsi="Times New Roman" w:cs="Times New Roman"/>
           <w:b/>
           <w:bCs/>
+          <w:sz w:val="32"/>
+          <w:szCs w:val="32"/>
           <w:u w:val="single"/>
         </w:rPr>
         <w:t>Classe :</w:t>
@@ -100,6 +124,8 @@
       <w:r>
         <w:rPr>
           <w:rFonts w:ascii="Times New Roman" w:hAnsi="Times New Roman" w:cs="Times New Roman"/>
+          <w:sz w:val="32"/>
+          <w:szCs w:val="32"/>
         </w:rPr>
         <w:t xml:space="preserve"> DUTINFO2</w:t>
       </w:r>
@@ -110,6 +136,8 @@
         <w:jc w:val="both"/>
         <w:rPr>
           <w:rFonts w:ascii="Times New Roman" w:hAnsi="Times New Roman" w:cs="Times New Roman"/>
+          <w:sz w:val="32"/>
+          <w:szCs w:val="32"/>
         </w:rPr>
       </w:pPr>
       <w:r>
@@ -117,6 +145,8 @@
           <w:rFonts w:ascii="Times New Roman" w:hAnsi="Times New Roman" w:cs="Times New Roman"/>
           <w:b/>
           <w:bCs/>
+          <w:sz w:val="32"/>
+          <w:szCs w:val="32"/>
           <w:u w:val="single"/>
         </w:rPr>
         <w:t>Rédactrice </w:t>
@@ -126,12 +156,16 @@
           <w:rFonts w:ascii="Times New Roman" w:hAnsi="Times New Roman" w:cs="Times New Roman"/>
           <w:b/>
           <w:bCs/>
+          <w:sz w:val="32"/>
+          <w:szCs w:val="32"/>
         </w:rPr>
         <w:t>:</w:t>
       </w:r>
       <w:r>
         <w:rPr>
           <w:rFonts w:ascii="Times New Roman" w:hAnsi="Times New Roman" w:cs="Times New Roman"/>
+          <w:sz w:val="32"/>
+          <w:szCs w:val="32"/>
         </w:rPr>
         <w:t xml:space="preserve"> Dieynaba BALDE</w:t>
       </w:r>
@@ -142,6 +176,8 @@
         <w:jc w:val="both"/>
         <w:rPr>
           <w:rFonts w:ascii="Times New Roman" w:hAnsi="Times New Roman" w:cs="Times New Roman"/>
+          <w:sz w:val="32"/>
+          <w:szCs w:val="32"/>
         </w:rPr>
       </w:pPr>
       <w:r>
@@ -149,85 +185,56 @@
           <w:rFonts w:ascii="Times New Roman" w:hAnsi="Times New Roman" w:cs="Times New Roman"/>
           <w:b/>
           <w:bCs/>
+          <w:sz w:val="32"/>
+          <w:szCs w:val="32"/>
           <w:u w:val="single"/>
         </w:rPr>
-        <w:t>Année</w:t>
-      </w:r>
+        <w:t>Année académique :</w:t>
+      </w:r>
+      <w:r>
+        <w:rPr>
+          <w:rFonts w:ascii="Times New Roman" w:hAnsi="Times New Roman" w:cs="Times New Roman"/>
+          <w:sz w:val="32"/>
+          <w:szCs w:val="32"/>
+        </w:rPr>
+        <w:t xml:space="preserve"> 2025 - 2026</w:t>
+      </w:r>
+    </w:p>
+    <w:p>
+      <w:pPr>
+        <w:spacing w:line="360" w:lineRule="auto"/>
+        <w:jc w:val="both"/>
+        <w:rPr>
+          <w:rFonts w:ascii="Times New Roman" w:hAnsi="Times New Roman" w:cs="Times New Roman"/>
+        </w:rPr>
+      </w:pPr>
+    </w:p>
+    <w:p>
+      <w:pPr>
+        <w:spacing w:line="360" w:lineRule="auto"/>
+        <w:jc w:val="both"/>
+        <w:rPr>
+          <w:rFonts w:ascii="Times New Roman" w:hAnsi="Times New Roman" w:cs="Times New Roman"/>
+          <w:sz w:val="40"/>
+          <w:szCs w:val="40"/>
+        </w:rPr>
+      </w:pPr>
       <w:r>
         <w:rPr>
           <w:rFonts w:ascii="Times New Roman" w:hAnsi="Times New Roman" w:cs="Times New Roman"/>
           <w:b/>
           <w:bCs/>
+          <w:sz w:val="40"/>
+          <w:szCs w:val="40"/>
           <w:u w:val="single"/>
         </w:rPr>
-        <w:t xml:space="preserve"> </w:t>
-      </w:r>
-      <w:r>
-        <w:rPr>
-          <w:rFonts w:ascii="Times New Roman" w:hAnsi="Times New Roman" w:cs="Times New Roman"/>
-          <w:b/>
-          <w:bCs/>
-          <w:u w:val="single"/>
-        </w:rPr>
-        <w:t>académique</w:t>
-      </w:r>
-      <w:r>
-        <w:rPr>
-          <w:rFonts w:ascii="Times New Roman" w:hAnsi="Times New Roman" w:cs="Times New Roman"/>
-          <w:b/>
-          <w:bCs/>
-          <w:u w:val="single"/>
-        </w:rPr>
-        <w:t> :</w:t>
-      </w:r>
-      <w:r>
-        <w:rPr>
-          <w:rFonts w:ascii="Times New Roman" w:hAnsi="Times New Roman" w:cs="Times New Roman"/>
-        </w:rPr>
-        <w:t xml:space="preserve"> 2025</w:t>
-      </w:r>
-      <w:r>
-        <w:rPr>
-          <w:rFonts w:ascii="Times New Roman" w:hAnsi="Times New Roman" w:cs="Times New Roman"/>
-        </w:rPr>
-        <w:t xml:space="preserve"> - </w:t>
-      </w:r>
-      <w:r>
-        <w:rPr>
-          <w:rFonts w:ascii="Times New Roman" w:hAnsi="Times New Roman" w:cs="Times New Roman"/>
-        </w:rPr>
-        <w:t>2026</w:t>
-      </w:r>
-    </w:p>
-    <w:p>
-      <w:pPr>
-        <w:spacing w:line="360" w:lineRule="auto"/>
-        <w:jc w:val="both"/>
-        <w:rPr>
-          <w:rFonts w:ascii="Times New Roman" w:hAnsi="Times New Roman" w:cs="Times New Roman"/>
-        </w:rPr>
-      </w:pPr>
-    </w:p>
-    <w:p>
-      <w:pPr>
-        <w:spacing w:line="360" w:lineRule="auto"/>
-        <w:jc w:val="both"/>
-        <w:rPr>
-          <w:rFonts w:ascii="Times New Roman" w:hAnsi="Times New Roman" w:cs="Times New Roman"/>
-        </w:rPr>
-      </w:pPr>
-      <w:r>
-        <w:rPr>
-          <w:rFonts w:ascii="Times New Roman" w:hAnsi="Times New Roman" w:cs="Times New Roman"/>
-          <w:b/>
-          <w:bCs/>
-          <w:u w:val="single"/>
-        </w:rPr>
         <w:t>Sujet </w:t>
       </w:r>
       <w:r>
         <w:rPr>
           <w:rFonts w:ascii="Times New Roman" w:hAnsi="Times New Roman" w:cs="Times New Roman"/>
+          <w:sz w:val="40"/>
+          <w:szCs w:val="40"/>
         </w:rPr>
         <w:t>: RAPPORT DU LAB 2 – PROJET SENSANTE</w:t>
       </w:r>
@@ -240,36 +247,71 @@
           <w:rFonts w:ascii="Times New Roman" w:hAnsi="Times New Roman" w:cs="Times New Roman"/>
         </w:rPr>
       </w:pPr>
-    </w:p>
-    <w:p>
-      <w:pPr>
-        <w:spacing w:line="360" w:lineRule="auto"/>
-        <w:jc w:val="both"/>
-        <w:rPr>
-          <w:rFonts w:ascii="Times New Roman" w:hAnsi="Times New Roman" w:cs="Times New Roman"/>
-        </w:rPr>
-      </w:pPr>
-    </w:p>
-    <w:p>
-      <w:pPr>
-        <w:spacing w:line="360" w:lineRule="auto"/>
-        <w:jc w:val="both"/>
-        <w:rPr>
-          <w:rFonts w:ascii="Times New Roman" w:hAnsi="Times New Roman" w:cs="Times New Roman"/>
-        </w:rPr>
-      </w:pPr>
-      <w:r>
-        <w:rPr>
-          <w:rFonts w:ascii="Times New Roman" w:hAnsi="Times New Roman" w:cs="Times New Roman"/>
-        </w:rPr>
-        <w:br w:type="page"/>
+      <w:r>
+        <w:rPr>
+          <w:noProof/>
+        </w:rPr>
+        <w:lastRenderedPageBreak/>
+        <w:drawing>
+          <wp:inline distT="0" distB="0" distL="0" distR="0" wp14:anchorId="602AB070" wp14:editId="0C15DC2A">
+            <wp:extent cx="5508625" cy="8258810"/>
+            <wp:effectExtent l="0" t="0" r="0" b="8890"/>
+            <wp:docPr id="1570042492" name="Image 1" descr="Image d’Épingle Story"/>
+            <wp:cNvGraphicFramePr>
+              <a:graphicFrameLocks xmlns:a="http://schemas.openxmlformats.org/drawingml/2006/main" noChangeAspect="1"/>
+            </wp:cNvGraphicFramePr>
+            <a:graphic xmlns:a="http://schemas.openxmlformats.org/drawingml/2006/main">
+              <a:graphicData uri="http://schemas.openxmlformats.org/drawingml/2006/picture">
+                <pic:pic xmlns:pic="http://schemas.openxmlformats.org/drawingml/2006/picture">
+                  <pic:nvPicPr>
+                    <pic:cNvPr id="0" name="Picture 1" descr="Image d’Épingle Story"/>
+                    <pic:cNvPicPr>
+                      <a:picLocks noChangeAspect="1" noChangeArrowheads="1"/>
+                    </pic:cNvPicPr>
+                  </pic:nvPicPr>
+                  <pic:blipFill>
+                    <a:blip r:embed="rId8">
+                      <a:extLst>
+                        <a:ext uri="{28A0092B-C50C-407E-A947-70E740481C1C}">
+                          <a14:useLocalDpi xmlns:a14="http://schemas.microsoft.com/office/drawing/2010/main" val="0"/>
+                        </a:ext>
+                      </a:extLst>
+                    </a:blip>
+                    <a:srcRect/>
+                    <a:stretch>
+                      <a:fillRect/>
+                    </a:stretch>
+                  </pic:blipFill>
+                  <pic:spPr bwMode="auto">
+                    <a:xfrm>
+                      <a:off x="0" y="0"/>
+                      <a:ext cx="5508625" cy="8258810"/>
+                    </a:xfrm>
+                    <a:prstGeom prst="rect">
+                      <a:avLst/>
+                    </a:prstGeom>
+                    <a:noFill/>
+                    <a:ln>
+                      <a:noFill/>
+                    </a:ln>
+                  </pic:spPr>
+                </pic:pic>
+              </a:graphicData>
+            </a:graphic>
+          </wp:inline>
+        </w:drawing>
       </w:r>
     </w:p>
     <w:sdt>
       <w:sdtPr>
         <w:rPr>
-          <w:rFonts w:ascii="Times New Roman" w:hAnsi="Times New Roman" w:cs="Times New Roman"/>
-          <w:lang w:val="fr-FR"/>
+          <w:rFonts w:ascii="Times New Roman" w:eastAsiaTheme="minorHAnsi" w:hAnsi="Times New Roman" w:cs="Times New Roman"/>
+          <w:color w:val="auto"/>
+          <w:kern w:val="2"/>
+          <w:sz w:val="24"/>
+          <w:szCs w:val="24"/>
+          <w:lang w:val="fr-FR" w:eastAsia="en-US"/>
+          <w14:ligatures w14:val="standardContextual"/>
         </w:rPr>
         <w:id w:val="-1629542951"/>
         <w:docPartObj>
@@ -279,15 +321,8 @@
       </w:sdtPr>
       <w:sdtEndPr>
         <w:rPr>
-          <w:rFonts w:eastAsiaTheme="minorHAnsi"/>
           <w:b/>
           <w:bCs/>
-          <w:color w:val="auto"/>
-          <w:kern w:val="2"/>
-          <w:sz w:val="24"/>
-          <w:szCs w:val="24"/>
-          <w:lang w:eastAsia="en-US"/>
-          <w14:ligatures w14:val="standardContextual"/>
         </w:rPr>
       </w:sdtEndPr>
       <w:sdtContent>
@@ -338,7 +373,7 @@
             </w:rPr>
             <w:fldChar w:fldCharType="separate"/>
           </w:r>
-          <w:hyperlink w:anchor="_Toc228027509" w:history="1">
+          <w:hyperlink w:anchor="_Toc228120709" w:history="1">
             <w:r>
               <w:rPr>
                 <w:rStyle w:val="Lienhypertexte"/>
@@ -366,7 +401,7 @@
                 <w:noProof/>
                 <w:webHidden/>
               </w:rPr>
-              <w:instrText xml:space="preserve"> PAGEREF _Toc228027509 \h </w:instrText>
+              <w:instrText xml:space="preserve"> PAGEREF _Toc228120709 \h </w:instrText>
             </w:r>
             <w:r>
               <w:rPr>
@@ -386,7 +421,7 @@
                 <w:noProof/>
                 <w:webHidden/>
               </w:rPr>
-              <w:t>3</w:t>
+              <w:t>5</w:t>
             </w:r>
             <w:r>
               <w:rPr>
@@ -409,14 +444,14 @@
               <w:lang w:eastAsia="fr-SN"/>
             </w:rPr>
           </w:pPr>
-          <w:hyperlink w:anchor="_Toc228027510" w:history="1">
+          <w:hyperlink w:anchor="_Toc228120710" w:history="1">
             <w:r>
               <w:rPr>
                 <w:rStyle w:val="Lienhypertexte"/>
                 <w:rFonts w:ascii="Times New Roman" w:hAnsi="Times New Roman" w:cs="Times New Roman"/>
                 <w:noProof/>
               </w:rPr>
-              <w:t>Preparation de l’environnement de travail</w:t>
+              <w:t>Préparation de l’environnement de travail</w:t>
             </w:r>
             <w:r>
               <w:rPr>
@@ -437,7 +472,7 @@
                 <w:noProof/>
                 <w:webHidden/>
               </w:rPr>
-              <w:instrText xml:space="preserve"> PAGEREF _Toc228027510 \h </w:instrText>
+              <w:instrText xml:space="preserve"> PAGEREF _Toc228120710 \h </w:instrText>
             </w:r>
             <w:r>
               <w:rPr>
@@ -457,7 +492,7 @@
                 <w:noProof/>
                 <w:webHidden/>
               </w:rPr>
-              <w:t>3</w:t>
+              <w:t>5</w:t>
             </w:r>
             <w:r>
               <w:rPr>
@@ -480,7 +515,7 @@
               <w:lang w:eastAsia="fr-SN"/>
             </w:rPr>
           </w:pPr>
-          <w:hyperlink w:anchor="_Toc228027511" w:history="1">
+          <w:hyperlink w:anchor="_Toc228120711" w:history="1">
             <w:r>
               <w:rPr>
                 <w:rStyle w:val="Lienhypertexte"/>
@@ -508,7 +543,7 @@
                 <w:noProof/>
                 <w:webHidden/>
               </w:rPr>
-              <w:instrText xml:space="preserve"> PAGEREF _Toc228027511 \h </w:instrText>
+              <w:instrText xml:space="preserve"> PAGEREF _Toc228120711 \h </w:instrText>
             </w:r>
             <w:r>
               <w:rPr>
@@ -528,7 +563,7 @@
                 <w:noProof/>
                 <w:webHidden/>
               </w:rPr>
-              <w:t>3</w:t>
+              <w:t>5</w:t>
             </w:r>
             <w:r>
               <w:rPr>
@@ -551,7 +586,7 @@
               <w:lang w:eastAsia="fr-SN"/>
             </w:rPr>
           </w:pPr>
-          <w:hyperlink w:anchor="_Toc228027512" w:history="1">
+          <w:hyperlink w:anchor="_Toc228120712" w:history="1">
             <w:r>
               <w:rPr>
                 <w:rStyle w:val="Lienhypertexte"/>
@@ -579,7 +614,7 @@
                 <w:noProof/>
                 <w:webHidden/>
               </w:rPr>
-              <w:instrText xml:space="preserve"> PAGEREF _Toc228027512 \h </w:instrText>
+              <w:instrText xml:space="preserve"> PAGEREF _Toc228120712 \h </w:instrText>
             </w:r>
             <w:r>
               <w:rPr>
@@ -599,7 +634,1781 @@
                 <w:noProof/>
                 <w:webHidden/>
               </w:rPr>
-              <w:t>3</w:t>
+              <w:t>6</w:t>
+            </w:r>
+            <w:r>
+              <w:rPr>
+                <w:noProof/>
+                <w:webHidden/>
+              </w:rPr>
+              <w:fldChar w:fldCharType="end"/>
+            </w:r>
+          </w:hyperlink>
+        </w:p>
+        <w:p>
+          <w:pPr>
+            <w:pStyle w:val="TM3"/>
+            <w:tabs>
+              <w:tab w:val="right" w:leader="dot" w:pos="9396"/>
+            </w:tabs>
+            <w:rPr>
+              <w:rFonts w:eastAsiaTheme="minorEastAsia"/>
+              <w:noProof/>
+              <w:lang w:eastAsia="fr-SN"/>
+            </w:rPr>
+          </w:pPr>
+          <w:hyperlink w:anchor="_Toc228120713" w:history="1">
+            <w:r>
+              <w:rPr>
+                <w:rStyle w:val="Lienhypertexte"/>
+                <w:rFonts w:ascii="Times New Roman" w:hAnsi="Times New Roman" w:cs="Times New Roman"/>
+                <w:noProof/>
+              </w:rPr>
+              <w:t>Mettre à jour requirement.txt</w:t>
+            </w:r>
+            <w:r>
+              <w:rPr>
+                <w:noProof/>
+                <w:webHidden/>
+              </w:rPr>
+              <w:tab/>
+            </w:r>
+            <w:r>
+              <w:rPr>
+                <w:noProof/>
+                <w:webHidden/>
+              </w:rPr>
+              <w:fldChar w:fldCharType="begin"/>
+            </w:r>
+            <w:r>
+              <w:rPr>
+                <w:noProof/>
+                <w:webHidden/>
+              </w:rPr>
+              <w:instrText xml:space="preserve"> PAGEREF _Toc228120713 \h </w:instrText>
+            </w:r>
+            <w:r>
+              <w:rPr>
+                <w:noProof/>
+                <w:webHidden/>
+              </w:rPr>
+            </w:r>
+            <w:r>
+              <w:rPr>
+                <w:noProof/>
+                <w:webHidden/>
+              </w:rPr>
+              <w:fldChar w:fldCharType="separate"/>
+            </w:r>
+            <w:r>
+              <w:rPr>
+                <w:noProof/>
+                <w:webHidden/>
+              </w:rPr>
+              <w:t>6</w:t>
+            </w:r>
+            <w:r>
+              <w:rPr>
+                <w:noProof/>
+                <w:webHidden/>
+              </w:rPr>
+              <w:fldChar w:fldCharType="end"/>
+            </w:r>
+          </w:hyperlink>
+        </w:p>
+        <w:p>
+          <w:pPr>
+            <w:pStyle w:val="TM3"/>
+            <w:tabs>
+              <w:tab w:val="right" w:leader="dot" w:pos="9396"/>
+            </w:tabs>
+            <w:rPr>
+              <w:rFonts w:eastAsiaTheme="minorEastAsia"/>
+              <w:noProof/>
+              <w:lang w:eastAsia="fr-SN"/>
+            </w:rPr>
+          </w:pPr>
+          <w:hyperlink w:anchor="_Toc228120714" w:history="1">
+            <w:r>
+              <w:rPr>
+                <w:rStyle w:val="Lienhypertexte"/>
+                <w:rFonts w:ascii="Times New Roman" w:hAnsi="Times New Roman" w:cs="Times New Roman"/>
+                <w:noProof/>
+              </w:rPr>
+              <w:t>Créer le fichier de travail</w:t>
+            </w:r>
+            <w:r>
+              <w:rPr>
+                <w:noProof/>
+                <w:webHidden/>
+              </w:rPr>
+              <w:tab/>
+            </w:r>
+            <w:r>
+              <w:rPr>
+                <w:noProof/>
+                <w:webHidden/>
+              </w:rPr>
+              <w:fldChar w:fldCharType="begin"/>
+            </w:r>
+            <w:r>
+              <w:rPr>
+                <w:noProof/>
+                <w:webHidden/>
+              </w:rPr>
+              <w:instrText xml:space="preserve"> PAGEREF _Toc228120714 \h </w:instrText>
+            </w:r>
+            <w:r>
+              <w:rPr>
+                <w:noProof/>
+                <w:webHidden/>
+              </w:rPr>
+            </w:r>
+            <w:r>
+              <w:rPr>
+                <w:noProof/>
+                <w:webHidden/>
+              </w:rPr>
+              <w:fldChar w:fldCharType="separate"/>
+            </w:r>
+            <w:r>
+              <w:rPr>
+                <w:noProof/>
+                <w:webHidden/>
+              </w:rPr>
+              <w:t>6</w:t>
+            </w:r>
+            <w:r>
+              <w:rPr>
+                <w:noProof/>
+                <w:webHidden/>
+              </w:rPr>
+              <w:fldChar w:fldCharType="end"/>
+            </w:r>
+          </w:hyperlink>
+        </w:p>
+        <w:p>
+          <w:pPr>
+            <w:pStyle w:val="TM2"/>
+            <w:tabs>
+              <w:tab w:val="right" w:leader="dot" w:pos="9396"/>
+            </w:tabs>
+            <w:rPr>
+              <w:rFonts w:eastAsiaTheme="minorEastAsia"/>
+              <w:noProof/>
+              <w:lang w:eastAsia="fr-SN"/>
+            </w:rPr>
+          </w:pPr>
+          <w:hyperlink w:anchor="_Toc228120715" w:history="1">
+            <w:r>
+              <w:rPr>
+                <w:rStyle w:val="Lienhypertexte"/>
+                <w:rFonts w:ascii="Times New Roman" w:hAnsi="Times New Roman" w:cs="Times New Roman"/>
+                <w:noProof/>
+              </w:rPr>
+              <w:t>Chargement et préparation des données</w:t>
+            </w:r>
+            <w:r>
+              <w:rPr>
+                <w:noProof/>
+                <w:webHidden/>
+              </w:rPr>
+              <w:tab/>
+            </w:r>
+            <w:r>
+              <w:rPr>
+                <w:noProof/>
+                <w:webHidden/>
+              </w:rPr>
+              <w:fldChar w:fldCharType="begin"/>
+            </w:r>
+            <w:r>
+              <w:rPr>
+                <w:noProof/>
+                <w:webHidden/>
+              </w:rPr>
+              <w:instrText xml:space="preserve"> PAGEREF _Toc228120715 \h </w:instrText>
+            </w:r>
+            <w:r>
+              <w:rPr>
+                <w:noProof/>
+                <w:webHidden/>
+              </w:rPr>
+            </w:r>
+            <w:r>
+              <w:rPr>
+                <w:noProof/>
+                <w:webHidden/>
+              </w:rPr>
+              <w:fldChar w:fldCharType="separate"/>
+            </w:r>
+            <w:r>
+              <w:rPr>
+                <w:noProof/>
+                <w:webHidden/>
+              </w:rPr>
+              <w:t>6</w:t>
+            </w:r>
+            <w:r>
+              <w:rPr>
+                <w:noProof/>
+                <w:webHidden/>
+              </w:rPr>
+              <w:fldChar w:fldCharType="end"/>
+            </w:r>
+          </w:hyperlink>
+        </w:p>
+        <w:p>
+          <w:pPr>
+            <w:pStyle w:val="TM3"/>
+            <w:tabs>
+              <w:tab w:val="right" w:leader="dot" w:pos="9396"/>
+            </w:tabs>
+            <w:rPr>
+              <w:rFonts w:eastAsiaTheme="minorEastAsia"/>
+              <w:noProof/>
+              <w:lang w:eastAsia="fr-SN"/>
+            </w:rPr>
+          </w:pPr>
+          <w:hyperlink w:anchor="_Toc228120716" w:history="1">
+            <w:r>
+              <w:rPr>
+                <w:rStyle w:val="Lienhypertexte"/>
+                <w:rFonts w:ascii="Times New Roman" w:hAnsi="Times New Roman" w:cs="Times New Roman"/>
+                <w:noProof/>
+              </w:rPr>
+              <w:t>Chargement du dataset</w:t>
+            </w:r>
+            <w:r>
+              <w:rPr>
+                <w:noProof/>
+                <w:webHidden/>
+              </w:rPr>
+              <w:tab/>
+            </w:r>
+            <w:r>
+              <w:rPr>
+                <w:noProof/>
+                <w:webHidden/>
+              </w:rPr>
+              <w:fldChar w:fldCharType="begin"/>
+            </w:r>
+            <w:r>
+              <w:rPr>
+                <w:noProof/>
+                <w:webHidden/>
+              </w:rPr>
+              <w:instrText xml:space="preserve"> PAGEREF _Toc228120716 \h </w:instrText>
+            </w:r>
+            <w:r>
+              <w:rPr>
+                <w:noProof/>
+                <w:webHidden/>
+              </w:rPr>
+            </w:r>
+            <w:r>
+              <w:rPr>
+                <w:noProof/>
+                <w:webHidden/>
+              </w:rPr>
+              <w:fldChar w:fldCharType="separate"/>
+            </w:r>
+            <w:r>
+              <w:rPr>
+                <w:noProof/>
+                <w:webHidden/>
+              </w:rPr>
+              <w:t>6</w:t>
+            </w:r>
+            <w:r>
+              <w:rPr>
+                <w:noProof/>
+                <w:webHidden/>
+              </w:rPr>
+              <w:fldChar w:fldCharType="end"/>
+            </w:r>
+          </w:hyperlink>
+        </w:p>
+        <w:p>
+          <w:pPr>
+            <w:pStyle w:val="TM3"/>
+            <w:tabs>
+              <w:tab w:val="right" w:leader="dot" w:pos="9396"/>
+            </w:tabs>
+            <w:rPr>
+              <w:rFonts w:eastAsiaTheme="minorEastAsia"/>
+              <w:noProof/>
+              <w:lang w:eastAsia="fr-SN"/>
+            </w:rPr>
+          </w:pPr>
+          <w:hyperlink w:anchor="_Toc228120717" w:history="1">
+            <w:r>
+              <w:rPr>
+                <w:rStyle w:val="Lienhypertexte"/>
+                <w:rFonts w:ascii="Times New Roman" w:hAnsi="Times New Roman" w:cs="Times New Roman"/>
+                <w:noProof/>
+              </w:rPr>
+              <w:t>Préparer les features et la cible</w:t>
+            </w:r>
+            <w:r>
+              <w:rPr>
+                <w:noProof/>
+                <w:webHidden/>
+              </w:rPr>
+              <w:tab/>
+            </w:r>
+            <w:r>
+              <w:rPr>
+                <w:noProof/>
+                <w:webHidden/>
+              </w:rPr>
+              <w:fldChar w:fldCharType="begin"/>
+            </w:r>
+            <w:r>
+              <w:rPr>
+                <w:noProof/>
+                <w:webHidden/>
+              </w:rPr>
+              <w:instrText xml:space="preserve"> PAGEREF _Toc228120717 \h </w:instrText>
+            </w:r>
+            <w:r>
+              <w:rPr>
+                <w:noProof/>
+                <w:webHidden/>
+              </w:rPr>
+            </w:r>
+            <w:r>
+              <w:rPr>
+                <w:noProof/>
+                <w:webHidden/>
+              </w:rPr>
+              <w:fldChar w:fldCharType="separate"/>
+            </w:r>
+            <w:r>
+              <w:rPr>
+                <w:noProof/>
+                <w:webHidden/>
+              </w:rPr>
+              <w:t>7</w:t>
+            </w:r>
+            <w:r>
+              <w:rPr>
+                <w:noProof/>
+                <w:webHidden/>
+              </w:rPr>
+              <w:fldChar w:fldCharType="end"/>
+            </w:r>
+          </w:hyperlink>
+        </w:p>
+        <w:p>
+          <w:pPr>
+            <w:pStyle w:val="TM2"/>
+            <w:tabs>
+              <w:tab w:val="right" w:leader="dot" w:pos="9396"/>
+            </w:tabs>
+            <w:rPr>
+              <w:rFonts w:eastAsiaTheme="minorEastAsia"/>
+              <w:noProof/>
+              <w:lang w:eastAsia="fr-SN"/>
+            </w:rPr>
+          </w:pPr>
+          <w:hyperlink w:anchor="_Toc228120718" w:history="1">
+            <w:r>
+              <w:rPr>
+                <w:rStyle w:val="Lienhypertexte"/>
+                <w:rFonts w:ascii="Times New Roman" w:hAnsi="Times New Roman" w:cs="Times New Roman"/>
+                <w:noProof/>
+              </w:rPr>
+              <w:t>Séparer entrainement et test</w:t>
+            </w:r>
+            <w:r>
+              <w:rPr>
+                <w:noProof/>
+                <w:webHidden/>
+              </w:rPr>
+              <w:tab/>
+            </w:r>
+            <w:r>
+              <w:rPr>
+                <w:noProof/>
+                <w:webHidden/>
+              </w:rPr>
+              <w:fldChar w:fldCharType="begin"/>
+            </w:r>
+            <w:r>
+              <w:rPr>
+                <w:noProof/>
+                <w:webHidden/>
+              </w:rPr>
+              <w:instrText xml:space="preserve"> PAGEREF _Toc228120718 \h </w:instrText>
+            </w:r>
+            <w:r>
+              <w:rPr>
+                <w:noProof/>
+                <w:webHidden/>
+              </w:rPr>
+            </w:r>
+            <w:r>
+              <w:rPr>
+                <w:noProof/>
+                <w:webHidden/>
+              </w:rPr>
+              <w:fldChar w:fldCharType="separate"/>
+            </w:r>
+            <w:r>
+              <w:rPr>
+                <w:noProof/>
+                <w:webHidden/>
+              </w:rPr>
+              <w:t>7</w:t>
+            </w:r>
+            <w:r>
+              <w:rPr>
+                <w:noProof/>
+                <w:webHidden/>
+              </w:rPr>
+              <w:fldChar w:fldCharType="end"/>
+            </w:r>
+          </w:hyperlink>
+        </w:p>
+        <w:p>
+          <w:pPr>
+            <w:pStyle w:val="TM3"/>
+            <w:tabs>
+              <w:tab w:val="right" w:leader="dot" w:pos="9396"/>
+            </w:tabs>
+            <w:rPr>
+              <w:rFonts w:eastAsiaTheme="minorEastAsia"/>
+              <w:noProof/>
+              <w:lang w:eastAsia="fr-SN"/>
+            </w:rPr>
+          </w:pPr>
+          <w:hyperlink w:anchor="_Toc228120719" w:history="1">
+            <w:r>
+              <w:rPr>
+                <w:rStyle w:val="Lienhypertexte"/>
+                <w:rFonts w:ascii="Times New Roman" w:hAnsi="Times New Roman" w:cs="Times New Roman"/>
+                <w:noProof/>
+              </w:rPr>
+              <w:t>Séparer les données</w:t>
+            </w:r>
+            <w:r>
+              <w:rPr>
+                <w:noProof/>
+                <w:webHidden/>
+              </w:rPr>
+              <w:tab/>
+            </w:r>
+            <w:r>
+              <w:rPr>
+                <w:noProof/>
+                <w:webHidden/>
+              </w:rPr>
+              <w:fldChar w:fldCharType="begin"/>
+            </w:r>
+            <w:r>
+              <w:rPr>
+                <w:noProof/>
+                <w:webHidden/>
+              </w:rPr>
+              <w:instrText xml:space="preserve"> PAGEREF _Toc228120719 \h </w:instrText>
+            </w:r>
+            <w:r>
+              <w:rPr>
+                <w:noProof/>
+                <w:webHidden/>
+              </w:rPr>
+            </w:r>
+            <w:r>
+              <w:rPr>
+                <w:noProof/>
+                <w:webHidden/>
+              </w:rPr>
+              <w:fldChar w:fldCharType="separate"/>
+            </w:r>
+            <w:r>
+              <w:rPr>
+                <w:noProof/>
+                <w:webHidden/>
+              </w:rPr>
+              <w:t>8</w:t>
+            </w:r>
+            <w:r>
+              <w:rPr>
+                <w:noProof/>
+                <w:webHidden/>
+              </w:rPr>
+              <w:fldChar w:fldCharType="end"/>
+            </w:r>
+          </w:hyperlink>
+        </w:p>
+        <w:p>
+          <w:pPr>
+            <w:pStyle w:val="TM2"/>
+            <w:tabs>
+              <w:tab w:val="right" w:leader="dot" w:pos="9396"/>
+            </w:tabs>
+            <w:rPr>
+              <w:rFonts w:eastAsiaTheme="minorEastAsia"/>
+              <w:noProof/>
+              <w:lang w:eastAsia="fr-SN"/>
+            </w:rPr>
+          </w:pPr>
+          <w:hyperlink w:anchor="_Toc228120720" w:history="1">
+            <w:r>
+              <w:rPr>
+                <w:rStyle w:val="Lienhypertexte"/>
+                <w:rFonts w:ascii="Times New Roman" w:hAnsi="Times New Roman" w:cs="Times New Roman"/>
+                <w:noProof/>
+              </w:rPr>
+              <w:t>Entrainer le modèle</w:t>
+            </w:r>
+            <w:r>
+              <w:rPr>
+                <w:noProof/>
+                <w:webHidden/>
+              </w:rPr>
+              <w:tab/>
+            </w:r>
+            <w:r>
+              <w:rPr>
+                <w:noProof/>
+                <w:webHidden/>
+              </w:rPr>
+              <w:fldChar w:fldCharType="begin"/>
+            </w:r>
+            <w:r>
+              <w:rPr>
+                <w:noProof/>
+                <w:webHidden/>
+              </w:rPr>
+              <w:instrText xml:space="preserve"> PAGEREF _Toc228120720 \h </w:instrText>
+            </w:r>
+            <w:r>
+              <w:rPr>
+                <w:noProof/>
+                <w:webHidden/>
+              </w:rPr>
+            </w:r>
+            <w:r>
+              <w:rPr>
+                <w:noProof/>
+                <w:webHidden/>
+              </w:rPr>
+              <w:fldChar w:fldCharType="separate"/>
+            </w:r>
+            <w:r>
+              <w:rPr>
+                <w:noProof/>
+                <w:webHidden/>
+              </w:rPr>
+              <w:t>8</w:t>
+            </w:r>
+            <w:r>
+              <w:rPr>
+                <w:noProof/>
+                <w:webHidden/>
+              </w:rPr>
+              <w:fldChar w:fldCharType="end"/>
+            </w:r>
+          </w:hyperlink>
+        </w:p>
+        <w:p>
+          <w:pPr>
+            <w:pStyle w:val="TM3"/>
+            <w:tabs>
+              <w:tab w:val="right" w:leader="dot" w:pos="9396"/>
+            </w:tabs>
+            <w:rPr>
+              <w:rFonts w:eastAsiaTheme="minorEastAsia"/>
+              <w:noProof/>
+              <w:lang w:eastAsia="fr-SN"/>
+            </w:rPr>
+          </w:pPr>
+          <w:hyperlink w:anchor="_Toc228120721" w:history="1">
+            <w:r>
+              <w:rPr>
+                <w:rStyle w:val="Lienhypertexte"/>
+                <w:rFonts w:ascii="Times New Roman" w:hAnsi="Times New Roman" w:cs="Times New Roman"/>
+                <w:noProof/>
+              </w:rPr>
+              <w:t>Entrainer le modèle</w:t>
+            </w:r>
+            <w:r>
+              <w:rPr>
+                <w:noProof/>
+                <w:webHidden/>
+              </w:rPr>
+              <w:tab/>
+            </w:r>
+            <w:r>
+              <w:rPr>
+                <w:noProof/>
+                <w:webHidden/>
+              </w:rPr>
+              <w:fldChar w:fldCharType="begin"/>
+            </w:r>
+            <w:r>
+              <w:rPr>
+                <w:noProof/>
+                <w:webHidden/>
+              </w:rPr>
+              <w:instrText xml:space="preserve"> PAGEREF _Toc228120721 \h </w:instrText>
+            </w:r>
+            <w:r>
+              <w:rPr>
+                <w:noProof/>
+                <w:webHidden/>
+              </w:rPr>
+            </w:r>
+            <w:r>
+              <w:rPr>
+                <w:noProof/>
+                <w:webHidden/>
+              </w:rPr>
+              <w:fldChar w:fldCharType="separate"/>
+            </w:r>
+            <w:r>
+              <w:rPr>
+                <w:noProof/>
+                <w:webHidden/>
+              </w:rPr>
+              <w:t>8</w:t>
+            </w:r>
+            <w:r>
+              <w:rPr>
+                <w:noProof/>
+                <w:webHidden/>
+              </w:rPr>
+              <w:fldChar w:fldCharType="end"/>
+            </w:r>
+          </w:hyperlink>
+        </w:p>
+        <w:p>
+          <w:pPr>
+            <w:pStyle w:val="TM2"/>
+            <w:tabs>
+              <w:tab w:val="right" w:leader="dot" w:pos="9396"/>
+            </w:tabs>
+            <w:rPr>
+              <w:rFonts w:eastAsiaTheme="minorEastAsia"/>
+              <w:noProof/>
+              <w:lang w:eastAsia="fr-SN"/>
+            </w:rPr>
+          </w:pPr>
+          <w:hyperlink w:anchor="_Toc228120722" w:history="1">
+            <w:r>
+              <w:rPr>
+                <w:rStyle w:val="Lienhypertexte"/>
+                <w:rFonts w:ascii="Times New Roman" w:hAnsi="Times New Roman" w:cs="Times New Roman"/>
+                <w:noProof/>
+              </w:rPr>
+              <w:t>Evaluer le modèle</w:t>
+            </w:r>
+            <w:r>
+              <w:rPr>
+                <w:noProof/>
+                <w:webHidden/>
+              </w:rPr>
+              <w:tab/>
+            </w:r>
+            <w:r>
+              <w:rPr>
+                <w:noProof/>
+                <w:webHidden/>
+              </w:rPr>
+              <w:fldChar w:fldCharType="begin"/>
+            </w:r>
+            <w:r>
+              <w:rPr>
+                <w:noProof/>
+                <w:webHidden/>
+              </w:rPr>
+              <w:instrText xml:space="preserve"> PAGEREF _Toc228120722 \h </w:instrText>
+            </w:r>
+            <w:r>
+              <w:rPr>
+                <w:noProof/>
+                <w:webHidden/>
+              </w:rPr>
+            </w:r>
+            <w:r>
+              <w:rPr>
+                <w:noProof/>
+                <w:webHidden/>
+              </w:rPr>
+              <w:fldChar w:fldCharType="separate"/>
+            </w:r>
+            <w:r>
+              <w:rPr>
+                <w:noProof/>
+                <w:webHidden/>
+              </w:rPr>
+              <w:t>8</w:t>
+            </w:r>
+            <w:r>
+              <w:rPr>
+                <w:noProof/>
+                <w:webHidden/>
+              </w:rPr>
+              <w:fldChar w:fldCharType="end"/>
+            </w:r>
+          </w:hyperlink>
+        </w:p>
+        <w:p>
+          <w:pPr>
+            <w:pStyle w:val="TM2"/>
+            <w:tabs>
+              <w:tab w:val="right" w:leader="dot" w:pos="9396"/>
+            </w:tabs>
+            <w:rPr>
+              <w:rFonts w:eastAsiaTheme="minorEastAsia"/>
+              <w:noProof/>
+              <w:lang w:eastAsia="fr-SN"/>
+            </w:rPr>
+          </w:pPr>
+          <w:hyperlink w:anchor="_Toc228120723" w:history="1">
+            <w:r>
+              <w:rPr>
+                <w:rStyle w:val="Lienhypertexte"/>
+                <w:rFonts w:ascii="Times New Roman" w:hAnsi="Times New Roman" w:cs="Times New Roman"/>
+                <w:noProof/>
+              </w:rPr>
+              <w:t>Prédire sur les données de test</w:t>
+            </w:r>
+            <w:r>
+              <w:rPr>
+                <w:noProof/>
+                <w:webHidden/>
+              </w:rPr>
+              <w:tab/>
+            </w:r>
+            <w:r>
+              <w:rPr>
+                <w:noProof/>
+                <w:webHidden/>
+              </w:rPr>
+              <w:fldChar w:fldCharType="begin"/>
+            </w:r>
+            <w:r>
+              <w:rPr>
+                <w:noProof/>
+                <w:webHidden/>
+              </w:rPr>
+              <w:instrText xml:space="preserve"> PAGEREF _Toc228120723 \h </w:instrText>
+            </w:r>
+            <w:r>
+              <w:rPr>
+                <w:noProof/>
+                <w:webHidden/>
+              </w:rPr>
+            </w:r>
+            <w:r>
+              <w:rPr>
+                <w:noProof/>
+                <w:webHidden/>
+              </w:rPr>
+              <w:fldChar w:fldCharType="separate"/>
+            </w:r>
+            <w:r>
+              <w:rPr>
+                <w:noProof/>
+                <w:webHidden/>
+              </w:rPr>
+              <w:t>8</w:t>
+            </w:r>
+            <w:r>
+              <w:rPr>
+                <w:noProof/>
+                <w:webHidden/>
+              </w:rPr>
+              <w:fldChar w:fldCharType="end"/>
+            </w:r>
+          </w:hyperlink>
+        </w:p>
+        <w:p>
+          <w:pPr>
+            <w:pStyle w:val="TM3"/>
+            <w:tabs>
+              <w:tab w:val="right" w:leader="dot" w:pos="9396"/>
+            </w:tabs>
+            <w:rPr>
+              <w:rFonts w:eastAsiaTheme="minorEastAsia"/>
+              <w:noProof/>
+              <w:lang w:eastAsia="fr-SN"/>
+            </w:rPr>
+          </w:pPr>
+          <w:hyperlink w:anchor="_Toc228120724" w:history="1">
+            <w:r>
+              <w:rPr>
+                <w:rStyle w:val="Lienhypertexte"/>
+                <w:rFonts w:ascii="Times New Roman" w:hAnsi="Times New Roman" w:cs="Times New Roman"/>
+                <w:noProof/>
+              </w:rPr>
+              <w:t>Calculer l’accuracy</w:t>
+            </w:r>
+            <w:r>
+              <w:rPr>
+                <w:noProof/>
+                <w:webHidden/>
+              </w:rPr>
+              <w:tab/>
+            </w:r>
+            <w:r>
+              <w:rPr>
+                <w:noProof/>
+                <w:webHidden/>
+              </w:rPr>
+              <w:fldChar w:fldCharType="begin"/>
+            </w:r>
+            <w:r>
+              <w:rPr>
+                <w:noProof/>
+                <w:webHidden/>
+              </w:rPr>
+              <w:instrText xml:space="preserve"> PAGEREF _Toc228120724 \h </w:instrText>
+            </w:r>
+            <w:r>
+              <w:rPr>
+                <w:noProof/>
+                <w:webHidden/>
+              </w:rPr>
+            </w:r>
+            <w:r>
+              <w:rPr>
+                <w:noProof/>
+                <w:webHidden/>
+              </w:rPr>
+              <w:fldChar w:fldCharType="separate"/>
+            </w:r>
+            <w:r>
+              <w:rPr>
+                <w:noProof/>
+                <w:webHidden/>
+              </w:rPr>
+              <w:t>9</w:t>
+            </w:r>
+            <w:r>
+              <w:rPr>
+                <w:noProof/>
+                <w:webHidden/>
+              </w:rPr>
+              <w:fldChar w:fldCharType="end"/>
+            </w:r>
+          </w:hyperlink>
+        </w:p>
+        <w:p>
+          <w:pPr>
+            <w:pStyle w:val="TM3"/>
+            <w:tabs>
+              <w:tab w:val="right" w:leader="dot" w:pos="9396"/>
+            </w:tabs>
+            <w:rPr>
+              <w:rFonts w:eastAsiaTheme="minorEastAsia"/>
+              <w:noProof/>
+              <w:lang w:eastAsia="fr-SN"/>
+            </w:rPr>
+          </w:pPr>
+          <w:hyperlink w:anchor="_Toc228120725" w:history="1">
+            <w:r>
+              <w:rPr>
+                <w:rStyle w:val="Lienhypertexte"/>
+                <w:rFonts w:ascii="Times New Roman" w:hAnsi="Times New Roman" w:cs="Times New Roman"/>
+                <w:noProof/>
+              </w:rPr>
+              <w:t>Matrice de confusion</w:t>
+            </w:r>
+            <w:r>
+              <w:rPr>
+                <w:noProof/>
+                <w:webHidden/>
+              </w:rPr>
+              <w:tab/>
+            </w:r>
+            <w:r>
+              <w:rPr>
+                <w:noProof/>
+                <w:webHidden/>
+              </w:rPr>
+              <w:fldChar w:fldCharType="begin"/>
+            </w:r>
+            <w:r>
+              <w:rPr>
+                <w:noProof/>
+                <w:webHidden/>
+              </w:rPr>
+              <w:instrText xml:space="preserve"> PAGEREF _Toc228120725 \h </w:instrText>
+            </w:r>
+            <w:r>
+              <w:rPr>
+                <w:noProof/>
+                <w:webHidden/>
+              </w:rPr>
+            </w:r>
+            <w:r>
+              <w:rPr>
+                <w:noProof/>
+                <w:webHidden/>
+              </w:rPr>
+              <w:fldChar w:fldCharType="separate"/>
+            </w:r>
+            <w:r>
+              <w:rPr>
+                <w:noProof/>
+                <w:webHidden/>
+              </w:rPr>
+              <w:t>9</w:t>
+            </w:r>
+            <w:r>
+              <w:rPr>
+                <w:noProof/>
+                <w:webHidden/>
+              </w:rPr>
+              <w:fldChar w:fldCharType="end"/>
+            </w:r>
+          </w:hyperlink>
+        </w:p>
+        <w:p>
+          <w:pPr>
+            <w:pStyle w:val="TM3"/>
+            <w:tabs>
+              <w:tab w:val="right" w:leader="dot" w:pos="9396"/>
+            </w:tabs>
+            <w:rPr>
+              <w:rFonts w:eastAsiaTheme="minorEastAsia"/>
+              <w:noProof/>
+              <w:lang w:eastAsia="fr-SN"/>
+            </w:rPr>
+          </w:pPr>
+          <w:hyperlink w:anchor="_Toc228120726" w:history="1">
+            <w:r>
+              <w:rPr>
+                <w:rStyle w:val="Lienhypertexte"/>
+                <w:rFonts w:ascii="Times New Roman" w:hAnsi="Times New Roman" w:cs="Times New Roman"/>
+                <w:noProof/>
+              </w:rPr>
+              <w:t>Visualiser la matrice de confusion</w:t>
+            </w:r>
+            <w:r>
+              <w:rPr>
+                <w:noProof/>
+                <w:webHidden/>
+              </w:rPr>
+              <w:tab/>
+            </w:r>
+            <w:r>
+              <w:rPr>
+                <w:noProof/>
+                <w:webHidden/>
+              </w:rPr>
+              <w:fldChar w:fldCharType="begin"/>
+            </w:r>
+            <w:r>
+              <w:rPr>
+                <w:noProof/>
+                <w:webHidden/>
+              </w:rPr>
+              <w:instrText xml:space="preserve"> PAGEREF _Toc228120726 \h </w:instrText>
+            </w:r>
+            <w:r>
+              <w:rPr>
+                <w:noProof/>
+                <w:webHidden/>
+              </w:rPr>
+            </w:r>
+            <w:r>
+              <w:rPr>
+                <w:noProof/>
+                <w:webHidden/>
+              </w:rPr>
+              <w:fldChar w:fldCharType="separate"/>
+            </w:r>
+            <w:r>
+              <w:rPr>
+                <w:noProof/>
+                <w:webHidden/>
+              </w:rPr>
+              <w:t>10</w:t>
+            </w:r>
+            <w:r>
+              <w:rPr>
+                <w:noProof/>
+                <w:webHidden/>
+              </w:rPr>
+              <w:fldChar w:fldCharType="end"/>
+            </w:r>
+          </w:hyperlink>
+        </w:p>
+        <w:p>
+          <w:pPr>
+            <w:pStyle w:val="TM2"/>
+            <w:tabs>
+              <w:tab w:val="right" w:leader="dot" w:pos="9396"/>
+            </w:tabs>
+            <w:rPr>
+              <w:rFonts w:eastAsiaTheme="minorEastAsia"/>
+              <w:noProof/>
+              <w:lang w:eastAsia="fr-SN"/>
+            </w:rPr>
+          </w:pPr>
+          <w:hyperlink w:anchor="_Toc228120727" w:history="1">
+            <w:r>
+              <w:rPr>
+                <w:rStyle w:val="Lienhypertexte"/>
+                <w:rFonts w:ascii="Times New Roman" w:hAnsi="Times New Roman" w:cs="Times New Roman"/>
+                <w:noProof/>
+              </w:rPr>
+              <w:t>Sérialiser le modèle</w:t>
+            </w:r>
+            <w:r>
+              <w:rPr>
+                <w:noProof/>
+                <w:webHidden/>
+              </w:rPr>
+              <w:tab/>
+            </w:r>
+            <w:r>
+              <w:rPr>
+                <w:noProof/>
+                <w:webHidden/>
+              </w:rPr>
+              <w:fldChar w:fldCharType="begin"/>
+            </w:r>
+            <w:r>
+              <w:rPr>
+                <w:noProof/>
+                <w:webHidden/>
+              </w:rPr>
+              <w:instrText xml:space="preserve"> PAGEREF _Toc228120727 \h </w:instrText>
+            </w:r>
+            <w:r>
+              <w:rPr>
+                <w:noProof/>
+                <w:webHidden/>
+              </w:rPr>
+            </w:r>
+            <w:r>
+              <w:rPr>
+                <w:noProof/>
+                <w:webHidden/>
+              </w:rPr>
+              <w:fldChar w:fldCharType="separate"/>
+            </w:r>
+            <w:r>
+              <w:rPr>
+                <w:noProof/>
+                <w:webHidden/>
+              </w:rPr>
+              <w:t>10</w:t>
+            </w:r>
+            <w:r>
+              <w:rPr>
+                <w:noProof/>
+                <w:webHidden/>
+              </w:rPr>
+              <w:fldChar w:fldCharType="end"/>
+            </w:r>
+          </w:hyperlink>
+        </w:p>
+        <w:p>
+          <w:pPr>
+            <w:pStyle w:val="TM3"/>
+            <w:tabs>
+              <w:tab w:val="right" w:leader="dot" w:pos="9396"/>
+            </w:tabs>
+            <w:rPr>
+              <w:rFonts w:eastAsiaTheme="minorEastAsia"/>
+              <w:noProof/>
+              <w:lang w:eastAsia="fr-SN"/>
+            </w:rPr>
+          </w:pPr>
+          <w:hyperlink w:anchor="_Toc228120728" w:history="1">
+            <w:r>
+              <w:rPr>
+                <w:rStyle w:val="Lienhypertexte"/>
+                <w:rFonts w:ascii="Times New Roman" w:hAnsi="Times New Roman" w:cs="Times New Roman"/>
+                <w:noProof/>
+              </w:rPr>
+              <w:t>Sauvegarder le modèle</w:t>
+            </w:r>
+            <w:r>
+              <w:rPr>
+                <w:noProof/>
+                <w:webHidden/>
+              </w:rPr>
+              <w:tab/>
+            </w:r>
+            <w:r>
+              <w:rPr>
+                <w:noProof/>
+                <w:webHidden/>
+              </w:rPr>
+              <w:fldChar w:fldCharType="begin"/>
+            </w:r>
+            <w:r>
+              <w:rPr>
+                <w:noProof/>
+                <w:webHidden/>
+              </w:rPr>
+              <w:instrText xml:space="preserve"> PAGEREF _Toc228120728 \h </w:instrText>
+            </w:r>
+            <w:r>
+              <w:rPr>
+                <w:noProof/>
+                <w:webHidden/>
+              </w:rPr>
+            </w:r>
+            <w:r>
+              <w:rPr>
+                <w:noProof/>
+                <w:webHidden/>
+              </w:rPr>
+              <w:fldChar w:fldCharType="separate"/>
+            </w:r>
+            <w:r>
+              <w:rPr>
+                <w:noProof/>
+                <w:webHidden/>
+              </w:rPr>
+              <w:t>10</w:t>
+            </w:r>
+            <w:r>
+              <w:rPr>
+                <w:noProof/>
+                <w:webHidden/>
+              </w:rPr>
+              <w:fldChar w:fldCharType="end"/>
+            </w:r>
+          </w:hyperlink>
+        </w:p>
+        <w:p>
+          <w:pPr>
+            <w:pStyle w:val="TM3"/>
+            <w:tabs>
+              <w:tab w:val="right" w:leader="dot" w:pos="9396"/>
+            </w:tabs>
+            <w:rPr>
+              <w:rFonts w:eastAsiaTheme="minorEastAsia"/>
+              <w:noProof/>
+              <w:lang w:eastAsia="fr-SN"/>
+            </w:rPr>
+          </w:pPr>
+          <w:hyperlink w:anchor="_Toc228120729" w:history="1">
+            <w:r>
+              <w:rPr>
+                <w:rStyle w:val="Lienhypertexte"/>
+                <w:rFonts w:ascii="Times New Roman" w:hAnsi="Times New Roman" w:cs="Times New Roman"/>
+                <w:noProof/>
+              </w:rPr>
+              <w:t>Sauvegarder aussi les encodeurs</w:t>
+            </w:r>
+            <w:r>
+              <w:rPr>
+                <w:noProof/>
+                <w:webHidden/>
+              </w:rPr>
+              <w:tab/>
+            </w:r>
+            <w:r>
+              <w:rPr>
+                <w:noProof/>
+                <w:webHidden/>
+              </w:rPr>
+              <w:fldChar w:fldCharType="begin"/>
+            </w:r>
+            <w:r>
+              <w:rPr>
+                <w:noProof/>
+                <w:webHidden/>
+              </w:rPr>
+              <w:instrText xml:space="preserve"> PAGEREF _Toc228120729 \h </w:instrText>
+            </w:r>
+            <w:r>
+              <w:rPr>
+                <w:noProof/>
+                <w:webHidden/>
+              </w:rPr>
+            </w:r>
+            <w:r>
+              <w:rPr>
+                <w:noProof/>
+                <w:webHidden/>
+              </w:rPr>
+              <w:fldChar w:fldCharType="separate"/>
+            </w:r>
+            <w:r>
+              <w:rPr>
+                <w:noProof/>
+                <w:webHidden/>
+              </w:rPr>
+              <w:t>11</w:t>
+            </w:r>
+            <w:r>
+              <w:rPr>
+                <w:noProof/>
+                <w:webHidden/>
+              </w:rPr>
+              <w:fldChar w:fldCharType="end"/>
+            </w:r>
+          </w:hyperlink>
+        </w:p>
+        <w:p>
+          <w:pPr>
+            <w:pStyle w:val="TM2"/>
+            <w:tabs>
+              <w:tab w:val="right" w:leader="dot" w:pos="9396"/>
+            </w:tabs>
+            <w:rPr>
+              <w:rFonts w:eastAsiaTheme="minorEastAsia"/>
+              <w:noProof/>
+              <w:lang w:eastAsia="fr-SN"/>
+            </w:rPr>
+          </w:pPr>
+          <w:hyperlink w:anchor="_Toc228120730" w:history="1">
+            <w:r>
+              <w:rPr>
+                <w:rStyle w:val="Lienhypertexte"/>
+                <w:rFonts w:ascii="Times New Roman" w:hAnsi="Times New Roman" w:cs="Times New Roman"/>
+                <w:noProof/>
+              </w:rPr>
+              <w:t>Tester le modèle sérialisé</w:t>
+            </w:r>
+            <w:r>
+              <w:rPr>
+                <w:noProof/>
+                <w:webHidden/>
+              </w:rPr>
+              <w:tab/>
+            </w:r>
+            <w:r>
+              <w:rPr>
+                <w:noProof/>
+                <w:webHidden/>
+              </w:rPr>
+              <w:fldChar w:fldCharType="begin"/>
+            </w:r>
+            <w:r>
+              <w:rPr>
+                <w:noProof/>
+                <w:webHidden/>
+              </w:rPr>
+              <w:instrText xml:space="preserve"> PAGEREF _Toc228120730 \h </w:instrText>
+            </w:r>
+            <w:r>
+              <w:rPr>
+                <w:noProof/>
+                <w:webHidden/>
+              </w:rPr>
+            </w:r>
+            <w:r>
+              <w:rPr>
+                <w:noProof/>
+                <w:webHidden/>
+              </w:rPr>
+              <w:fldChar w:fldCharType="separate"/>
+            </w:r>
+            <w:r>
+              <w:rPr>
+                <w:noProof/>
+                <w:webHidden/>
+              </w:rPr>
+              <w:t>11</w:t>
+            </w:r>
+            <w:r>
+              <w:rPr>
+                <w:noProof/>
+                <w:webHidden/>
+              </w:rPr>
+              <w:fldChar w:fldCharType="end"/>
+            </w:r>
+          </w:hyperlink>
+        </w:p>
+        <w:p>
+          <w:pPr>
+            <w:pStyle w:val="TM3"/>
+            <w:tabs>
+              <w:tab w:val="right" w:leader="dot" w:pos="9396"/>
+            </w:tabs>
+            <w:rPr>
+              <w:rFonts w:eastAsiaTheme="minorEastAsia"/>
+              <w:noProof/>
+              <w:lang w:eastAsia="fr-SN"/>
+            </w:rPr>
+          </w:pPr>
+          <w:hyperlink w:anchor="_Toc228120731" w:history="1">
+            <w:r>
+              <w:rPr>
+                <w:rStyle w:val="Lienhypertexte"/>
+                <w:rFonts w:ascii="Times New Roman" w:hAnsi="Times New Roman" w:cs="Times New Roman"/>
+                <w:noProof/>
+              </w:rPr>
+              <w:t>Recharger le modèle depuis le fichier</w:t>
+            </w:r>
+            <w:r>
+              <w:rPr>
+                <w:noProof/>
+                <w:webHidden/>
+              </w:rPr>
+              <w:tab/>
+            </w:r>
+            <w:r>
+              <w:rPr>
+                <w:noProof/>
+                <w:webHidden/>
+              </w:rPr>
+              <w:fldChar w:fldCharType="begin"/>
+            </w:r>
+            <w:r>
+              <w:rPr>
+                <w:noProof/>
+                <w:webHidden/>
+              </w:rPr>
+              <w:instrText xml:space="preserve"> PAGEREF _Toc228120731 \h </w:instrText>
+            </w:r>
+            <w:r>
+              <w:rPr>
+                <w:noProof/>
+                <w:webHidden/>
+              </w:rPr>
+            </w:r>
+            <w:r>
+              <w:rPr>
+                <w:noProof/>
+                <w:webHidden/>
+              </w:rPr>
+              <w:fldChar w:fldCharType="separate"/>
+            </w:r>
+            <w:r>
+              <w:rPr>
+                <w:noProof/>
+                <w:webHidden/>
+              </w:rPr>
+              <w:t>11</w:t>
+            </w:r>
+            <w:r>
+              <w:rPr>
+                <w:noProof/>
+                <w:webHidden/>
+              </w:rPr>
+              <w:fldChar w:fldCharType="end"/>
+            </w:r>
+          </w:hyperlink>
+        </w:p>
+        <w:p>
+          <w:pPr>
+            <w:pStyle w:val="TM3"/>
+            <w:tabs>
+              <w:tab w:val="right" w:leader="dot" w:pos="9396"/>
+            </w:tabs>
+            <w:rPr>
+              <w:rFonts w:eastAsiaTheme="minorEastAsia"/>
+              <w:noProof/>
+              <w:lang w:eastAsia="fr-SN"/>
+            </w:rPr>
+          </w:pPr>
+          <w:hyperlink w:anchor="_Toc228120732" w:history="1">
+            <w:r>
+              <w:rPr>
+                <w:rStyle w:val="Lienhypertexte"/>
+                <w:rFonts w:ascii="Times New Roman" w:hAnsi="Times New Roman" w:cs="Times New Roman"/>
+                <w:noProof/>
+              </w:rPr>
+              <w:t>Prédire pour un nouveau patient (simulation)</w:t>
+            </w:r>
+            <w:r>
+              <w:rPr>
+                <w:noProof/>
+                <w:webHidden/>
+              </w:rPr>
+              <w:tab/>
+            </w:r>
+            <w:r>
+              <w:rPr>
+                <w:noProof/>
+                <w:webHidden/>
+              </w:rPr>
+              <w:fldChar w:fldCharType="begin"/>
+            </w:r>
+            <w:r>
+              <w:rPr>
+                <w:noProof/>
+                <w:webHidden/>
+              </w:rPr>
+              <w:instrText xml:space="preserve"> PAGEREF _Toc228120732 \h </w:instrText>
+            </w:r>
+            <w:r>
+              <w:rPr>
+                <w:noProof/>
+                <w:webHidden/>
+              </w:rPr>
+            </w:r>
+            <w:r>
+              <w:rPr>
+                <w:noProof/>
+                <w:webHidden/>
+              </w:rPr>
+              <w:fldChar w:fldCharType="separate"/>
+            </w:r>
+            <w:r>
+              <w:rPr>
+                <w:noProof/>
+                <w:webHidden/>
+              </w:rPr>
+              <w:t>12</w:t>
+            </w:r>
+            <w:r>
+              <w:rPr>
+                <w:noProof/>
+                <w:webHidden/>
+              </w:rPr>
+              <w:fldChar w:fldCharType="end"/>
+            </w:r>
+          </w:hyperlink>
+        </w:p>
+        <w:p>
+          <w:pPr>
+            <w:pStyle w:val="TM2"/>
+            <w:tabs>
+              <w:tab w:val="right" w:leader="dot" w:pos="9396"/>
+            </w:tabs>
+            <w:rPr>
+              <w:rFonts w:eastAsiaTheme="minorEastAsia"/>
+              <w:noProof/>
+              <w:lang w:eastAsia="fr-SN"/>
+            </w:rPr>
+          </w:pPr>
+          <w:hyperlink w:anchor="_Toc228120733" w:history="1">
+            <w:r>
+              <w:rPr>
+                <w:rStyle w:val="Lienhypertexte"/>
+                <w:rFonts w:ascii="Times New Roman" w:hAnsi="Times New Roman" w:cs="Times New Roman"/>
+                <w:noProof/>
+              </w:rPr>
+              <w:t>Sauvegarder la version v1</w:t>
+            </w:r>
+            <w:r>
+              <w:rPr>
+                <w:noProof/>
+                <w:webHidden/>
+              </w:rPr>
+              <w:tab/>
+            </w:r>
+            <w:r>
+              <w:rPr>
+                <w:noProof/>
+                <w:webHidden/>
+              </w:rPr>
+              <w:fldChar w:fldCharType="begin"/>
+            </w:r>
+            <w:r>
+              <w:rPr>
+                <w:noProof/>
+                <w:webHidden/>
+              </w:rPr>
+              <w:instrText xml:space="preserve"> PAGEREF _Toc228120733 \h </w:instrText>
+            </w:r>
+            <w:r>
+              <w:rPr>
+                <w:noProof/>
+                <w:webHidden/>
+              </w:rPr>
+            </w:r>
+            <w:r>
+              <w:rPr>
+                <w:noProof/>
+                <w:webHidden/>
+              </w:rPr>
+              <w:fldChar w:fldCharType="separate"/>
+            </w:r>
+            <w:r>
+              <w:rPr>
+                <w:noProof/>
+                <w:webHidden/>
+              </w:rPr>
+              <w:t>13</w:t>
+            </w:r>
+            <w:r>
+              <w:rPr>
+                <w:noProof/>
+                <w:webHidden/>
+              </w:rPr>
+              <w:fldChar w:fldCharType="end"/>
+            </w:r>
+          </w:hyperlink>
+        </w:p>
+        <w:p>
+          <w:pPr>
+            <w:pStyle w:val="TM3"/>
+            <w:tabs>
+              <w:tab w:val="right" w:leader="dot" w:pos="9396"/>
+            </w:tabs>
+            <w:rPr>
+              <w:rFonts w:eastAsiaTheme="minorEastAsia"/>
+              <w:noProof/>
+              <w:lang w:eastAsia="fr-SN"/>
+            </w:rPr>
+          </w:pPr>
+          <w:hyperlink w:anchor="_Toc228120734" w:history="1">
+            <w:r>
+              <w:rPr>
+                <w:rStyle w:val="Lienhypertexte"/>
+                <w:rFonts w:ascii="Times New Roman" w:hAnsi="Times New Roman" w:cs="Times New Roman"/>
+                <w:noProof/>
+              </w:rPr>
+              <w:t>Vérifier l’état du dépôt</w:t>
+            </w:r>
+            <w:r>
+              <w:rPr>
+                <w:noProof/>
+                <w:webHidden/>
+              </w:rPr>
+              <w:tab/>
+            </w:r>
+            <w:r>
+              <w:rPr>
+                <w:noProof/>
+                <w:webHidden/>
+              </w:rPr>
+              <w:fldChar w:fldCharType="begin"/>
+            </w:r>
+            <w:r>
+              <w:rPr>
+                <w:noProof/>
+                <w:webHidden/>
+              </w:rPr>
+              <w:instrText xml:space="preserve"> PAGEREF _Toc228120734 \h </w:instrText>
+            </w:r>
+            <w:r>
+              <w:rPr>
+                <w:noProof/>
+                <w:webHidden/>
+              </w:rPr>
+            </w:r>
+            <w:r>
+              <w:rPr>
+                <w:noProof/>
+                <w:webHidden/>
+              </w:rPr>
+              <w:fldChar w:fldCharType="separate"/>
+            </w:r>
+            <w:r>
+              <w:rPr>
+                <w:noProof/>
+                <w:webHidden/>
+              </w:rPr>
+              <w:t>13</w:t>
+            </w:r>
+            <w:r>
+              <w:rPr>
+                <w:noProof/>
+                <w:webHidden/>
+              </w:rPr>
+              <w:fldChar w:fldCharType="end"/>
+            </w:r>
+          </w:hyperlink>
+        </w:p>
+        <w:p>
+          <w:pPr>
+            <w:pStyle w:val="TM3"/>
+            <w:tabs>
+              <w:tab w:val="right" w:leader="dot" w:pos="9396"/>
+            </w:tabs>
+            <w:rPr>
+              <w:rFonts w:eastAsiaTheme="minorEastAsia"/>
+              <w:noProof/>
+              <w:lang w:eastAsia="fr-SN"/>
+            </w:rPr>
+          </w:pPr>
+          <w:hyperlink w:anchor="_Toc228120735" w:history="1">
+            <w:r>
+              <w:rPr>
+                <w:rStyle w:val="Lienhypertexte"/>
+                <w:rFonts w:ascii="Times New Roman" w:hAnsi="Times New Roman" w:cs="Times New Roman"/>
+                <w:noProof/>
+              </w:rPr>
+              <w:t>Ajouter au .gitignore les fichiers temporaires</w:t>
+            </w:r>
+            <w:r>
+              <w:rPr>
+                <w:noProof/>
+                <w:webHidden/>
+              </w:rPr>
+              <w:tab/>
+            </w:r>
+            <w:r>
+              <w:rPr>
+                <w:noProof/>
+                <w:webHidden/>
+              </w:rPr>
+              <w:fldChar w:fldCharType="begin"/>
+            </w:r>
+            <w:r>
+              <w:rPr>
+                <w:noProof/>
+                <w:webHidden/>
+              </w:rPr>
+              <w:instrText xml:space="preserve"> PAGEREF _Toc228120735 \h </w:instrText>
+            </w:r>
+            <w:r>
+              <w:rPr>
+                <w:noProof/>
+                <w:webHidden/>
+              </w:rPr>
+            </w:r>
+            <w:r>
+              <w:rPr>
+                <w:noProof/>
+                <w:webHidden/>
+              </w:rPr>
+              <w:fldChar w:fldCharType="separate"/>
+            </w:r>
+            <w:r>
+              <w:rPr>
+                <w:noProof/>
+                <w:webHidden/>
+              </w:rPr>
+              <w:t>13</w:t>
+            </w:r>
+            <w:r>
+              <w:rPr>
+                <w:noProof/>
+                <w:webHidden/>
+              </w:rPr>
+              <w:fldChar w:fldCharType="end"/>
+            </w:r>
+          </w:hyperlink>
+        </w:p>
+        <w:p>
+          <w:pPr>
+            <w:pStyle w:val="TM3"/>
+            <w:tabs>
+              <w:tab w:val="right" w:leader="dot" w:pos="9396"/>
+            </w:tabs>
+            <w:rPr>
+              <w:rFonts w:eastAsiaTheme="minorEastAsia"/>
+              <w:noProof/>
+              <w:lang w:eastAsia="fr-SN"/>
+            </w:rPr>
+          </w:pPr>
+          <w:hyperlink w:anchor="_Toc228120736" w:history="1">
+            <w:r>
+              <w:rPr>
+                <w:rStyle w:val="Lienhypertexte"/>
+                <w:rFonts w:ascii="Times New Roman" w:hAnsi="Times New Roman" w:cs="Times New Roman"/>
+                <w:noProof/>
+              </w:rPr>
+              <w:t>Commit et tag</w:t>
+            </w:r>
+            <w:r>
+              <w:rPr>
+                <w:noProof/>
+                <w:webHidden/>
+              </w:rPr>
+              <w:tab/>
+            </w:r>
+            <w:r>
+              <w:rPr>
+                <w:noProof/>
+                <w:webHidden/>
+              </w:rPr>
+              <w:fldChar w:fldCharType="begin"/>
+            </w:r>
+            <w:r>
+              <w:rPr>
+                <w:noProof/>
+                <w:webHidden/>
+              </w:rPr>
+              <w:instrText xml:space="preserve"> PAGEREF _Toc228120736 \h </w:instrText>
+            </w:r>
+            <w:r>
+              <w:rPr>
+                <w:noProof/>
+                <w:webHidden/>
+              </w:rPr>
+            </w:r>
+            <w:r>
+              <w:rPr>
+                <w:noProof/>
+                <w:webHidden/>
+              </w:rPr>
+              <w:fldChar w:fldCharType="separate"/>
+            </w:r>
+            <w:r>
+              <w:rPr>
+                <w:noProof/>
+                <w:webHidden/>
+              </w:rPr>
+              <w:t>14</w:t>
+            </w:r>
+            <w:r>
+              <w:rPr>
+                <w:noProof/>
+                <w:webHidden/>
+              </w:rPr>
+              <w:fldChar w:fldCharType="end"/>
+            </w:r>
+          </w:hyperlink>
+        </w:p>
+        <w:p>
+          <w:pPr>
+            <w:pStyle w:val="TM2"/>
+            <w:tabs>
+              <w:tab w:val="right" w:leader="dot" w:pos="9396"/>
+            </w:tabs>
+            <w:rPr>
+              <w:rFonts w:eastAsiaTheme="minorEastAsia"/>
+              <w:noProof/>
+              <w:lang w:eastAsia="fr-SN"/>
+            </w:rPr>
+          </w:pPr>
+          <w:hyperlink w:anchor="_Toc228120737" w:history="1">
+            <w:r>
+              <w:rPr>
+                <w:rStyle w:val="Lienhypertexte"/>
+                <w:noProof/>
+              </w:rPr>
+              <w:t>Conclusion</w:t>
+            </w:r>
+            <w:r>
+              <w:rPr>
+                <w:noProof/>
+                <w:webHidden/>
+              </w:rPr>
+              <w:tab/>
+            </w:r>
+            <w:r>
+              <w:rPr>
+                <w:noProof/>
+                <w:webHidden/>
+              </w:rPr>
+              <w:fldChar w:fldCharType="begin"/>
+            </w:r>
+            <w:r>
+              <w:rPr>
+                <w:noProof/>
+                <w:webHidden/>
+              </w:rPr>
+              <w:instrText xml:space="preserve"> PAGEREF _Toc228120737 \h </w:instrText>
+            </w:r>
+            <w:r>
+              <w:rPr>
+                <w:noProof/>
+                <w:webHidden/>
+              </w:rPr>
+            </w:r>
+            <w:r>
+              <w:rPr>
+                <w:noProof/>
+                <w:webHidden/>
+              </w:rPr>
+              <w:fldChar w:fldCharType="separate"/>
+            </w:r>
+            <w:r>
+              <w:rPr>
+                <w:noProof/>
+                <w:webHidden/>
+              </w:rPr>
+              <w:t>14</w:t>
             </w:r>
             <w:r>
               <w:rPr>
@@ -654,7 +2463,7 @@
           <w:rFonts w:ascii="Times New Roman" w:hAnsi="Times New Roman" w:cs="Times New Roman"/>
         </w:rPr>
       </w:pPr>
-      <w:bookmarkStart w:id="0" w:name="_Toc228027509"/>
+      <w:bookmarkStart w:id="0" w:name="_Toc228120709"/>
       <w:r>
         <w:rPr>
           <w:rFonts w:ascii="Times New Roman" w:hAnsi="Times New Roman" w:cs="Times New Roman"/>
@@ -672,80 +2481,84 @@
     </w:p>
     <w:p>
       <w:pPr>
-        <w:rPr>
-          <w:rFonts w:ascii="Times New Roman" w:hAnsi="Times New Roman" w:cs="Times New Roman"/>
-        </w:rPr>
-      </w:pPr>
-      <w:r>
-        <w:rPr>
-          <w:rFonts w:ascii="Times New Roman" w:hAnsi="Times New Roman" w:cs="Times New Roman"/>
-        </w:rPr>
-        <w:t>Dans le cadre du module « Introduction a l’</w:t>
-      </w:r>
-      <w:proofErr w:type="spellStart"/>
-      <w:r>
-        <w:rPr>
-          <w:rFonts w:ascii="Times New Roman" w:hAnsi="Times New Roman" w:cs="Times New Roman"/>
-        </w:rPr>
-        <w:t>integration</w:t>
-      </w:r>
-      <w:proofErr w:type="spellEnd"/>
+        <w:spacing w:line="360" w:lineRule="auto"/>
+        <w:jc w:val="both"/>
+        <w:rPr>
+          <w:rFonts w:ascii="Times New Roman" w:hAnsi="Times New Roman" w:cs="Times New Roman"/>
+        </w:rPr>
+      </w:pPr>
+      <w:r>
+        <w:rPr>
+          <w:rFonts w:ascii="Times New Roman" w:hAnsi="Times New Roman" w:cs="Times New Roman"/>
+        </w:rPr>
+        <w:t xml:space="preserve">Dans le cadre du module « Introduction </w:t>
+      </w:r>
+      <w:r>
+        <w:rPr>
+          <w:rFonts w:ascii="Times New Roman" w:hAnsi="Times New Roman" w:cs="Times New Roman"/>
+        </w:rPr>
+        <w:t>à</w:t>
+      </w:r>
+      <w:r>
+        <w:rPr>
+          <w:rFonts w:ascii="Times New Roman" w:hAnsi="Times New Roman" w:cs="Times New Roman"/>
+        </w:rPr>
+        <w:t xml:space="preserve"> l’</w:t>
+      </w:r>
+      <w:r>
+        <w:rPr>
+          <w:rFonts w:ascii="Times New Roman" w:hAnsi="Times New Roman" w:cs="Times New Roman"/>
+        </w:rPr>
+        <w:t>intégration</w:t>
+      </w:r>
       <w:r>
         <w:rPr>
           <w:rFonts w:ascii="Times New Roman" w:hAnsi="Times New Roman" w:cs="Times New Roman"/>
         </w:rPr>
         <w:t xml:space="preserve"> de </w:t>
       </w:r>
-      <w:proofErr w:type="spellStart"/>
-      <w:r>
-        <w:rPr>
-          <w:rFonts w:ascii="Times New Roman" w:hAnsi="Times New Roman" w:cs="Times New Roman"/>
-        </w:rPr>
-        <w:t>modeles</w:t>
-      </w:r>
-      <w:proofErr w:type="spellEnd"/>
+      <w:r>
+        <w:rPr>
+          <w:rFonts w:ascii="Times New Roman" w:hAnsi="Times New Roman" w:cs="Times New Roman"/>
+        </w:rPr>
+        <w:t>modèles</w:t>
+      </w:r>
       <w:r>
         <w:rPr>
           <w:rFonts w:ascii="Times New Roman" w:hAnsi="Times New Roman" w:cs="Times New Roman"/>
         </w:rPr>
         <w:t xml:space="preserve"> IA </w:t>
       </w:r>
-      <w:proofErr w:type="gramStart"/>
-      <w:r>
-        <w:rPr>
-          <w:rFonts w:ascii="Times New Roman" w:hAnsi="Times New Roman" w:cs="Times New Roman"/>
-        </w:rPr>
-        <w:t>» ,</w:t>
-      </w:r>
-      <w:proofErr w:type="gramEnd"/>
+      <w:r>
+        <w:rPr>
+          <w:rFonts w:ascii="Times New Roman" w:hAnsi="Times New Roman" w:cs="Times New Roman"/>
+        </w:rPr>
+        <w:t>»,</w:t>
+      </w:r>
       <w:r>
         <w:rPr>
           <w:rFonts w:ascii="Times New Roman" w:hAnsi="Times New Roman" w:cs="Times New Roman"/>
         </w:rPr>
         <w:t xml:space="preserve"> ce second </w:t>
       </w:r>
-      <w:proofErr w:type="spellStart"/>
-      <w:r>
-        <w:rPr>
-          <w:rFonts w:ascii="Times New Roman" w:hAnsi="Times New Roman" w:cs="Times New Roman"/>
-        </w:rPr>
-        <w:t>lab</w:t>
-      </w:r>
-      <w:proofErr w:type="spellEnd"/>
+      <w:r>
+        <w:rPr>
+          <w:rFonts w:ascii="Times New Roman" w:hAnsi="Times New Roman" w:cs="Times New Roman"/>
+        </w:rPr>
+        <w:t>lab.</w:t>
+      </w:r>
       <w:r>
         <w:rPr>
           <w:rFonts w:ascii="Times New Roman" w:hAnsi="Times New Roman" w:cs="Times New Roman"/>
         </w:rPr>
         <w:t xml:space="preserve"> marque un tournant </w:t>
       </w:r>
-      <w:proofErr w:type="spellStart"/>
-      <w:r>
-        <w:rPr>
-          <w:rFonts w:ascii="Times New Roman" w:hAnsi="Times New Roman" w:cs="Times New Roman"/>
-        </w:rPr>
-        <w:t>decisif</w:t>
-      </w:r>
-      <w:proofErr w:type="spellEnd"/>
+      <w:r>
+        <w:rPr>
+          <w:rFonts w:ascii="Times New Roman" w:hAnsi="Times New Roman" w:cs="Times New Roman"/>
+        </w:rPr>
+        <w:t>décisif</w:t>
+      </w:r>
       <w:r>
         <w:rPr>
           <w:rFonts w:ascii="Times New Roman" w:hAnsi="Times New Roman" w:cs="Times New Roman"/>
@@ -764,22 +2577,176 @@
         </w:rPr>
         <w:t xml:space="preserve">le de vie de notre projet </w:t>
       </w:r>
-      <w:proofErr w:type="spellStart"/>
-      <w:proofErr w:type="gramStart"/>
       <w:r>
         <w:rPr>
           <w:rFonts w:ascii="Times New Roman" w:hAnsi="Times New Roman" w:cs="Times New Roman"/>
           <w:b/>
           <w:bCs/>
         </w:rPr>
-        <w:t>Sensante</w:t>
-      </w:r>
-      <w:proofErr w:type="spellEnd"/>
-      <w:r>
-        <w:rPr>
-          <w:rFonts w:ascii="Times New Roman" w:hAnsi="Times New Roman" w:cs="Times New Roman"/>
-          <w:b/>
-          <w:bCs/>
+        <w:t>Sensante.</w:t>
+      </w:r>
+      <w:r>
+        <w:rPr>
+          <w:rFonts w:ascii="Times New Roman" w:hAnsi="Times New Roman" w:cs="Times New Roman"/>
+        </w:rPr>
+        <w:t xml:space="preserve"> L’objectif principal est de transformer les </w:t>
+      </w:r>
+      <w:r>
+        <w:rPr>
+          <w:rFonts w:ascii="Times New Roman" w:hAnsi="Times New Roman" w:cs="Times New Roman"/>
+        </w:rPr>
+        <w:t>données</w:t>
+      </w:r>
+      <w:r>
+        <w:rPr>
+          <w:rFonts w:ascii="Times New Roman" w:hAnsi="Times New Roman" w:cs="Times New Roman"/>
+        </w:rPr>
+        <w:t xml:space="preserve"> brutes </w:t>
+      </w:r>
+      <w:r>
+        <w:rPr>
+          <w:rFonts w:ascii="Times New Roman" w:hAnsi="Times New Roman" w:cs="Times New Roman"/>
+        </w:rPr>
+        <w:t>collectées</w:t>
+      </w:r>
+      <w:r>
+        <w:rPr>
+          <w:rFonts w:ascii="Times New Roman" w:hAnsi="Times New Roman" w:cs="Times New Roman"/>
+        </w:rPr>
+        <w:t xml:space="preserve"> en une </w:t>
+      </w:r>
+      <w:r>
+        <w:rPr>
+          <w:rFonts w:ascii="Times New Roman" w:hAnsi="Times New Roman" w:cs="Times New Roman"/>
+        </w:rPr>
+        <w:t>entité</w:t>
+      </w:r>
+      <w:r>
+        <w:rPr>
+          <w:rFonts w:ascii="Times New Roman" w:hAnsi="Times New Roman" w:cs="Times New Roman"/>
+        </w:rPr>
+        <w:t xml:space="preserve"> logicielle </w:t>
+      </w:r>
+      <w:r>
+        <w:rPr>
+          <w:rFonts w:ascii="Times New Roman" w:hAnsi="Times New Roman" w:cs="Times New Roman"/>
+        </w:rPr>
+        <w:t>réutilisable</w:t>
+      </w:r>
+      <w:r>
+        <w:rPr>
+          <w:rFonts w:ascii="Times New Roman" w:hAnsi="Times New Roman" w:cs="Times New Roman"/>
+        </w:rPr>
+        <w:t>.</w:t>
+      </w:r>
+    </w:p>
+    <w:p>
+      <w:pPr>
+        <w:spacing w:line="360" w:lineRule="auto"/>
+        <w:jc w:val="both"/>
+        <w:rPr>
+          <w:rFonts w:ascii="Times New Roman" w:hAnsi="Times New Roman" w:cs="Times New Roman"/>
+        </w:rPr>
+      </w:pPr>
+      <w:r>
+        <w:rPr>
+          <w:rFonts w:ascii="Times New Roman" w:hAnsi="Times New Roman" w:cs="Times New Roman"/>
+        </w:rPr>
+        <w:t>Ici,</w:t>
+      </w:r>
+      <w:r>
+        <w:rPr>
+          <w:rFonts w:ascii="Times New Roman" w:hAnsi="Times New Roman" w:cs="Times New Roman"/>
+        </w:rPr>
+        <w:t xml:space="preserve"> nous mettr</w:t>
+      </w:r>
+      <w:r>
+        <w:rPr>
+          <w:rFonts w:ascii="Times New Roman" w:hAnsi="Times New Roman" w:cs="Times New Roman"/>
+        </w:rPr>
+        <w:t>ons</w:t>
+      </w:r>
+      <w:r>
+        <w:rPr>
+          <w:rFonts w:ascii="Times New Roman" w:hAnsi="Times New Roman" w:cs="Times New Roman"/>
+        </w:rPr>
+        <w:t xml:space="preserve"> en </w:t>
+      </w:r>
+      <w:r>
+        <w:rPr>
+          <w:rFonts w:ascii="Times New Roman" w:hAnsi="Times New Roman" w:cs="Times New Roman"/>
+        </w:rPr>
+        <w:t>œuvre</w:t>
+      </w:r>
+      <w:r>
+        <w:rPr>
+          <w:rFonts w:ascii="Times New Roman" w:hAnsi="Times New Roman" w:cs="Times New Roman"/>
+        </w:rPr>
+        <w:t xml:space="preserve"> le </w:t>
+      </w:r>
+      <w:r>
+        <w:rPr>
+          <w:rFonts w:ascii="Times New Roman" w:hAnsi="Times New Roman" w:cs="Times New Roman"/>
+        </w:rPr>
+        <w:t>modèle</w:t>
+      </w:r>
+      <w:r>
+        <w:rPr>
+          <w:rFonts w:ascii="Times New Roman" w:hAnsi="Times New Roman" w:cs="Times New Roman"/>
+        </w:rPr>
+        <w:t xml:space="preserve"> qui servira de </w:t>
+      </w:r>
+      <w:r>
+        <w:rPr>
+          <w:rFonts w:ascii="Times New Roman" w:hAnsi="Times New Roman" w:cs="Times New Roman"/>
+        </w:rPr>
+        <w:t>prédiction</w:t>
+      </w:r>
+      <w:r>
+        <w:rPr>
+          <w:rFonts w:ascii="Times New Roman" w:hAnsi="Times New Roman" w:cs="Times New Roman"/>
+        </w:rPr>
+        <w:t xml:space="preserve"> pour les agents de </w:t>
+      </w:r>
+      <w:r>
+        <w:rPr>
+          <w:rFonts w:ascii="Times New Roman" w:hAnsi="Times New Roman" w:cs="Times New Roman"/>
+        </w:rPr>
+        <w:t>santé</w:t>
+      </w:r>
+      <w:r>
+        <w:rPr>
+          <w:rFonts w:ascii="Times New Roman" w:hAnsi="Times New Roman" w:cs="Times New Roman"/>
+        </w:rPr>
+        <w:t>.</w:t>
+      </w:r>
+      <w:r>
+        <w:rPr>
+          <w:rFonts w:ascii="Times New Roman" w:hAnsi="Times New Roman" w:cs="Times New Roman"/>
+        </w:rPr>
+        <w:t xml:space="preserve"> Pour se faire nous passerons par les phases suivantes : </w:t>
+      </w:r>
+      <w:r>
+        <w:rPr>
+          <w:rFonts w:ascii="Times New Roman" w:hAnsi="Times New Roman" w:cs="Times New Roman"/>
+        </w:rPr>
+        <w:t>préparation,</w:t>
+      </w:r>
+      <w:r>
+        <w:rPr>
+          <w:rFonts w:ascii="Times New Roman" w:hAnsi="Times New Roman" w:cs="Times New Roman"/>
+        </w:rPr>
+        <w:t xml:space="preserve"> apprentissage </w:t>
+      </w:r>
+      <w:r>
+        <w:rPr>
+          <w:rFonts w:ascii="Times New Roman" w:hAnsi="Times New Roman" w:cs="Times New Roman"/>
+        </w:rPr>
+        <w:t>algorithmique,</w:t>
+      </w:r>
+      <w:r>
+        <w:rPr>
+          <w:rFonts w:ascii="Times New Roman" w:hAnsi="Times New Roman" w:cs="Times New Roman"/>
         </w:rPr>
         <w:t xml:space="preserve"> </w:t>
       </w:r>
@@ -787,445 +2754,209 @@
         <w:rPr>
           <w:rFonts w:ascii="Times New Roman" w:hAnsi="Times New Roman" w:cs="Times New Roman"/>
         </w:rPr>
-        <w:t>.</w:t>
-      </w:r>
-      <w:proofErr w:type="gramEnd"/>
-      <w:r>
-        <w:rPr>
-          <w:rFonts w:ascii="Times New Roman" w:hAnsi="Times New Roman" w:cs="Times New Roman"/>
-        </w:rPr>
-        <w:t xml:space="preserve"> L’objectif principal est de transformer les </w:t>
-      </w:r>
-      <w:proofErr w:type="spellStart"/>
-      <w:r>
-        <w:rPr>
-          <w:rFonts w:ascii="Times New Roman" w:hAnsi="Times New Roman" w:cs="Times New Roman"/>
-        </w:rPr>
-        <w:t>donnees</w:t>
-      </w:r>
-      <w:proofErr w:type="spellEnd"/>
-      <w:r>
-        <w:rPr>
-          <w:rFonts w:ascii="Times New Roman" w:hAnsi="Times New Roman" w:cs="Times New Roman"/>
-        </w:rPr>
-        <w:t xml:space="preserve"> brutes </w:t>
-      </w:r>
-      <w:proofErr w:type="spellStart"/>
-      <w:r>
-        <w:rPr>
-          <w:rFonts w:ascii="Times New Roman" w:hAnsi="Times New Roman" w:cs="Times New Roman"/>
-        </w:rPr>
-        <w:t>collectees</w:t>
-      </w:r>
-      <w:proofErr w:type="spellEnd"/>
-      <w:r>
-        <w:rPr>
-          <w:rFonts w:ascii="Times New Roman" w:hAnsi="Times New Roman" w:cs="Times New Roman"/>
-        </w:rPr>
-        <w:t xml:space="preserve"> en une </w:t>
-      </w:r>
-      <w:proofErr w:type="spellStart"/>
-      <w:r>
-        <w:rPr>
-          <w:rFonts w:ascii="Times New Roman" w:hAnsi="Times New Roman" w:cs="Times New Roman"/>
-        </w:rPr>
-        <w:t>entite</w:t>
-      </w:r>
-      <w:proofErr w:type="spellEnd"/>
-      <w:r>
-        <w:rPr>
-          <w:rFonts w:ascii="Times New Roman" w:hAnsi="Times New Roman" w:cs="Times New Roman"/>
-        </w:rPr>
-        <w:t xml:space="preserve"> logicielle </w:t>
-      </w:r>
-      <w:proofErr w:type="spellStart"/>
-      <w:r>
-        <w:rPr>
-          <w:rFonts w:ascii="Times New Roman" w:hAnsi="Times New Roman" w:cs="Times New Roman"/>
-        </w:rPr>
-        <w:t>reutilisable</w:t>
-      </w:r>
-      <w:proofErr w:type="spellEnd"/>
-      <w:r>
-        <w:rPr>
-          <w:rFonts w:ascii="Times New Roman" w:hAnsi="Times New Roman" w:cs="Times New Roman"/>
-        </w:rPr>
-        <w:t>.</w:t>
-      </w:r>
-    </w:p>
-    <w:p>
-      <w:pPr>
-        <w:rPr>
-          <w:rFonts w:ascii="Times New Roman" w:hAnsi="Times New Roman" w:cs="Times New Roman"/>
-        </w:rPr>
-      </w:pPr>
-      <w:proofErr w:type="gramStart"/>
-      <w:r>
-        <w:rPr>
-          <w:rFonts w:ascii="Times New Roman" w:hAnsi="Times New Roman" w:cs="Times New Roman"/>
-        </w:rPr>
-        <w:t>Ici ,</w:t>
-      </w:r>
-      <w:proofErr w:type="gramEnd"/>
-      <w:r>
-        <w:rPr>
-          <w:rFonts w:ascii="Times New Roman" w:hAnsi="Times New Roman" w:cs="Times New Roman"/>
-        </w:rPr>
-        <w:t xml:space="preserve"> nous mettr</w:t>
-      </w:r>
-      <w:r>
-        <w:rPr>
-          <w:rFonts w:ascii="Times New Roman" w:hAnsi="Times New Roman" w:cs="Times New Roman"/>
-        </w:rPr>
-        <w:t>ons</w:t>
-      </w:r>
-      <w:r>
-        <w:rPr>
-          <w:rFonts w:ascii="Times New Roman" w:hAnsi="Times New Roman" w:cs="Times New Roman"/>
-        </w:rPr>
-        <w:t xml:space="preserve"> en </w:t>
-      </w:r>
-      <w:proofErr w:type="spellStart"/>
-      <w:r>
-        <w:rPr>
-          <w:rFonts w:ascii="Times New Roman" w:hAnsi="Times New Roman" w:cs="Times New Roman"/>
-        </w:rPr>
-        <w:t>oeuvre</w:t>
-      </w:r>
-      <w:proofErr w:type="spellEnd"/>
-      <w:r>
-        <w:rPr>
-          <w:rFonts w:ascii="Times New Roman" w:hAnsi="Times New Roman" w:cs="Times New Roman"/>
-        </w:rPr>
-        <w:t xml:space="preserve"> le </w:t>
-      </w:r>
-      <w:proofErr w:type="spellStart"/>
-      <w:r>
-        <w:rPr>
-          <w:rFonts w:ascii="Times New Roman" w:hAnsi="Times New Roman" w:cs="Times New Roman"/>
-        </w:rPr>
-        <w:t>modele</w:t>
-      </w:r>
-      <w:proofErr w:type="spellEnd"/>
-      <w:r>
-        <w:rPr>
-          <w:rFonts w:ascii="Times New Roman" w:hAnsi="Times New Roman" w:cs="Times New Roman"/>
-        </w:rPr>
-        <w:t xml:space="preserve"> qui servira de </w:t>
-      </w:r>
-      <w:proofErr w:type="spellStart"/>
-      <w:r>
-        <w:rPr>
-          <w:rFonts w:ascii="Times New Roman" w:hAnsi="Times New Roman" w:cs="Times New Roman"/>
-        </w:rPr>
-        <w:t>prediction</w:t>
-      </w:r>
-      <w:proofErr w:type="spellEnd"/>
-      <w:r>
-        <w:rPr>
-          <w:rFonts w:ascii="Times New Roman" w:hAnsi="Times New Roman" w:cs="Times New Roman"/>
-        </w:rPr>
-        <w:t xml:space="preserve"> pour les agents de </w:t>
-      </w:r>
-      <w:proofErr w:type="gramStart"/>
-      <w:r>
-        <w:rPr>
-          <w:rFonts w:ascii="Times New Roman" w:hAnsi="Times New Roman" w:cs="Times New Roman"/>
-        </w:rPr>
-        <w:t>sante .</w:t>
-      </w:r>
-      <w:proofErr w:type="gramEnd"/>
-      <w:r>
-        <w:rPr>
-          <w:rFonts w:ascii="Times New Roman" w:hAnsi="Times New Roman" w:cs="Times New Roman"/>
-        </w:rPr>
-        <w:t xml:space="preserve"> Pour se faire nous passerons par les phases suivantes : </w:t>
-      </w:r>
-      <w:proofErr w:type="spellStart"/>
-      <w:proofErr w:type="gramStart"/>
-      <w:r>
-        <w:rPr>
-          <w:rFonts w:ascii="Times New Roman" w:hAnsi="Times New Roman" w:cs="Times New Roman"/>
-        </w:rPr>
-        <w:t>preparation</w:t>
-      </w:r>
-      <w:proofErr w:type="spellEnd"/>
-      <w:r>
-        <w:rPr>
-          <w:rFonts w:ascii="Times New Roman" w:hAnsi="Times New Roman" w:cs="Times New Roman"/>
-        </w:rPr>
-        <w:t xml:space="preserve"> ,</w:t>
-      </w:r>
-      <w:proofErr w:type="gramEnd"/>
-      <w:r>
-        <w:rPr>
-          <w:rFonts w:ascii="Times New Roman" w:hAnsi="Times New Roman" w:cs="Times New Roman"/>
-        </w:rPr>
-        <w:t xml:space="preserve"> apprentissage </w:t>
-      </w:r>
-      <w:proofErr w:type="gramStart"/>
-      <w:r>
-        <w:rPr>
-          <w:rFonts w:ascii="Times New Roman" w:hAnsi="Times New Roman" w:cs="Times New Roman"/>
-        </w:rPr>
-        <w:t>algorithmique ,</w:t>
-      </w:r>
-      <w:proofErr w:type="gramEnd"/>
+        <w:t>évaluation</w:t>
+      </w:r>
+      <w:r>
+        <w:rPr>
+          <w:rFonts w:ascii="Times New Roman" w:hAnsi="Times New Roman" w:cs="Times New Roman"/>
+        </w:rPr>
+        <w:t xml:space="preserve"> critique et </w:t>
+      </w:r>
+      <w:r>
+        <w:rPr>
+          <w:rFonts w:ascii="Times New Roman" w:hAnsi="Times New Roman" w:cs="Times New Roman"/>
+        </w:rPr>
+        <w:t>sérialisation.</w:t>
+      </w:r>
+    </w:p>
+    <w:p>
+      <w:pPr>
+        <w:pStyle w:val="Titre2"/>
+        <w:spacing w:line="360" w:lineRule="auto"/>
+        <w:jc w:val="both"/>
+        <w:rPr>
+          <w:rFonts w:ascii="Times New Roman" w:hAnsi="Times New Roman" w:cs="Times New Roman"/>
+        </w:rPr>
+      </w:pPr>
+    </w:p>
+    <w:p>
+      <w:pPr>
+        <w:pStyle w:val="Titre2"/>
+        <w:spacing w:line="360" w:lineRule="auto"/>
+        <w:jc w:val="both"/>
+        <w:rPr>
+          <w:rFonts w:ascii="Times New Roman" w:hAnsi="Times New Roman" w:cs="Times New Roman"/>
+        </w:rPr>
+      </w:pPr>
+      <w:bookmarkStart w:id="1" w:name="_Toc228120710"/>
+      <w:r>
+        <w:rPr>
+          <w:rFonts w:ascii="Times New Roman" w:hAnsi="Times New Roman" w:cs="Times New Roman"/>
+        </w:rPr>
+        <w:t>Préparation</w:t>
+      </w:r>
+      <w:r>
+        <w:rPr>
+          <w:rFonts w:ascii="Times New Roman" w:hAnsi="Times New Roman" w:cs="Times New Roman"/>
+        </w:rPr>
+        <w:t xml:space="preserve"> de l’environnement de travail</w:t>
+      </w:r>
+      <w:bookmarkEnd w:id="1"/>
+    </w:p>
+    <w:p>
+      <w:pPr>
+        <w:spacing w:line="360" w:lineRule="auto"/>
+        <w:jc w:val="both"/>
+        <w:rPr>
+          <w:rFonts w:ascii="Times New Roman" w:hAnsi="Times New Roman" w:cs="Times New Roman"/>
+        </w:rPr>
+      </w:pPr>
+      <w:r>
+        <w:rPr>
+          <w:rFonts w:ascii="Times New Roman" w:hAnsi="Times New Roman" w:cs="Times New Roman"/>
+        </w:rPr>
+        <w:t xml:space="preserve">Avant de </w:t>
+      </w:r>
+      <w:r>
+        <w:rPr>
+          <w:rFonts w:ascii="Times New Roman" w:hAnsi="Times New Roman" w:cs="Times New Roman"/>
+        </w:rPr>
+        <w:t>démarrer</w:t>
+      </w:r>
+      <w:r>
+        <w:rPr>
+          <w:rFonts w:ascii="Times New Roman" w:hAnsi="Times New Roman" w:cs="Times New Roman"/>
+        </w:rPr>
+        <w:t xml:space="preserve"> l’entrainement du </w:t>
+      </w:r>
+      <w:r>
+        <w:rPr>
+          <w:rFonts w:ascii="Times New Roman" w:hAnsi="Times New Roman" w:cs="Times New Roman"/>
+        </w:rPr>
+        <w:t>modèle,</w:t>
+      </w:r>
+      <w:r>
+        <w:rPr>
+          <w:rFonts w:ascii="Times New Roman" w:hAnsi="Times New Roman" w:cs="Times New Roman"/>
+        </w:rPr>
+        <w:t xml:space="preserve"> il fallait avant tout </w:t>
+      </w:r>
+      <w:r>
+        <w:rPr>
+          <w:rFonts w:ascii="Times New Roman" w:hAnsi="Times New Roman" w:cs="Times New Roman"/>
+        </w:rPr>
+        <w:t>préparer</w:t>
+      </w:r>
+      <w:r>
+        <w:rPr>
+          <w:rFonts w:ascii="Times New Roman" w:hAnsi="Times New Roman" w:cs="Times New Roman"/>
+        </w:rPr>
+        <w:t xml:space="preserve"> notre environnement de travail.</w:t>
+      </w:r>
+    </w:p>
+    <w:p>
+      <w:pPr>
+        <w:pStyle w:val="Titre3"/>
+        <w:spacing w:line="360" w:lineRule="auto"/>
+        <w:jc w:val="both"/>
+        <w:rPr>
+          <w:rFonts w:ascii="Times New Roman" w:hAnsi="Times New Roman" w:cs="Times New Roman"/>
+        </w:rPr>
+      </w:pPr>
+      <w:bookmarkStart w:id="2" w:name="_Toc228120711"/>
+      <w:r>
+        <w:rPr>
+          <w:rFonts w:ascii="Times New Roman" w:hAnsi="Times New Roman" w:cs="Times New Roman"/>
+        </w:rPr>
+        <w:t>Activer l'environnement virtuel et installer les dépendances</w:t>
+      </w:r>
+      <w:bookmarkEnd w:id="2"/>
+    </w:p>
+    <w:p>
+      <w:pPr>
+        <w:spacing w:line="360" w:lineRule="auto"/>
+        <w:jc w:val="both"/>
+        <w:rPr>
+          <w:rFonts w:ascii="Times New Roman" w:hAnsi="Times New Roman" w:cs="Times New Roman"/>
+        </w:rPr>
+      </w:pPr>
+      <w:r>
+        <w:rPr>
+          <w:rFonts w:ascii="Times New Roman" w:hAnsi="Times New Roman" w:cs="Times New Roman"/>
+        </w:rPr>
+        <w:t xml:space="preserve">Comme </w:t>
+      </w:r>
+      <w:r>
+        <w:rPr>
+          <w:rFonts w:ascii="Times New Roman" w:hAnsi="Times New Roman" w:cs="Times New Roman"/>
+        </w:rPr>
+        <w:t>recommandé</w:t>
+      </w:r>
+      <w:r>
+        <w:rPr>
+          <w:rFonts w:ascii="Times New Roman" w:hAnsi="Times New Roman" w:cs="Times New Roman"/>
+        </w:rPr>
+        <w:t xml:space="preserve"> dans le </w:t>
+      </w:r>
+      <w:r>
+        <w:rPr>
+          <w:rFonts w:ascii="Times New Roman" w:hAnsi="Times New Roman" w:cs="Times New Roman"/>
+        </w:rPr>
+        <w:t>lab.</w:t>
+      </w:r>
       <w:r>
         <w:rPr>
           <w:rFonts w:ascii="Times New Roman" w:hAnsi="Times New Roman" w:cs="Times New Roman"/>
         </w:rPr>
         <w:t xml:space="preserve"> </w:t>
       </w:r>
-      <w:proofErr w:type="spellStart"/>
-      <w:r>
-        <w:rPr>
-          <w:rFonts w:ascii="Times New Roman" w:hAnsi="Times New Roman" w:cs="Times New Roman"/>
-        </w:rPr>
-        <w:t>evaluation</w:t>
-      </w:r>
-      <w:proofErr w:type="spellEnd"/>
-      <w:r>
-        <w:rPr>
-          <w:rFonts w:ascii="Times New Roman" w:hAnsi="Times New Roman" w:cs="Times New Roman"/>
-        </w:rPr>
-        <w:t xml:space="preserve"> critique et </w:t>
-      </w:r>
-      <w:proofErr w:type="spellStart"/>
-      <w:proofErr w:type="gramStart"/>
-      <w:r>
-        <w:rPr>
-          <w:rFonts w:ascii="Times New Roman" w:hAnsi="Times New Roman" w:cs="Times New Roman"/>
-        </w:rPr>
-        <w:t>serialisation</w:t>
-      </w:r>
-      <w:proofErr w:type="spellEnd"/>
-      <w:r>
-        <w:rPr>
-          <w:rFonts w:ascii="Times New Roman" w:hAnsi="Times New Roman" w:cs="Times New Roman"/>
-        </w:rPr>
-        <w:t xml:space="preserve"> .</w:t>
-      </w:r>
-      <w:proofErr w:type="gramEnd"/>
-    </w:p>
-    <w:p>
-      <w:pPr>
-        <w:pStyle w:val="Titre2"/>
-        <w:rPr>
-          <w:rFonts w:ascii="Times New Roman" w:hAnsi="Times New Roman" w:cs="Times New Roman"/>
-        </w:rPr>
-      </w:pPr>
-    </w:p>
-    <w:p>
-      <w:pPr>
-        <w:pStyle w:val="Titre2"/>
-        <w:rPr>
-          <w:rFonts w:ascii="Times New Roman" w:hAnsi="Times New Roman" w:cs="Times New Roman"/>
-        </w:rPr>
-      </w:pPr>
-      <w:bookmarkStart w:id="1" w:name="_Toc228027510"/>
-      <w:proofErr w:type="spellStart"/>
-      <w:r>
-        <w:rPr>
-          <w:rFonts w:ascii="Times New Roman" w:hAnsi="Times New Roman" w:cs="Times New Roman"/>
-        </w:rPr>
-        <w:t>Preparation</w:t>
-      </w:r>
-      <w:proofErr w:type="spellEnd"/>
-      <w:r>
-        <w:rPr>
-          <w:rFonts w:ascii="Times New Roman" w:hAnsi="Times New Roman" w:cs="Times New Roman"/>
-        </w:rPr>
-        <w:t xml:space="preserve"> de l’environnement de travail</w:t>
-      </w:r>
-      <w:bookmarkEnd w:id="1"/>
-    </w:p>
-    <w:p>
-      <w:pPr>
-        <w:rPr>
-          <w:rFonts w:ascii="Times New Roman" w:hAnsi="Times New Roman" w:cs="Times New Roman"/>
-        </w:rPr>
-      </w:pPr>
-      <w:r>
-        <w:rPr>
-          <w:rFonts w:ascii="Times New Roman" w:hAnsi="Times New Roman" w:cs="Times New Roman"/>
-        </w:rPr>
-        <w:t xml:space="preserve">Avant de </w:t>
-      </w:r>
-      <w:proofErr w:type="spellStart"/>
-      <w:r>
-        <w:rPr>
-          <w:rFonts w:ascii="Times New Roman" w:hAnsi="Times New Roman" w:cs="Times New Roman"/>
-        </w:rPr>
-        <w:t>demarrer</w:t>
-      </w:r>
-      <w:proofErr w:type="spellEnd"/>
-      <w:r>
-        <w:rPr>
-          <w:rFonts w:ascii="Times New Roman" w:hAnsi="Times New Roman" w:cs="Times New Roman"/>
-        </w:rPr>
-        <w:t xml:space="preserve"> l’entrainement du </w:t>
-      </w:r>
-      <w:proofErr w:type="spellStart"/>
-      <w:proofErr w:type="gramStart"/>
-      <w:r>
-        <w:rPr>
-          <w:rFonts w:ascii="Times New Roman" w:hAnsi="Times New Roman" w:cs="Times New Roman"/>
-        </w:rPr>
-        <w:t>modele</w:t>
-      </w:r>
-      <w:proofErr w:type="spellEnd"/>
-      <w:r>
-        <w:rPr>
-          <w:rFonts w:ascii="Times New Roman" w:hAnsi="Times New Roman" w:cs="Times New Roman"/>
-        </w:rPr>
-        <w:t xml:space="preserve"> ,</w:t>
-      </w:r>
-      <w:proofErr w:type="gramEnd"/>
-      <w:r>
-        <w:rPr>
-          <w:rFonts w:ascii="Times New Roman" w:hAnsi="Times New Roman" w:cs="Times New Roman"/>
-        </w:rPr>
-        <w:t xml:space="preserve"> il fallait avant tout </w:t>
-      </w:r>
-      <w:proofErr w:type="spellStart"/>
-      <w:r>
-        <w:rPr>
-          <w:rFonts w:ascii="Times New Roman" w:hAnsi="Times New Roman" w:cs="Times New Roman"/>
-        </w:rPr>
-        <w:t>preparer</w:t>
-      </w:r>
-      <w:proofErr w:type="spellEnd"/>
-      <w:r>
-        <w:rPr>
-          <w:rFonts w:ascii="Times New Roman" w:hAnsi="Times New Roman" w:cs="Times New Roman"/>
-        </w:rPr>
-        <w:t xml:space="preserve"> notre environnement de travail.</w:t>
-      </w:r>
-    </w:p>
-    <w:p>
-      <w:pPr>
-        <w:pStyle w:val="Titre3"/>
-        <w:rPr>
-          <w:rFonts w:ascii="Times New Roman" w:hAnsi="Times New Roman" w:cs="Times New Roman"/>
-        </w:rPr>
-      </w:pPr>
-      <w:bookmarkStart w:id="2" w:name="_Toc228027511"/>
-      <w:r>
-        <w:rPr>
-          <w:rFonts w:ascii="Times New Roman" w:hAnsi="Times New Roman" w:cs="Times New Roman"/>
-        </w:rPr>
-        <w:t>Activer l'environnement virtuel et installer les dépendances</w:t>
-      </w:r>
-      <w:bookmarkEnd w:id="2"/>
-    </w:p>
-    <w:p>
-      <w:pPr>
-        <w:rPr>
-          <w:rFonts w:ascii="Times New Roman" w:hAnsi="Times New Roman" w:cs="Times New Roman"/>
-        </w:rPr>
-      </w:pPr>
-      <w:r>
-        <w:rPr>
-          <w:rFonts w:ascii="Times New Roman" w:hAnsi="Times New Roman" w:cs="Times New Roman"/>
-        </w:rPr>
-        <w:t xml:space="preserve">Comme </w:t>
-      </w:r>
-      <w:proofErr w:type="spellStart"/>
-      <w:r>
-        <w:rPr>
-          <w:rFonts w:ascii="Times New Roman" w:hAnsi="Times New Roman" w:cs="Times New Roman"/>
-        </w:rPr>
-        <w:t>recommende</w:t>
-      </w:r>
-      <w:proofErr w:type="spellEnd"/>
-      <w:r>
-        <w:rPr>
-          <w:rFonts w:ascii="Times New Roman" w:hAnsi="Times New Roman" w:cs="Times New Roman"/>
-        </w:rPr>
-        <w:t xml:space="preserve"> dans le </w:t>
-      </w:r>
-      <w:proofErr w:type="spellStart"/>
-      <w:r>
-        <w:rPr>
-          <w:rFonts w:ascii="Times New Roman" w:hAnsi="Times New Roman" w:cs="Times New Roman"/>
-        </w:rPr>
-        <w:t>lab</w:t>
-      </w:r>
-      <w:proofErr w:type="spellEnd"/>
-      <w:r>
-        <w:rPr>
-          <w:rFonts w:ascii="Times New Roman" w:hAnsi="Times New Roman" w:cs="Times New Roman"/>
-        </w:rPr>
-        <w:t xml:space="preserve"> </w:t>
-      </w:r>
-      <w:proofErr w:type="gramStart"/>
-      <w:r>
-        <w:rPr>
-          <w:rFonts w:ascii="Times New Roman" w:hAnsi="Times New Roman" w:cs="Times New Roman"/>
-        </w:rPr>
-        <w:t>1 ,</w:t>
-      </w:r>
-      <w:proofErr w:type="gramEnd"/>
+      <w:r>
+        <w:rPr>
+          <w:rFonts w:ascii="Times New Roman" w:hAnsi="Times New Roman" w:cs="Times New Roman"/>
+        </w:rPr>
+        <w:t>1,</w:t>
+      </w:r>
       <w:r>
         <w:rPr>
           <w:rFonts w:ascii="Times New Roman" w:hAnsi="Times New Roman" w:cs="Times New Roman"/>
         </w:rPr>
         <w:t xml:space="preserve"> l’utilisation d’un </w:t>
       </w:r>
-      <w:proofErr w:type="spellStart"/>
-      <w:r>
-        <w:rPr>
-          <w:rFonts w:ascii="Times New Roman" w:hAnsi="Times New Roman" w:cs="Times New Roman"/>
-        </w:rPr>
-        <w:t>enviroonement</w:t>
-      </w:r>
-      <w:proofErr w:type="spellEnd"/>
+      <w:r>
+        <w:rPr>
+          <w:rFonts w:ascii="Times New Roman" w:hAnsi="Times New Roman" w:cs="Times New Roman"/>
+        </w:rPr>
+        <w:t>environnement</w:t>
+      </w:r>
       <w:r>
         <w:rPr>
           <w:rFonts w:ascii="Times New Roman" w:hAnsi="Times New Roman" w:cs="Times New Roman"/>
         </w:rPr>
         <w:t xml:space="preserve"> virtuel est indispensable pour isoler les </w:t>
       </w:r>
-      <w:proofErr w:type="spellStart"/>
-      <w:r>
-        <w:rPr>
-          <w:rFonts w:ascii="Times New Roman" w:hAnsi="Times New Roman" w:cs="Times New Roman"/>
-        </w:rPr>
-        <w:t>dependances</w:t>
-      </w:r>
-      <w:proofErr w:type="spellEnd"/>
-      <w:r>
-        <w:rPr>
-          <w:rFonts w:ascii="Times New Roman" w:hAnsi="Times New Roman" w:cs="Times New Roman"/>
-        </w:rPr>
-        <w:t xml:space="preserve"> du projet </w:t>
-      </w:r>
-      <w:proofErr w:type="spellStart"/>
-      <w:r>
-        <w:rPr>
-          <w:rFonts w:ascii="Times New Roman" w:hAnsi="Times New Roman" w:cs="Times New Roman"/>
-        </w:rPr>
-        <w:t>Sensante</w:t>
-      </w:r>
-      <w:proofErr w:type="spellEnd"/>
-      <w:r>
-        <w:rPr>
-          <w:rFonts w:ascii="Times New Roman" w:hAnsi="Times New Roman" w:cs="Times New Roman"/>
-        </w:rPr>
-        <w:t xml:space="preserve"> des autres </w:t>
-      </w:r>
-      <w:proofErr w:type="gramStart"/>
-      <w:r>
-        <w:rPr>
-          <w:rFonts w:ascii="Times New Roman" w:hAnsi="Times New Roman" w:cs="Times New Roman"/>
-        </w:rPr>
-        <w:t>projets .</w:t>
-      </w:r>
-      <w:proofErr w:type="gramEnd"/>
-    </w:p>
-    <w:p>
-      <w:pPr>
+      <w:r>
+        <w:rPr>
+          <w:rFonts w:ascii="Times New Roman" w:hAnsi="Times New Roman" w:cs="Times New Roman"/>
+        </w:rPr>
+        <w:t>dépendances</w:t>
+      </w:r>
+      <w:r>
+        <w:rPr>
+          <w:rFonts w:ascii="Times New Roman" w:hAnsi="Times New Roman" w:cs="Times New Roman"/>
+        </w:rPr>
+        <w:t xml:space="preserve"> du projet Sensante des autres </w:t>
+      </w:r>
+      <w:r>
+        <w:rPr>
+          <w:rFonts w:ascii="Times New Roman" w:hAnsi="Times New Roman" w:cs="Times New Roman"/>
+        </w:rPr>
+        <w:t>projets.</w:t>
+      </w:r>
+    </w:p>
+    <w:p>
+      <w:pPr>
+        <w:spacing w:line="360" w:lineRule="auto"/>
+        <w:jc w:val="both"/>
         <w:rPr>
           <w:rFonts w:ascii="Times New Roman" w:hAnsi="Times New Roman" w:cs="Times New Roman"/>
         </w:rPr>
@@ -1236,23 +2967,49 @@
         </w:rPr>
         <w:t xml:space="preserve">Nous avons </w:t>
       </w:r>
-      <w:proofErr w:type="spellStart"/>
-      <w:r>
-        <w:rPr>
-          <w:rFonts w:ascii="Times New Roman" w:hAnsi="Times New Roman" w:cs="Times New Roman"/>
-        </w:rPr>
-        <w:t>procede</w:t>
-      </w:r>
-      <w:proofErr w:type="spellEnd"/>
-      <w:r>
-        <w:rPr>
-          <w:rFonts w:ascii="Times New Roman" w:hAnsi="Times New Roman" w:cs="Times New Roman"/>
-        </w:rPr>
-        <w:t xml:space="preserve"> comme suit : </w:t>
-      </w:r>
-    </w:p>
-    <w:p>
-      <w:pPr>
+      <w:r>
+        <w:rPr>
+          <w:rFonts w:ascii="Times New Roman" w:hAnsi="Times New Roman" w:cs="Times New Roman"/>
+        </w:rPr>
+        <w:t>procédé</w:t>
+      </w:r>
+      <w:r>
+        <w:rPr>
+          <w:rFonts w:ascii="Times New Roman" w:hAnsi="Times New Roman" w:cs="Times New Roman"/>
+        </w:rPr>
+        <w:t xml:space="preserve"> comme </w:t>
+      </w:r>
+      <w:r>
+        <w:rPr>
+          <w:rFonts w:ascii="Times New Roman" w:hAnsi="Times New Roman" w:cs="Times New Roman"/>
+        </w:rPr>
+        <w:t>suit.</w:t>
+      </w:r>
+    </w:p>
+    <w:p>
+      <w:pPr>
+        <w:pStyle w:val="Paragraphedeliste"/>
+        <w:numPr>
+          <w:ilvl w:val="0"/>
+          <w:numId w:val="1"/>
+        </w:numPr>
+        <w:spacing w:line="360" w:lineRule="auto"/>
+        <w:jc w:val="both"/>
+        <w:rPr>
+          <w:rFonts w:ascii="Times New Roman" w:hAnsi="Times New Roman" w:cs="Times New Roman"/>
+        </w:rPr>
+      </w:pPr>
+      <w:r>
+        <w:rPr>
+          <w:rFonts w:ascii="Times New Roman" w:hAnsi="Times New Roman" w:cs="Times New Roman"/>
+        </w:rPr>
+        <w:t>Se rendre dans le dossier du projet « Sensante »</w:t>
+      </w:r>
+    </w:p>
+    <w:p>
+      <w:pPr>
+        <w:spacing w:line="360" w:lineRule="auto"/>
+        <w:jc w:val="both"/>
         <w:rPr>
           <w:rFonts w:ascii="Times New Roman" w:hAnsi="Times New Roman" w:cs="Times New Roman"/>
         </w:rPr>
@@ -1278,7 +3035,7 @@
                     <pic:cNvPicPr/>
                   </pic:nvPicPr>
                   <pic:blipFill rotWithShape="1">
-                    <a:blip r:embed="rId7"/>
+                    <a:blip r:embed="rId9"/>
                     <a:srcRect t="16165" b="22450"/>
                     <a:stretch>
                       <a:fillRect/>
@@ -1310,13 +3067,28 @@
     </w:p>
     <w:p>
       <w:pPr>
-        <w:rPr>
-          <w:rFonts w:ascii="Times New Roman" w:hAnsi="Times New Roman" w:cs="Times New Roman"/>
-        </w:rPr>
-      </w:pPr>
-    </w:p>
-    <w:p>
-      <w:pPr>
+        <w:pStyle w:val="Paragraphedeliste"/>
+        <w:numPr>
+          <w:ilvl w:val="0"/>
+          <w:numId w:val="1"/>
+        </w:numPr>
+        <w:spacing w:line="360" w:lineRule="auto"/>
+        <w:jc w:val="both"/>
+        <w:rPr>
+          <w:rFonts w:ascii="Times New Roman" w:hAnsi="Times New Roman" w:cs="Times New Roman"/>
+        </w:rPr>
+      </w:pPr>
+      <w:r>
+        <w:rPr>
+          <w:rFonts w:ascii="Times New Roman" w:hAnsi="Times New Roman" w:cs="Times New Roman"/>
+        </w:rPr>
+        <w:t>Activer l’environnement de travail</w:t>
+      </w:r>
+    </w:p>
+    <w:p>
+      <w:pPr>
+        <w:spacing w:line="360" w:lineRule="auto"/>
+        <w:jc w:val="both"/>
         <w:rPr>
           <w:rFonts w:ascii="Times New Roman" w:hAnsi="Times New Roman" w:cs="Times New Roman"/>
         </w:rPr>
@@ -1342,7 +3114,7 @@
                     <pic:cNvPicPr/>
                   </pic:nvPicPr>
                   <pic:blipFill>
-                    <a:blip r:embed="rId8"/>
+                    <a:blip r:embed="rId10"/>
                     <a:stretch>
                       <a:fillRect/>
                     </a:stretch>
@@ -1366,48 +3138,3302 @@
     <w:p>
       <w:pPr>
         <w:pStyle w:val="Titre3"/>
-        <w:rPr>
-          <w:rFonts w:ascii="Times New Roman" w:hAnsi="Times New Roman" w:cs="Times New Roman"/>
-        </w:rPr>
-      </w:pPr>
-      <w:bookmarkStart w:id="3" w:name="_Toc228027512"/>
-      <w:r>
-        <w:rPr>
-          <w:rFonts w:ascii="Times New Roman" w:hAnsi="Times New Roman" w:cs="Times New Roman"/>
-        </w:rPr>
-        <w:t xml:space="preserve">Installer </w:t>
+        <w:spacing w:line="360" w:lineRule="auto"/>
+        <w:jc w:val="both"/>
+        <w:rPr>
+          <w:rFonts w:ascii="Times New Roman" w:hAnsi="Times New Roman" w:cs="Times New Roman"/>
+        </w:rPr>
+      </w:pPr>
+      <w:bookmarkStart w:id="3" w:name="_Toc228120712"/>
+      <w:r>
+        <w:rPr>
+          <w:rFonts w:ascii="Times New Roman" w:hAnsi="Times New Roman" w:cs="Times New Roman"/>
+        </w:rPr>
+        <w:lastRenderedPageBreak/>
+        <w:t>Installer scikit-learn et joblib</w:t>
+      </w:r>
+      <w:bookmarkEnd w:id="3"/>
+    </w:p>
+    <w:p>
+      <w:r>
+        <w:t xml:space="preserve">Scikit-learn a pour </w:t>
+      </w:r>
+      <w:r>
+        <w:t>but de</w:t>
+      </w:r>
+      <w:r>
+        <w:t xml:space="preserve"> construire l’intelligence du diagnostic alors que Joblib permet d’enregistrer cette intelligence dans un fichier pour qu’elle puisse </w:t>
+      </w:r>
+      <w:r>
+        <w:t>être</w:t>
+      </w:r>
+      <w:r>
+        <w:t xml:space="preserve"> </w:t>
+      </w:r>
+      <w:r>
+        <w:t>utilisée</w:t>
+      </w:r>
+      <w:r>
+        <w:t xml:space="preserve"> plus tard dans notre application.</w:t>
+      </w:r>
+    </w:p>
+    <w:p>
+      <w:pPr>
+        <w:pStyle w:val="Paragraphedeliste"/>
+        <w:numPr>
+          <w:ilvl w:val="0"/>
+          <w:numId w:val="2"/>
+        </w:numPr>
+      </w:pPr>
+      <w:r>
+        <w:t xml:space="preserve">Scikit-learn transforme les </w:t>
+      </w:r>
+      <w:r>
+        <w:t>données</w:t>
+      </w:r>
+      <w:r>
+        <w:t xml:space="preserve"> brutes en une intelligence capable </w:t>
+      </w:r>
+      <w:r>
+        <w:t xml:space="preserve">de prendre des </w:t>
+      </w:r>
+      <w:r>
+        <w:t>décisions.</w:t>
+      </w:r>
+    </w:p>
+    <w:p>
+      <w:pPr>
+        <w:pStyle w:val="Paragraphedeliste"/>
+        <w:numPr>
+          <w:ilvl w:val="0"/>
+          <w:numId w:val="2"/>
+        </w:numPr>
+      </w:pPr>
+      <w:r>
+        <w:t xml:space="preserve">Joblib permet d’enregistrer cette intelligence dans un disque dur pour ne pas la </w:t>
+      </w:r>
+      <w:r>
+        <w:t>perdre.</w:t>
+      </w:r>
+    </w:p>
+    <w:p>
+      <w:pPr>
+        <w:spacing w:line="360" w:lineRule="auto"/>
+        <w:jc w:val="both"/>
+        <w:rPr>
+          <w:rFonts w:ascii="Times New Roman" w:hAnsi="Times New Roman" w:cs="Times New Roman"/>
+        </w:rPr>
+      </w:pPr>
+      <w:r>
+        <w:rPr>
+          <w:rFonts w:ascii="Times New Roman" w:hAnsi="Times New Roman" w:cs="Times New Roman"/>
+          <w:noProof/>
+        </w:rPr>
+        <w:drawing>
+          <wp:inline distT="0" distB="0" distL="0" distR="0" wp14:anchorId="3FCB8D96" wp14:editId="51445595">
+            <wp:extent cx="5972810" cy="1312545"/>
+            <wp:effectExtent l="0" t="0" r="8890" b="1905"/>
+            <wp:docPr id="1279498883" name="Image 1"/>
+            <wp:cNvGraphicFramePr>
+              <a:graphicFrameLocks xmlns:a="http://schemas.openxmlformats.org/drawingml/2006/main" noChangeAspect="1"/>
+            </wp:cNvGraphicFramePr>
+            <a:graphic xmlns:a="http://schemas.openxmlformats.org/drawingml/2006/main">
+              <a:graphicData uri="http://schemas.openxmlformats.org/drawingml/2006/picture">
+                <pic:pic xmlns:pic="http://schemas.openxmlformats.org/drawingml/2006/picture">
+                  <pic:nvPicPr>
+                    <pic:cNvPr id="1279498883" name=""/>
+                    <pic:cNvPicPr/>
+                  </pic:nvPicPr>
+                  <pic:blipFill>
+                    <a:blip r:embed="rId11"/>
+                    <a:stretch>
+                      <a:fillRect/>
+                    </a:stretch>
+                  </pic:blipFill>
+                  <pic:spPr>
+                    <a:xfrm>
+                      <a:off x="0" y="0"/>
+                      <a:ext cx="5972810" cy="1312545"/>
+                    </a:xfrm>
+                    <a:prstGeom prst="rect">
+                      <a:avLst/>
+                    </a:prstGeom>
+                  </pic:spPr>
+                </pic:pic>
+              </a:graphicData>
+            </a:graphic>
+          </wp:inline>
+        </w:drawing>
+      </w:r>
+    </w:p>
+    <w:p>
+      <w:pPr>
+        <w:pStyle w:val="Titre3"/>
+        <w:spacing w:line="360" w:lineRule="auto"/>
+        <w:jc w:val="both"/>
+        <w:rPr>
+          <w:rFonts w:ascii="Times New Roman" w:hAnsi="Times New Roman" w:cs="Times New Roman"/>
+        </w:rPr>
+      </w:pPr>
+      <w:bookmarkStart w:id="4" w:name="_Toc228120713"/>
+      <w:r>
+        <w:rPr>
+          <w:rFonts w:ascii="Times New Roman" w:hAnsi="Times New Roman" w:cs="Times New Roman"/>
+        </w:rPr>
+        <w:t xml:space="preserve">Mettre </w:t>
+      </w:r>
+      <w:r>
+        <w:rPr>
+          <w:rFonts w:ascii="Times New Roman" w:hAnsi="Times New Roman" w:cs="Times New Roman"/>
+        </w:rPr>
+        <w:t>à</w:t>
+      </w:r>
+      <w:r>
+        <w:rPr>
+          <w:rFonts w:ascii="Times New Roman" w:hAnsi="Times New Roman" w:cs="Times New Roman"/>
+        </w:rPr>
+        <w:t xml:space="preserve"> jour requirement.txt</w:t>
+      </w:r>
+      <w:bookmarkEnd w:id="4"/>
+    </w:p>
+    <w:p>
+      <w:r>
+        <w:t xml:space="preserve">La mise a jour de requirement.txt permet de lister toutes les </w:t>
+      </w:r>
+      <w:r>
+        <w:t>bibliothèques</w:t>
+      </w:r>
+      <w:r>
+        <w:t xml:space="preserve"> et leurs versions </w:t>
+      </w:r>
+      <w:r>
+        <w:t>utilisées</w:t>
+      </w:r>
+      <w:r>
+        <w:t xml:space="preserve"> dans le </w:t>
+      </w:r>
+      <w:r>
+        <w:t>projet.</w:t>
+      </w:r>
+      <w:r>
+        <w:t xml:space="preserve"> </w:t>
+      </w:r>
+    </w:p>
+    <w:p>
+      <w:pPr>
+        <w:spacing w:line="360" w:lineRule="auto"/>
+        <w:jc w:val="both"/>
+        <w:rPr>
+          <w:rFonts w:ascii="Times New Roman" w:hAnsi="Times New Roman" w:cs="Times New Roman"/>
+        </w:rPr>
+      </w:pPr>
+      <w:r>
+        <w:rPr>
+          <w:rFonts w:ascii="Times New Roman" w:hAnsi="Times New Roman" w:cs="Times New Roman"/>
+          <w:noProof/>
+        </w:rPr>
+        <w:drawing>
+          <wp:inline distT="0" distB="0" distL="0" distR="0" wp14:anchorId="70CDB909" wp14:editId="619D7FA3">
+            <wp:extent cx="5972810" cy="676910"/>
+            <wp:effectExtent l="0" t="0" r="8890" b="8890"/>
+            <wp:docPr id="711903232" name="Image 1"/>
+            <wp:cNvGraphicFramePr>
+              <a:graphicFrameLocks xmlns:a="http://schemas.openxmlformats.org/drawingml/2006/main" noChangeAspect="1"/>
+            </wp:cNvGraphicFramePr>
+            <a:graphic xmlns:a="http://schemas.openxmlformats.org/drawingml/2006/main">
+              <a:graphicData uri="http://schemas.openxmlformats.org/drawingml/2006/picture">
+                <pic:pic xmlns:pic="http://schemas.openxmlformats.org/drawingml/2006/picture">
+                  <pic:nvPicPr>
+                    <pic:cNvPr id="711903232" name=""/>
+                    <pic:cNvPicPr/>
+                  </pic:nvPicPr>
+                  <pic:blipFill>
+                    <a:blip r:embed="rId12"/>
+                    <a:stretch>
+                      <a:fillRect/>
+                    </a:stretch>
+                  </pic:blipFill>
+                  <pic:spPr>
+                    <a:xfrm>
+                      <a:off x="0" y="0"/>
+                      <a:ext cx="5972810" cy="676910"/>
+                    </a:xfrm>
+                    <a:prstGeom prst="rect">
+                      <a:avLst/>
+                    </a:prstGeom>
+                  </pic:spPr>
+                </pic:pic>
+              </a:graphicData>
+            </a:graphic>
+          </wp:inline>
+        </w:drawing>
+      </w:r>
+    </w:p>
+    <w:p>
+      <w:pPr>
+        <w:pStyle w:val="Titre3"/>
+        <w:spacing w:line="360" w:lineRule="auto"/>
+        <w:jc w:val="both"/>
+        <w:rPr>
+          <w:rFonts w:ascii="Times New Roman" w:hAnsi="Times New Roman" w:cs="Times New Roman"/>
+        </w:rPr>
+      </w:pPr>
+      <w:bookmarkStart w:id="5" w:name="_Toc228120714"/>
+      <w:r>
+        <w:rPr>
+          <w:rFonts w:ascii="Times New Roman" w:hAnsi="Times New Roman" w:cs="Times New Roman"/>
+        </w:rPr>
+        <w:t>Créer le fichier de travail</w:t>
+      </w:r>
+      <w:bookmarkEnd w:id="5"/>
+    </w:p>
+    <w:p>
+      <w:r>
+        <w:t xml:space="preserve">A </w:t>
+      </w:r>
+      <w:r>
+        <w:t>présent</w:t>
+      </w:r>
+      <w:r>
+        <w:t xml:space="preserve"> nous allons créer le fichier sur lequel on va travailler « train_model.py </w:t>
+      </w:r>
+      <w:r>
+        <w:t>».</w:t>
+      </w:r>
+      <w:r>
+        <w:t xml:space="preserve"> Il va contenir le script complet du </w:t>
+      </w:r>
+      <w:r>
+        <w:t>lab.</w:t>
+      </w:r>
+      <w:r>
+        <w:t xml:space="preserve"> </w:t>
+      </w:r>
+      <w:r>
+        <w:t>2.</w:t>
+      </w:r>
+    </w:p>
+    <w:p>
+      <w:pPr>
+        <w:spacing w:line="360" w:lineRule="auto"/>
+        <w:jc w:val="both"/>
+        <w:rPr>
+          <w:rFonts w:ascii="Times New Roman" w:hAnsi="Times New Roman" w:cs="Times New Roman"/>
+        </w:rPr>
+      </w:pPr>
+      <w:r>
+        <w:rPr>
+          <w:rFonts w:ascii="Times New Roman" w:hAnsi="Times New Roman" w:cs="Times New Roman"/>
+          <w:noProof/>
+        </w:rPr>
+        <w:drawing>
+          <wp:inline distT="0" distB="0" distL="0" distR="0" wp14:anchorId="76578899" wp14:editId="1720527E">
+            <wp:extent cx="3457143" cy="866667"/>
+            <wp:effectExtent l="0" t="0" r="0" b="0"/>
+            <wp:docPr id="1663858265" name="Image 1"/>
+            <wp:cNvGraphicFramePr>
+              <a:graphicFrameLocks xmlns:a="http://schemas.openxmlformats.org/drawingml/2006/main" noChangeAspect="1"/>
+            </wp:cNvGraphicFramePr>
+            <a:graphic xmlns:a="http://schemas.openxmlformats.org/drawingml/2006/main">
+              <a:graphicData uri="http://schemas.openxmlformats.org/drawingml/2006/picture">
+                <pic:pic xmlns:pic="http://schemas.openxmlformats.org/drawingml/2006/picture">
+                  <pic:nvPicPr>
+                    <pic:cNvPr id="1663858265" name=""/>
+                    <pic:cNvPicPr/>
+                  </pic:nvPicPr>
+                  <pic:blipFill>
+                    <a:blip r:embed="rId13"/>
+                    <a:stretch>
+                      <a:fillRect/>
+                    </a:stretch>
+                  </pic:blipFill>
+                  <pic:spPr>
+                    <a:xfrm>
+                      <a:off x="0" y="0"/>
+                      <a:ext cx="3457143" cy="866667"/>
+                    </a:xfrm>
+                    <a:prstGeom prst="rect">
+                      <a:avLst/>
+                    </a:prstGeom>
+                  </pic:spPr>
+                </pic:pic>
+              </a:graphicData>
+            </a:graphic>
+          </wp:inline>
+        </w:drawing>
+      </w:r>
+    </w:p>
+    <w:p>
+      <w:pPr>
+        <w:pStyle w:val="Titre2"/>
+        <w:spacing w:line="360" w:lineRule="auto"/>
+        <w:jc w:val="both"/>
+        <w:rPr>
+          <w:rFonts w:ascii="Times New Roman" w:hAnsi="Times New Roman" w:cs="Times New Roman"/>
+        </w:rPr>
+      </w:pPr>
+      <w:bookmarkStart w:id="6" w:name="_Toc228120715"/>
+      <w:r>
+        <w:rPr>
+          <w:rFonts w:ascii="Times New Roman" w:hAnsi="Times New Roman" w:cs="Times New Roman"/>
+        </w:rPr>
+        <w:t xml:space="preserve">Chargement et </w:t>
+      </w:r>
+      <w:r>
+        <w:rPr>
+          <w:rFonts w:ascii="Times New Roman" w:hAnsi="Times New Roman" w:cs="Times New Roman"/>
+        </w:rPr>
+        <w:t>préparation</w:t>
+      </w:r>
+      <w:r>
+        <w:rPr>
+          <w:rFonts w:ascii="Times New Roman" w:hAnsi="Times New Roman" w:cs="Times New Roman"/>
+        </w:rPr>
+        <w:t xml:space="preserve"> des </w:t>
+      </w:r>
+      <w:r>
+        <w:rPr>
+          <w:rFonts w:ascii="Times New Roman" w:hAnsi="Times New Roman" w:cs="Times New Roman"/>
+        </w:rPr>
+        <w:t>données</w:t>
+      </w:r>
+      <w:bookmarkEnd w:id="6"/>
+    </w:p>
+    <w:p>
+      <w:pPr>
+        <w:pStyle w:val="Titre3"/>
+        <w:spacing w:line="360" w:lineRule="auto"/>
+        <w:jc w:val="both"/>
+        <w:rPr>
+          <w:rFonts w:ascii="Times New Roman" w:hAnsi="Times New Roman" w:cs="Times New Roman"/>
+        </w:rPr>
+      </w:pPr>
+      <w:bookmarkStart w:id="7" w:name="_Toc228120716"/>
+      <w:r>
+        <w:rPr>
+          <w:rFonts w:ascii="Times New Roman" w:hAnsi="Times New Roman" w:cs="Times New Roman"/>
+        </w:rPr>
+        <w:t>Chargement du dataset</w:t>
+      </w:r>
+      <w:bookmarkEnd w:id="7"/>
+    </w:p>
+    <w:p>
+      <w:r>
+        <w:t xml:space="preserve">Depuis le </w:t>
+      </w:r>
+      <w:r>
+        <w:t>lab.</w:t>
+      </w:r>
+      <w:r>
+        <w:t xml:space="preserve"> </w:t>
+      </w:r>
+      <w:r>
+        <w:t>1,</w:t>
+      </w:r>
+      <w:r>
+        <w:t xml:space="preserve"> nous </w:t>
+      </w:r>
+      <w:r>
+        <w:t>procédons</w:t>
+      </w:r>
+      <w:r>
+        <w:t xml:space="preserve"> </w:t>
+      </w:r>
+      <w:r>
+        <w:t>à</w:t>
+      </w:r>
+      <w:r>
+        <w:t xml:space="preserve"> une classification </w:t>
+      </w:r>
+      <w:r>
+        <w:t>supervisée.</w:t>
+      </w:r>
+    </w:p>
+    <w:p>
+      <w:r>
+        <w:lastRenderedPageBreak/>
+        <w:t xml:space="preserve">Le dataset contient 500 dossiers de patients repartis en 11 </w:t>
+      </w:r>
+      <w:r>
+        <w:t>colonnes.</w:t>
+      </w:r>
+      <w:r>
+        <w:t xml:space="preserve"> </w:t>
+      </w:r>
+    </w:p>
+    <w:p>
+      <w:r>
+        <w:t xml:space="preserve">Chaque dossier regroupe des variables biologiques et des </w:t>
+      </w:r>
+      <w:r>
+        <w:t>symptômes</w:t>
+      </w:r>
+      <w:r>
+        <w:t xml:space="preserve"> </w:t>
       </w:r>
       <w:proofErr w:type="spellStart"/>
       <w:r>
-        <w:rPr>
-          <w:rFonts w:ascii="Times New Roman" w:hAnsi="Times New Roman" w:cs="Times New Roman"/>
-        </w:rPr>
-        <w:t>scikit-learn</w:t>
+        <w:t>associes</w:t>
       </w:r>
       <w:proofErr w:type="spellEnd"/>
       <w:r>
+        <w:t xml:space="preserve"> </w:t>
+      </w:r>
+      <w:r>
+        <w:t>à</w:t>
+      </w:r>
+      <w:r>
+        <w:t xml:space="preserve"> un </w:t>
+      </w:r>
+      <w:r>
+        <w:t>diagnostic.</w:t>
+      </w:r>
+      <w:r>
+        <w:t xml:space="preserve"> </w:t>
+      </w:r>
+    </w:p>
+    <w:p>
+      <w:r>
+        <w:t xml:space="preserve">Alors si on a déjà le </w:t>
+      </w:r>
+      <w:r>
+        <w:t>diagnostic,</w:t>
+      </w:r>
+      <w:r>
+        <w:t xml:space="preserve"> pourquoi s’attarder sur ces dossiers ?</w:t>
+      </w:r>
+    </w:p>
+    <w:p>
+      <w:r>
+        <w:t xml:space="preserve">Notre </w:t>
+      </w:r>
+      <w:r>
+        <w:t>objectif,</w:t>
+      </w:r>
+      <w:r>
+        <w:t xml:space="preserve"> </w:t>
+      </w:r>
+      <w:r>
+        <w:t>ici,</w:t>
+      </w:r>
+      <w:r>
+        <w:t xml:space="preserve"> est de permettre au </w:t>
+      </w:r>
+      <w:r>
+        <w:t>modèle</w:t>
+      </w:r>
+      <w:r>
+        <w:t xml:space="preserve"> de trouver la </w:t>
+      </w:r>
+      <w:r>
+        <w:t>corrélation</w:t>
+      </w:r>
+      <w:r>
+        <w:t xml:space="preserve"> entre les </w:t>
+      </w:r>
+      <w:r>
+        <w:t>symptômes</w:t>
+      </w:r>
+      <w:r>
+        <w:t xml:space="preserve"> et la maladie afin d’automatiser la </w:t>
+      </w:r>
+      <w:r>
+        <w:t>pré</w:t>
+      </w:r>
+      <w:r>
+        <w:t xml:space="preserve">-diagnostic chez les agents de </w:t>
+      </w:r>
+      <w:proofErr w:type="spellStart"/>
+      <w:r>
+        <w:t>sante</w:t>
+      </w:r>
+      <w:proofErr w:type="spellEnd"/>
+      <w:r>
+        <w:t>.</w:t>
+      </w:r>
+    </w:p>
+    <w:p>
+      <w:pPr>
+        <w:spacing w:line="360" w:lineRule="auto"/>
+        <w:jc w:val="both"/>
+        <w:rPr>
+          <w:rFonts w:ascii="Times New Roman" w:hAnsi="Times New Roman" w:cs="Times New Roman"/>
+        </w:rPr>
+      </w:pPr>
+      <w:r>
+        <w:rPr>
+          <w:rFonts w:ascii="Times New Roman" w:hAnsi="Times New Roman" w:cs="Times New Roman"/>
+          <w:noProof/>
+        </w:rPr>
+        <w:drawing>
+          <wp:inline distT="0" distB="0" distL="0" distR="0" wp14:anchorId="7651501A" wp14:editId="6511C2BF">
+            <wp:extent cx="6106160" cy="2512613"/>
+            <wp:effectExtent l="0" t="0" r="0" b="2540"/>
+            <wp:docPr id="634268892" name="Image 1"/>
+            <wp:cNvGraphicFramePr>
+              <a:graphicFrameLocks xmlns:a="http://schemas.openxmlformats.org/drawingml/2006/main" noChangeAspect="1"/>
+            </wp:cNvGraphicFramePr>
+            <a:graphic xmlns:a="http://schemas.openxmlformats.org/drawingml/2006/main">
+              <a:graphicData uri="http://schemas.openxmlformats.org/drawingml/2006/picture">
+                <pic:pic xmlns:pic="http://schemas.openxmlformats.org/drawingml/2006/picture">
+                  <pic:nvPicPr>
+                    <pic:cNvPr id="634268892" name=""/>
+                    <pic:cNvPicPr/>
+                  </pic:nvPicPr>
+                  <pic:blipFill>
+                    <a:blip r:embed="rId14"/>
+                    <a:stretch>
+                      <a:fillRect/>
+                    </a:stretch>
+                  </pic:blipFill>
+                  <pic:spPr>
+                    <a:xfrm>
+                      <a:off x="0" y="0"/>
+                      <a:ext cx="6148236" cy="2529927"/>
+                    </a:xfrm>
+                    <a:prstGeom prst="rect">
+                      <a:avLst/>
+                    </a:prstGeom>
+                  </pic:spPr>
+                </pic:pic>
+              </a:graphicData>
+            </a:graphic>
+          </wp:inline>
+        </w:drawing>
+      </w:r>
+      <w:r>
+        <w:rPr>
+          <w:rFonts w:ascii="Times New Roman" w:hAnsi="Times New Roman" w:cs="Times New Roman"/>
+        </w:rPr>
+        <w:t xml:space="preserve"> </w:t>
+      </w:r>
+      <w:r>
+        <w:rPr>
+          <w:rFonts w:ascii="Times New Roman" w:hAnsi="Times New Roman" w:cs="Times New Roman"/>
+        </w:rPr>
+        <w:t xml:space="preserve"> </w:t>
+      </w:r>
+    </w:p>
+    <w:p>
+      <w:pPr>
+        <w:spacing w:line="360" w:lineRule="auto"/>
+        <w:jc w:val="both"/>
+        <w:rPr>
+          <w:rFonts w:ascii="Times New Roman" w:hAnsi="Times New Roman" w:cs="Times New Roman"/>
+        </w:rPr>
+      </w:pPr>
+      <w:r>
+        <w:rPr>
+          <w:rFonts w:ascii="Times New Roman" w:hAnsi="Times New Roman" w:cs="Times New Roman"/>
+        </w:rPr>
+        <w:t xml:space="preserve">Il prend les features (les </w:t>
+      </w:r>
+      <w:r>
+        <w:rPr>
+          <w:rFonts w:ascii="Times New Roman" w:hAnsi="Times New Roman" w:cs="Times New Roman"/>
+        </w:rPr>
+        <w:t>symptômes,</w:t>
+      </w:r>
+      <w:r>
+        <w:rPr>
+          <w:rFonts w:ascii="Times New Roman" w:hAnsi="Times New Roman" w:cs="Times New Roman"/>
+        </w:rPr>
+        <w:t xml:space="preserve"> donnes </w:t>
+      </w:r>
+      <w:r>
+        <w:rPr>
+          <w:rFonts w:ascii="Times New Roman" w:hAnsi="Times New Roman" w:cs="Times New Roman"/>
+        </w:rPr>
+        <w:t>biologiques)</w:t>
+      </w:r>
+      <w:r>
+        <w:rPr>
+          <w:rFonts w:ascii="Times New Roman" w:hAnsi="Times New Roman" w:cs="Times New Roman"/>
+        </w:rPr>
+        <w:t xml:space="preserve"> et essaie de deviner la </w:t>
+      </w:r>
+      <w:r>
+        <w:rPr>
+          <w:rFonts w:ascii="Times New Roman" w:hAnsi="Times New Roman" w:cs="Times New Roman"/>
+        </w:rPr>
+        <w:t>Target</w:t>
+      </w:r>
+      <w:r>
+        <w:rPr>
+          <w:rFonts w:ascii="Times New Roman" w:hAnsi="Times New Roman" w:cs="Times New Roman"/>
+        </w:rPr>
+        <w:t xml:space="preserve"> </w:t>
+      </w:r>
+      <w:r>
+        <w:rPr>
+          <w:rFonts w:ascii="Times New Roman" w:hAnsi="Times New Roman" w:cs="Times New Roman"/>
+        </w:rPr>
+        <w:t>(le</w:t>
+      </w:r>
+      <w:r>
+        <w:rPr>
+          <w:rFonts w:ascii="Times New Roman" w:hAnsi="Times New Roman" w:cs="Times New Roman"/>
+        </w:rPr>
+        <w:t xml:space="preserve"> diagnostic</w:t>
+      </w:r>
+      <w:r>
+        <w:rPr>
+          <w:rFonts w:ascii="Times New Roman" w:hAnsi="Times New Roman" w:cs="Times New Roman"/>
+        </w:rPr>
+        <w:t>).</w:t>
+      </w:r>
+      <w:r>
+        <w:rPr>
+          <w:rFonts w:ascii="Times New Roman" w:hAnsi="Times New Roman" w:cs="Times New Roman"/>
+        </w:rPr>
+        <w:t xml:space="preserve"> Par </w:t>
+      </w:r>
+      <w:r>
+        <w:rPr>
+          <w:rFonts w:ascii="Times New Roman" w:hAnsi="Times New Roman" w:cs="Times New Roman"/>
+        </w:rPr>
+        <w:t>exemple,</w:t>
+      </w:r>
+      <w:r>
+        <w:rPr>
+          <w:rFonts w:ascii="Times New Roman" w:hAnsi="Times New Roman" w:cs="Times New Roman"/>
+        </w:rPr>
+        <w:t xml:space="preserve"> si </w:t>
+      </w:r>
+      <w:r>
+        <w:rPr>
+          <w:rFonts w:ascii="Times New Roman" w:hAnsi="Times New Roman" w:cs="Times New Roman"/>
+        </w:rPr>
+        <w:t>température</w:t>
+      </w:r>
+      <w:r>
+        <w:rPr>
+          <w:rFonts w:ascii="Times New Roman" w:hAnsi="Times New Roman" w:cs="Times New Roman"/>
+        </w:rPr>
+        <w:t xml:space="preserve"> &gt; 38,5 accompagne de frissons et courbatures alors il est fort probable que le patient soit atteint de </w:t>
+      </w:r>
+      <w:r>
+        <w:rPr>
+          <w:rFonts w:ascii="Times New Roman" w:hAnsi="Times New Roman" w:cs="Times New Roman"/>
+        </w:rPr>
+        <w:t>paludisme.</w:t>
+      </w:r>
+      <w:r>
+        <w:rPr>
+          <w:rFonts w:ascii="Times New Roman" w:hAnsi="Times New Roman" w:cs="Times New Roman"/>
+        </w:rPr>
+        <w:t xml:space="preserve"> Avec l’apprentissage </w:t>
+      </w:r>
+      <w:r>
+        <w:rPr>
+          <w:rFonts w:ascii="Times New Roman" w:hAnsi="Times New Roman" w:cs="Times New Roman"/>
+        </w:rPr>
+        <w:t>supervisée</w:t>
+      </w:r>
+      <w:r>
+        <w:rPr>
+          <w:rFonts w:ascii="Times New Roman" w:hAnsi="Times New Roman" w:cs="Times New Roman"/>
+        </w:rPr>
+        <w:t xml:space="preserve"> le </w:t>
+      </w:r>
+      <w:r>
+        <w:rPr>
+          <w:rFonts w:ascii="Times New Roman" w:hAnsi="Times New Roman" w:cs="Times New Roman"/>
+        </w:rPr>
+        <w:t>modèle</w:t>
+      </w:r>
+      <w:r>
+        <w:rPr>
+          <w:rFonts w:ascii="Times New Roman" w:hAnsi="Times New Roman" w:cs="Times New Roman"/>
+        </w:rPr>
+        <w:t xml:space="preserve"> va devenir </w:t>
+      </w:r>
+      <w:r>
+        <w:rPr>
+          <w:rFonts w:ascii="Times New Roman" w:hAnsi="Times New Roman" w:cs="Times New Roman"/>
+        </w:rPr>
+        <w:t>performant.</w:t>
+      </w:r>
+    </w:p>
+    <w:p>
+      <w:pPr>
+        <w:pStyle w:val="Titre3"/>
+        <w:spacing w:line="360" w:lineRule="auto"/>
+        <w:jc w:val="both"/>
+        <w:rPr>
+          <w:rFonts w:ascii="Times New Roman" w:hAnsi="Times New Roman" w:cs="Times New Roman"/>
+        </w:rPr>
+      </w:pPr>
+      <w:bookmarkStart w:id="8" w:name="_Toc228120717"/>
+      <w:r>
+        <w:rPr>
+          <w:rFonts w:ascii="Times New Roman" w:hAnsi="Times New Roman" w:cs="Times New Roman"/>
+        </w:rPr>
+        <w:t>Préparer</w:t>
+      </w:r>
+      <w:r>
+        <w:rPr>
+          <w:rFonts w:ascii="Times New Roman" w:hAnsi="Times New Roman" w:cs="Times New Roman"/>
+        </w:rPr>
+        <w:t xml:space="preserve"> les features et la cible</w:t>
+      </w:r>
+      <w:bookmarkEnd w:id="8"/>
+    </w:p>
+    <w:p>
+      <w:r>
+        <w:t xml:space="preserve">Le </w:t>
+      </w:r>
+      <w:r>
+        <w:t>modèle</w:t>
+      </w:r>
+      <w:r>
+        <w:t xml:space="preserve"> va </w:t>
+      </w:r>
+      <w:r>
+        <w:t>travailler</w:t>
+      </w:r>
+      <w:r>
+        <w:t xml:space="preserve"> sur une table de 500 lignes et 8 colonnes </w:t>
+      </w:r>
+      <w:r>
+        <w:t>(Age,</w:t>
+      </w:r>
+      <w:r>
+        <w:t xml:space="preserve"> </w:t>
+      </w:r>
+      <w:r>
+        <w:t>sexe,</w:t>
+      </w:r>
+      <w:r>
+        <w:t xml:space="preserve"> </w:t>
+      </w:r>
+      <w:r>
+        <w:t>température,</w:t>
+      </w:r>
+      <w:r>
+        <w:t xml:space="preserve"> </w:t>
+      </w:r>
+      <w:r>
+        <w:t>tension,</w:t>
+      </w:r>
+      <w:r>
+        <w:t xml:space="preserve"> </w:t>
+      </w:r>
+      <w:r>
+        <w:t>toux,</w:t>
+      </w:r>
+      <w:r>
+        <w:t xml:space="preserve"> </w:t>
+      </w:r>
+      <w:r>
+        <w:t>fatigue)</w:t>
+      </w:r>
+      <w:r>
+        <w:t>.</w:t>
+      </w:r>
+    </w:p>
+    <w:p>
+      <w:pPr>
+        <w:spacing w:line="360" w:lineRule="auto"/>
+        <w:jc w:val="both"/>
+        <w:rPr>
+          <w:rFonts w:ascii="Times New Roman" w:hAnsi="Times New Roman" w:cs="Times New Roman"/>
+        </w:rPr>
+      </w:pPr>
+      <w:r>
+        <w:rPr>
+          <w:rFonts w:ascii="Times New Roman" w:hAnsi="Times New Roman" w:cs="Times New Roman"/>
+          <w:noProof/>
+        </w:rPr>
+        <w:drawing>
+          <wp:inline distT="0" distB="0" distL="0" distR="0" wp14:anchorId="49C81735" wp14:editId="1C2F299E">
+            <wp:extent cx="4663440" cy="526984"/>
+            <wp:effectExtent l="0" t="0" r="3810" b="6985"/>
+            <wp:docPr id="1336571729" name="Image 1"/>
+            <wp:cNvGraphicFramePr>
+              <a:graphicFrameLocks xmlns:a="http://schemas.openxmlformats.org/drawingml/2006/main" noChangeAspect="1"/>
+            </wp:cNvGraphicFramePr>
+            <a:graphic xmlns:a="http://schemas.openxmlformats.org/drawingml/2006/main">
+              <a:graphicData uri="http://schemas.openxmlformats.org/drawingml/2006/picture">
+                <pic:pic xmlns:pic="http://schemas.openxmlformats.org/drawingml/2006/picture">
+                  <pic:nvPicPr>
+                    <pic:cNvPr id="1336571729" name=""/>
+                    <pic:cNvPicPr/>
+                  </pic:nvPicPr>
+                  <pic:blipFill rotWithShape="1">
+                    <a:blip r:embed="rId15"/>
+                    <a:srcRect t="30795" b="8357"/>
+                    <a:stretch>
+                      <a:fillRect/>
+                    </a:stretch>
+                  </pic:blipFill>
+                  <pic:spPr bwMode="auto">
+                    <a:xfrm>
+                      <a:off x="0" y="0"/>
+                      <a:ext cx="4666667" cy="527349"/>
+                    </a:xfrm>
+                    <a:prstGeom prst="rect">
+                      <a:avLst/>
+                    </a:prstGeom>
+                    <a:ln>
+                      <a:noFill/>
+                    </a:ln>
+                    <a:extLst>
+                      <a:ext uri="{53640926-AAD7-44D8-BBD7-CCE9431645EC}">
+                        <a14:shadowObscured xmlns:a14="http://schemas.microsoft.com/office/drawing/2010/main"/>
+                      </a:ext>
+                    </a:extLst>
+                  </pic:spPr>
+                </pic:pic>
+              </a:graphicData>
+            </a:graphic>
+          </wp:inline>
+        </w:drawing>
+      </w:r>
+    </w:p>
+    <w:p>
+      <w:pPr>
+        <w:pStyle w:val="Titre2"/>
+        <w:spacing w:line="360" w:lineRule="auto"/>
+        <w:jc w:val="both"/>
+        <w:rPr>
+          <w:rFonts w:ascii="Times New Roman" w:hAnsi="Times New Roman" w:cs="Times New Roman"/>
+        </w:rPr>
+      </w:pPr>
+      <w:bookmarkStart w:id="9" w:name="_Toc228120718"/>
+      <w:r>
+        <w:rPr>
+          <w:rFonts w:ascii="Times New Roman" w:hAnsi="Times New Roman" w:cs="Times New Roman"/>
+        </w:rPr>
+        <w:t>Séparer</w:t>
+      </w:r>
+      <w:r>
+        <w:rPr>
+          <w:rFonts w:ascii="Times New Roman" w:hAnsi="Times New Roman" w:cs="Times New Roman"/>
+        </w:rPr>
+        <w:t xml:space="preserve"> entrainement et test</w:t>
+      </w:r>
+      <w:bookmarkEnd w:id="9"/>
+    </w:p>
+    <w:p>
+      <w:pPr>
+        <w:rPr>
+          <w:rFonts w:ascii="Times New Roman" w:hAnsi="Times New Roman" w:cs="Times New Roman"/>
+        </w:rPr>
+      </w:pPr>
+      <w:r>
+        <w:rPr>
+          <w:rFonts w:ascii="Times New Roman" w:hAnsi="Times New Roman" w:cs="Times New Roman"/>
+        </w:rPr>
+        <w:t>La séparation entre les données d’entraînement et de test permet une</w:t>
+      </w:r>
+      <w:r>
+        <w:rPr>
+          <w:rFonts w:ascii="Times New Roman" w:hAnsi="Times New Roman" w:cs="Times New Roman"/>
+        </w:rPr>
+        <w:t xml:space="preserve"> </w:t>
+      </w:r>
+      <w:r>
+        <w:rPr>
+          <w:rFonts w:ascii="Times New Roman" w:hAnsi="Times New Roman" w:cs="Times New Roman"/>
+          <w:b/>
+          <w:bCs/>
+        </w:rPr>
+        <w:t>évaluation impartiale des performances</w:t>
+      </w:r>
+      <w:r>
+        <w:rPr>
+          <w:rFonts w:ascii="Times New Roman" w:hAnsi="Times New Roman" w:cs="Times New Roman"/>
+        </w:rPr>
+        <w:t xml:space="preserve"> du </w:t>
+      </w:r>
+      <w:r>
+        <w:rPr>
+          <w:rFonts w:ascii="Times New Roman" w:hAnsi="Times New Roman" w:cs="Times New Roman"/>
+        </w:rPr>
+        <w:t>modèle.</w:t>
+      </w:r>
+      <w:r>
+        <w:rPr>
+          <w:rFonts w:ascii="Times New Roman" w:hAnsi="Times New Roman" w:cs="Times New Roman"/>
+        </w:rPr>
+        <w:t xml:space="preserve"> </w:t>
+      </w:r>
+      <w:r>
+        <w:rPr>
+          <w:rFonts w:ascii="Times New Roman" w:hAnsi="Times New Roman" w:cs="Times New Roman"/>
+        </w:rPr>
+        <w:t xml:space="preserve"> </w:t>
+      </w:r>
+    </w:p>
+    <w:p>
+      <w:pPr>
+        <w:pStyle w:val="Titre3"/>
+        <w:spacing w:line="360" w:lineRule="auto"/>
+        <w:jc w:val="both"/>
+        <w:rPr>
+          <w:rFonts w:ascii="Times New Roman" w:hAnsi="Times New Roman" w:cs="Times New Roman"/>
+        </w:rPr>
+      </w:pPr>
+      <w:bookmarkStart w:id="10" w:name="_Toc228120719"/>
+      <w:r>
+        <w:rPr>
+          <w:rFonts w:ascii="Times New Roman" w:hAnsi="Times New Roman" w:cs="Times New Roman"/>
+        </w:rPr>
+        <w:lastRenderedPageBreak/>
+        <w:t>Séparer</w:t>
+      </w:r>
+      <w:r>
+        <w:rPr>
+          <w:rFonts w:ascii="Times New Roman" w:hAnsi="Times New Roman" w:cs="Times New Roman"/>
+        </w:rPr>
+        <w:t xml:space="preserve"> les </w:t>
+      </w:r>
+      <w:r>
+        <w:rPr>
+          <w:rFonts w:ascii="Times New Roman" w:hAnsi="Times New Roman" w:cs="Times New Roman"/>
+        </w:rPr>
+        <w:t>données</w:t>
+      </w:r>
+      <w:bookmarkEnd w:id="10"/>
+      <w:r>
+        <w:rPr>
+          <w:rFonts w:ascii="Times New Roman" w:hAnsi="Times New Roman" w:cs="Times New Roman"/>
+        </w:rPr>
+        <w:t xml:space="preserve"> </w:t>
+      </w:r>
+    </w:p>
+    <w:p>
+      <w:pPr>
+        <w:spacing w:line="360" w:lineRule="auto"/>
+        <w:jc w:val="both"/>
+        <w:rPr>
+          <w:rFonts w:ascii="Times New Roman" w:hAnsi="Times New Roman" w:cs="Times New Roman"/>
+        </w:rPr>
+      </w:pPr>
+      <w:r>
+        <w:rPr>
+          <w:rFonts w:ascii="Times New Roman" w:hAnsi="Times New Roman" w:cs="Times New Roman"/>
+          <w:noProof/>
+        </w:rPr>
+        <w:drawing>
+          <wp:inline distT="0" distB="0" distL="0" distR="0" wp14:anchorId="0971EF2E" wp14:editId="72F16138">
+            <wp:extent cx="4291439" cy="539115"/>
+            <wp:effectExtent l="0" t="0" r="0" b="0"/>
+            <wp:docPr id="1077491351" name="Image 1"/>
+            <wp:cNvGraphicFramePr>
+              <a:graphicFrameLocks xmlns:a="http://schemas.openxmlformats.org/drawingml/2006/main" noChangeAspect="1"/>
+            </wp:cNvGraphicFramePr>
+            <a:graphic xmlns:a="http://schemas.openxmlformats.org/drawingml/2006/main">
+              <a:graphicData uri="http://schemas.openxmlformats.org/drawingml/2006/picture">
+                <pic:pic xmlns:pic="http://schemas.openxmlformats.org/drawingml/2006/picture">
+                  <pic:nvPicPr>
+                    <pic:cNvPr id="1077491351" name=""/>
+                    <pic:cNvPicPr/>
+                  </pic:nvPicPr>
+                  <pic:blipFill rotWithShape="1">
+                    <a:blip r:embed="rId16"/>
+                    <a:srcRect t="14156"/>
+                    <a:stretch>
+                      <a:fillRect/>
+                    </a:stretch>
+                  </pic:blipFill>
+                  <pic:spPr bwMode="auto">
+                    <a:xfrm>
+                      <a:off x="0" y="0"/>
+                      <a:ext cx="4295238" cy="539592"/>
+                    </a:xfrm>
+                    <a:prstGeom prst="rect">
+                      <a:avLst/>
+                    </a:prstGeom>
+                    <a:ln>
+                      <a:noFill/>
+                    </a:ln>
+                    <a:extLst>
+                      <a:ext uri="{53640926-AAD7-44D8-BBD7-CCE9431645EC}">
+                        <a14:shadowObscured xmlns:a14="http://schemas.microsoft.com/office/drawing/2010/main"/>
+                      </a:ext>
+                    </a:extLst>
+                  </pic:spPr>
+                </pic:pic>
+              </a:graphicData>
+            </a:graphic>
+          </wp:inline>
+        </w:drawing>
+      </w:r>
+    </w:p>
+    <w:p>
+      <w:pPr>
+        <w:spacing w:line="360" w:lineRule="auto"/>
+        <w:jc w:val="both"/>
+        <w:rPr>
+          <w:rFonts w:ascii="Times New Roman" w:hAnsi="Times New Roman" w:cs="Times New Roman"/>
+        </w:rPr>
+      </w:pPr>
+      <w:r>
+        <w:rPr>
+          <w:rFonts w:ascii="Times New Roman" w:hAnsi="Times New Roman" w:cs="Times New Roman"/>
+        </w:rPr>
+        <w:t xml:space="preserve">80 % des </w:t>
+      </w:r>
+      <w:r>
+        <w:rPr>
+          <w:rFonts w:ascii="Times New Roman" w:hAnsi="Times New Roman" w:cs="Times New Roman"/>
+        </w:rPr>
+        <w:t>données</w:t>
+      </w:r>
+      <w:r>
+        <w:rPr>
+          <w:rFonts w:ascii="Times New Roman" w:hAnsi="Times New Roman" w:cs="Times New Roman"/>
+        </w:rPr>
+        <w:t xml:space="preserve"> sont utilises pour l’entrainement et 20 % pour le </w:t>
+      </w:r>
+      <w:r>
+        <w:rPr>
+          <w:rFonts w:ascii="Times New Roman" w:hAnsi="Times New Roman" w:cs="Times New Roman"/>
+        </w:rPr>
+        <w:t>test.</w:t>
+      </w:r>
+    </w:p>
+    <w:p>
+      <w:pPr>
+        <w:pStyle w:val="Titre2"/>
+        <w:spacing w:line="360" w:lineRule="auto"/>
+        <w:jc w:val="both"/>
+        <w:rPr>
+          <w:rFonts w:ascii="Times New Roman" w:hAnsi="Times New Roman" w:cs="Times New Roman"/>
+        </w:rPr>
+      </w:pPr>
+      <w:bookmarkStart w:id="11" w:name="_Toc228120720"/>
+      <w:r>
+        <w:rPr>
+          <w:rFonts w:ascii="Times New Roman" w:hAnsi="Times New Roman" w:cs="Times New Roman"/>
+        </w:rPr>
+        <w:t xml:space="preserve">Entrainer le </w:t>
+      </w:r>
+      <w:r>
+        <w:rPr>
+          <w:rFonts w:ascii="Times New Roman" w:hAnsi="Times New Roman" w:cs="Times New Roman"/>
+        </w:rPr>
+        <w:t>modèle</w:t>
+      </w:r>
+      <w:bookmarkEnd w:id="11"/>
+    </w:p>
+    <w:p>
+      <w:pPr>
+        <w:pStyle w:val="Titre3"/>
+        <w:spacing w:line="360" w:lineRule="auto"/>
+        <w:jc w:val="both"/>
+        <w:rPr>
+          <w:rFonts w:ascii="Times New Roman" w:hAnsi="Times New Roman" w:cs="Times New Roman"/>
+        </w:rPr>
+      </w:pPr>
+      <w:bookmarkStart w:id="12" w:name="_Toc228120721"/>
+      <w:r>
+        <w:rPr>
+          <w:rFonts w:ascii="Times New Roman" w:hAnsi="Times New Roman" w:cs="Times New Roman"/>
+        </w:rPr>
+        <w:t xml:space="preserve">Entrainer le </w:t>
+      </w:r>
+      <w:r>
+        <w:rPr>
+          <w:rFonts w:ascii="Times New Roman" w:hAnsi="Times New Roman" w:cs="Times New Roman"/>
+        </w:rPr>
+        <w:t>modèle</w:t>
+      </w:r>
+      <w:bookmarkEnd w:id="12"/>
+      <w:r>
+        <w:rPr>
+          <w:rFonts w:ascii="Times New Roman" w:hAnsi="Times New Roman" w:cs="Times New Roman"/>
+        </w:rPr>
+        <w:t xml:space="preserve"> </w:t>
+      </w:r>
+    </w:p>
+    <w:p>
+      <w:r>
+        <w:t xml:space="preserve">L’entrainement via l’algorithme Random </w:t>
+      </w:r>
+      <w:r>
+        <w:t>Forest</w:t>
+      </w:r>
+      <w:r>
+        <w:t xml:space="preserve"> a permis de genre une </w:t>
+      </w:r>
+      <w:r>
+        <w:t>forêt</w:t>
+      </w:r>
+      <w:r>
+        <w:t xml:space="preserve"> de 100 arbres de </w:t>
+      </w:r>
+      <w:r>
+        <w:t>décision.</w:t>
+      </w:r>
+      <w:r>
+        <w:t xml:space="preserve"> </w:t>
+      </w:r>
+      <w:r>
+        <w:t>Le</w:t>
+      </w:r>
+      <w:r>
+        <w:t xml:space="preserve"> </w:t>
+      </w:r>
+      <w:r>
+        <w:t>modèle</w:t>
+      </w:r>
+      <w:r>
+        <w:t xml:space="preserve"> a </w:t>
+      </w:r>
+      <w:r>
+        <w:t>intégré</w:t>
+      </w:r>
+      <w:r>
+        <w:t xml:space="preserve"> 8 features pour apprendre </w:t>
+      </w:r>
+      <w:r>
+        <w:t>à</w:t>
+      </w:r>
+      <w:r>
+        <w:t xml:space="preserve"> classer les patients selon 4 </w:t>
+      </w:r>
+      <w:r>
+        <w:t>catégories</w:t>
+      </w:r>
+      <w:r>
+        <w:t xml:space="preserve"> </w:t>
+      </w:r>
+      <w:r>
+        <w:t>détectées</w:t>
+      </w:r>
+      <w:r>
+        <w:t xml:space="preserve"> dans le </w:t>
+      </w:r>
+      <w:r>
+        <w:t>dataset.</w:t>
+      </w:r>
+      <w:r>
+        <w:t xml:space="preserve"> </w:t>
+      </w:r>
+    </w:p>
+    <w:p>
+      <w:pPr>
+        <w:spacing w:line="360" w:lineRule="auto"/>
+        <w:jc w:val="both"/>
+        <w:rPr>
+          <w:rFonts w:ascii="Times New Roman" w:hAnsi="Times New Roman" w:cs="Times New Roman"/>
+        </w:rPr>
+      </w:pPr>
+      <w:r>
+        <w:rPr>
+          <w:rFonts w:ascii="Times New Roman" w:hAnsi="Times New Roman" w:cs="Times New Roman"/>
+          <w:noProof/>
+        </w:rPr>
+        <w:drawing>
+          <wp:inline distT="0" distB="0" distL="0" distR="0" wp14:anchorId="4F8A0907" wp14:editId="67BD29CA">
+            <wp:extent cx="5972810" cy="723900"/>
+            <wp:effectExtent l="0" t="0" r="8890" b="0"/>
+            <wp:docPr id="897272899" name="Image 1"/>
+            <wp:cNvGraphicFramePr>
+              <a:graphicFrameLocks xmlns:a="http://schemas.openxmlformats.org/drawingml/2006/main" noChangeAspect="1"/>
+            </wp:cNvGraphicFramePr>
+            <a:graphic xmlns:a="http://schemas.openxmlformats.org/drawingml/2006/main">
+              <a:graphicData uri="http://schemas.openxmlformats.org/drawingml/2006/picture">
+                <pic:pic xmlns:pic="http://schemas.openxmlformats.org/drawingml/2006/picture">
+                  <pic:nvPicPr>
+                    <pic:cNvPr id="897272899" name=""/>
+                    <pic:cNvPicPr/>
+                  </pic:nvPicPr>
+                  <pic:blipFill rotWithShape="1">
+                    <a:blip r:embed="rId17"/>
+                    <a:srcRect b="77678"/>
+                    <a:stretch>
+                      <a:fillRect/>
+                    </a:stretch>
+                  </pic:blipFill>
+                  <pic:spPr bwMode="auto">
+                    <a:xfrm>
+                      <a:off x="0" y="0"/>
+                      <a:ext cx="5972810" cy="723900"/>
+                    </a:xfrm>
+                    <a:prstGeom prst="rect">
+                      <a:avLst/>
+                    </a:prstGeom>
+                    <a:ln>
+                      <a:noFill/>
+                    </a:ln>
+                    <a:extLst>
+                      <a:ext uri="{53640926-AAD7-44D8-BBD7-CCE9431645EC}">
+                        <a14:shadowObscured xmlns:a14="http://schemas.microsoft.com/office/drawing/2010/main"/>
+                      </a:ext>
+                    </a:extLst>
+                  </pic:spPr>
+                </pic:pic>
+              </a:graphicData>
+            </a:graphic>
+          </wp:inline>
+        </w:drawing>
+      </w:r>
+    </w:p>
+    <w:p>
+      <w:pPr>
+        <w:pStyle w:val="Titre2"/>
+        <w:spacing w:line="360" w:lineRule="auto"/>
+        <w:jc w:val="both"/>
+        <w:rPr>
+          <w:rFonts w:ascii="Times New Roman" w:hAnsi="Times New Roman" w:cs="Times New Roman"/>
+        </w:rPr>
+      </w:pPr>
+      <w:bookmarkStart w:id="13" w:name="_Toc228120722"/>
+      <w:r>
+        <w:rPr>
+          <w:rFonts w:ascii="Times New Roman" w:hAnsi="Times New Roman" w:cs="Times New Roman"/>
+        </w:rPr>
+        <w:t xml:space="preserve">Evaluer le </w:t>
+      </w:r>
+      <w:r>
+        <w:rPr>
+          <w:rFonts w:ascii="Times New Roman" w:hAnsi="Times New Roman" w:cs="Times New Roman"/>
+        </w:rPr>
+        <w:t>modèle</w:t>
+      </w:r>
+      <w:bookmarkEnd w:id="13"/>
+    </w:p>
+    <w:p>
+      <w:pPr>
+        <w:pStyle w:val="Titre2"/>
+        <w:spacing w:line="360" w:lineRule="auto"/>
+        <w:jc w:val="both"/>
+        <w:rPr>
+          <w:rFonts w:ascii="Times New Roman" w:hAnsi="Times New Roman" w:cs="Times New Roman"/>
+        </w:rPr>
+      </w:pPr>
+      <w:bookmarkStart w:id="14" w:name="_Toc228120723"/>
+      <w:r>
+        <w:rPr>
+          <w:rFonts w:ascii="Times New Roman" w:hAnsi="Times New Roman" w:cs="Times New Roman"/>
+        </w:rPr>
+        <w:t>Prédire</w:t>
+      </w:r>
+      <w:r>
+        <w:rPr>
+          <w:rFonts w:ascii="Times New Roman" w:hAnsi="Times New Roman" w:cs="Times New Roman"/>
+        </w:rPr>
+        <w:t xml:space="preserve"> sur les </w:t>
+      </w:r>
+      <w:r>
+        <w:rPr>
+          <w:rFonts w:ascii="Times New Roman" w:hAnsi="Times New Roman" w:cs="Times New Roman"/>
+        </w:rPr>
+        <w:t>données</w:t>
+      </w:r>
+      <w:r>
+        <w:rPr>
+          <w:rFonts w:ascii="Times New Roman" w:hAnsi="Times New Roman" w:cs="Times New Roman"/>
+        </w:rPr>
+        <w:t xml:space="preserve"> de test</w:t>
+      </w:r>
+      <w:bookmarkEnd w:id="14"/>
+    </w:p>
+    <w:p>
+      <w:pPr>
+        <w:spacing w:line="360" w:lineRule="auto"/>
+        <w:jc w:val="both"/>
+        <w:rPr>
+          <w:rFonts w:ascii="Times New Roman" w:hAnsi="Times New Roman" w:cs="Times New Roman"/>
+        </w:rPr>
+      </w:pPr>
+      <w:r>
+        <w:rPr>
+          <w:rFonts w:ascii="Times New Roman" w:hAnsi="Times New Roman" w:cs="Times New Roman"/>
+          <w:noProof/>
+        </w:rPr>
+        <w:drawing>
+          <wp:inline distT="0" distB="0" distL="0" distR="0" wp14:anchorId="052142AA" wp14:editId="425FF9EE">
+            <wp:extent cx="5972810" cy="2550795"/>
+            <wp:effectExtent l="0" t="0" r="8890" b="1905"/>
+            <wp:docPr id="1904345757" name="Image 1"/>
+            <wp:cNvGraphicFramePr>
+              <a:graphicFrameLocks xmlns:a="http://schemas.openxmlformats.org/drawingml/2006/main" noChangeAspect="1"/>
+            </wp:cNvGraphicFramePr>
+            <a:graphic xmlns:a="http://schemas.openxmlformats.org/drawingml/2006/main">
+              <a:graphicData uri="http://schemas.openxmlformats.org/drawingml/2006/picture">
+                <pic:pic xmlns:pic="http://schemas.openxmlformats.org/drawingml/2006/picture">
+                  <pic:nvPicPr>
+                    <pic:cNvPr id="1904345757" name=""/>
+                    <pic:cNvPicPr/>
+                  </pic:nvPicPr>
+                  <pic:blipFill rotWithShape="1">
+                    <a:blip r:embed="rId17"/>
+                    <a:srcRect t="21343"/>
+                    <a:stretch>
+                      <a:fillRect/>
+                    </a:stretch>
+                  </pic:blipFill>
+                  <pic:spPr bwMode="auto">
+                    <a:xfrm>
+                      <a:off x="0" y="0"/>
+                      <a:ext cx="5972810" cy="2550795"/>
+                    </a:xfrm>
+                    <a:prstGeom prst="rect">
+                      <a:avLst/>
+                    </a:prstGeom>
+                    <a:ln>
+                      <a:noFill/>
+                    </a:ln>
+                    <a:extLst>
+                      <a:ext uri="{53640926-AAD7-44D8-BBD7-CCE9431645EC}">
+                        <a14:shadowObscured xmlns:a14="http://schemas.microsoft.com/office/drawing/2010/main"/>
+                      </a:ext>
+                    </a:extLst>
+                  </pic:spPr>
+                </pic:pic>
+              </a:graphicData>
+            </a:graphic>
+          </wp:inline>
+        </w:drawing>
+      </w:r>
+    </w:p>
+    <w:p>
+      <w:pPr>
+        <w:spacing w:line="360" w:lineRule="auto"/>
+        <w:jc w:val="both"/>
+        <w:rPr>
+          <w:rFonts w:ascii="Times New Roman" w:hAnsi="Times New Roman" w:cs="Times New Roman"/>
+        </w:rPr>
+      </w:pPr>
+      <w:r>
+        <w:rPr>
+          <w:rFonts w:ascii="Times New Roman" w:hAnsi="Times New Roman" w:cs="Times New Roman"/>
+        </w:rPr>
+        <w:t xml:space="preserve">Les patients 0,1,3,7 sont correctement diagnostiques comme « sain » par le </w:t>
+      </w:r>
+      <w:r>
+        <w:rPr>
+          <w:rFonts w:ascii="Times New Roman" w:hAnsi="Times New Roman" w:cs="Times New Roman"/>
+        </w:rPr>
+        <w:t>modèle</w:t>
+      </w:r>
+      <w:r>
+        <w:rPr>
+          <w:rFonts w:ascii="Times New Roman" w:hAnsi="Times New Roman" w:cs="Times New Roman"/>
+        </w:rPr>
+        <w:t>.</w:t>
+      </w:r>
+    </w:p>
+    <w:p>
+      <w:pPr>
+        <w:spacing w:line="360" w:lineRule="auto"/>
+        <w:jc w:val="both"/>
+        <w:rPr>
+          <w:rFonts w:ascii="Times New Roman" w:hAnsi="Times New Roman" w:cs="Times New Roman"/>
+        </w:rPr>
+      </w:pPr>
+      <w:r>
+        <w:rPr>
+          <w:rFonts w:ascii="Times New Roman" w:hAnsi="Times New Roman" w:cs="Times New Roman"/>
+        </w:rPr>
+        <w:t xml:space="preserve">Les patients 6 et 8 sont aussi bien diagnostiques de la </w:t>
+      </w:r>
+      <w:r>
+        <w:rPr>
+          <w:rFonts w:ascii="Times New Roman" w:hAnsi="Times New Roman" w:cs="Times New Roman"/>
+        </w:rPr>
+        <w:t>grippe.</w:t>
+      </w:r>
+    </w:p>
+    <w:p>
+      <w:pPr>
+        <w:spacing w:line="360" w:lineRule="auto"/>
+        <w:jc w:val="both"/>
+        <w:rPr>
+          <w:rFonts w:ascii="Times New Roman" w:hAnsi="Times New Roman" w:cs="Times New Roman"/>
+        </w:rPr>
+      </w:pPr>
+      <w:r>
+        <w:rPr>
+          <w:rFonts w:ascii="Times New Roman" w:hAnsi="Times New Roman" w:cs="Times New Roman"/>
+        </w:rPr>
+        <w:lastRenderedPageBreak/>
+        <w:t xml:space="preserve">Le patient 5 a été bien diagnostique du </w:t>
+      </w:r>
+      <w:r>
+        <w:rPr>
+          <w:rFonts w:ascii="Times New Roman" w:hAnsi="Times New Roman" w:cs="Times New Roman"/>
+        </w:rPr>
+        <w:t>paludisme.</w:t>
+      </w:r>
+    </w:p>
+    <w:p>
+      <w:pPr>
+        <w:spacing w:line="360" w:lineRule="auto"/>
+        <w:jc w:val="both"/>
+        <w:rPr>
+          <w:rFonts w:ascii="Times New Roman" w:hAnsi="Times New Roman" w:cs="Times New Roman"/>
+        </w:rPr>
+      </w:pPr>
+      <w:r>
+        <w:rPr>
+          <w:rFonts w:ascii="Times New Roman" w:hAnsi="Times New Roman" w:cs="Times New Roman"/>
+        </w:rPr>
+        <w:t xml:space="preserve">Cependant le </w:t>
+      </w:r>
+      <w:r>
+        <w:rPr>
+          <w:rFonts w:ascii="Times New Roman" w:hAnsi="Times New Roman" w:cs="Times New Roman"/>
+        </w:rPr>
+        <w:t>modèle</w:t>
+      </w:r>
+      <w:r>
+        <w:rPr>
+          <w:rFonts w:ascii="Times New Roman" w:hAnsi="Times New Roman" w:cs="Times New Roman"/>
+        </w:rPr>
+        <w:t xml:space="preserve"> s’est trompe sur 3 cas : </w:t>
+      </w:r>
+    </w:p>
+    <w:p>
+      <w:pPr>
+        <w:spacing w:line="360" w:lineRule="auto"/>
+        <w:jc w:val="both"/>
+        <w:rPr>
+          <w:rFonts w:ascii="Times New Roman" w:hAnsi="Times New Roman" w:cs="Times New Roman"/>
+        </w:rPr>
+      </w:pPr>
+      <w:r>
+        <w:rPr>
+          <w:rFonts w:ascii="Times New Roman" w:hAnsi="Times New Roman" w:cs="Times New Roman"/>
+        </w:rPr>
+        <w:t xml:space="preserve">Il a </w:t>
+      </w:r>
+      <w:r>
+        <w:rPr>
+          <w:rFonts w:ascii="Times New Roman" w:hAnsi="Times New Roman" w:cs="Times New Roman"/>
+        </w:rPr>
+        <w:t>confondu</w:t>
+      </w:r>
+      <w:r>
+        <w:rPr>
+          <w:rFonts w:ascii="Times New Roman" w:hAnsi="Times New Roman" w:cs="Times New Roman"/>
+        </w:rPr>
+        <w:t xml:space="preserve"> paludisme et </w:t>
+      </w:r>
+      <w:r>
+        <w:rPr>
+          <w:rFonts w:ascii="Times New Roman" w:hAnsi="Times New Roman" w:cs="Times New Roman"/>
+        </w:rPr>
+        <w:t>typhoïde</w:t>
+      </w:r>
+      <w:r>
+        <w:rPr>
+          <w:rFonts w:ascii="Times New Roman" w:hAnsi="Times New Roman" w:cs="Times New Roman"/>
+        </w:rPr>
+        <w:t xml:space="preserve"> </w:t>
+      </w:r>
+      <w:r>
+        <w:rPr>
+          <w:rFonts w:ascii="Times New Roman" w:hAnsi="Times New Roman" w:cs="Times New Roman"/>
+        </w:rPr>
+        <w:t>(patients</w:t>
+      </w:r>
+      <w:r>
+        <w:rPr>
+          <w:rFonts w:ascii="Times New Roman" w:hAnsi="Times New Roman" w:cs="Times New Roman"/>
+        </w:rPr>
+        <w:t xml:space="preserve"> 2 et 4</w:t>
+      </w:r>
+      <w:r>
+        <w:rPr>
+          <w:rFonts w:ascii="Times New Roman" w:hAnsi="Times New Roman" w:cs="Times New Roman"/>
+        </w:rPr>
+        <w:t>),</w:t>
+      </w:r>
+      <w:r>
+        <w:rPr>
+          <w:rFonts w:ascii="Times New Roman" w:hAnsi="Times New Roman" w:cs="Times New Roman"/>
+        </w:rPr>
+        <w:t xml:space="preserve"> de </w:t>
+      </w:r>
+      <w:r>
+        <w:rPr>
+          <w:rFonts w:ascii="Times New Roman" w:hAnsi="Times New Roman" w:cs="Times New Roman"/>
+        </w:rPr>
+        <w:t>même</w:t>
+      </w:r>
+      <w:r>
+        <w:rPr>
+          <w:rFonts w:ascii="Times New Roman" w:hAnsi="Times New Roman" w:cs="Times New Roman"/>
+        </w:rPr>
+        <w:t xml:space="preserve"> que </w:t>
+      </w:r>
+      <w:r>
+        <w:rPr>
+          <w:rFonts w:ascii="Times New Roman" w:hAnsi="Times New Roman" w:cs="Times New Roman"/>
+        </w:rPr>
+        <w:t>typhoïde</w:t>
+      </w:r>
+      <w:r>
+        <w:rPr>
+          <w:rFonts w:ascii="Times New Roman" w:hAnsi="Times New Roman" w:cs="Times New Roman"/>
+        </w:rPr>
+        <w:t xml:space="preserve"> et grippe </w:t>
+      </w:r>
+      <w:r>
+        <w:rPr>
+          <w:rFonts w:ascii="Times New Roman" w:hAnsi="Times New Roman" w:cs="Times New Roman"/>
+        </w:rPr>
+        <w:t>(patient</w:t>
+      </w:r>
+      <w:r>
+        <w:rPr>
+          <w:rFonts w:ascii="Times New Roman" w:hAnsi="Times New Roman" w:cs="Times New Roman"/>
+        </w:rPr>
+        <w:t xml:space="preserve"> 9)</w:t>
+      </w:r>
+      <w:r>
+        <w:rPr>
+          <w:rFonts w:ascii="Times New Roman" w:hAnsi="Times New Roman" w:cs="Times New Roman"/>
+        </w:rPr>
+        <w:t xml:space="preserve">. En </w:t>
+      </w:r>
+      <w:r>
+        <w:rPr>
+          <w:rFonts w:ascii="Times New Roman" w:hAnsi="Times New Roman" w:cs="Times New Roman"/>
+        </w:rPr>
+        <w:t>effet,</w:t>
+      </w:r>
+      <w:r>
+        <w:rPr>
+          <w:rFonts w:ascii="Times New Roman" w:hAnsi="Times New Roman" w:cs="Times New Roman"/>
+        </w:rPr>
+        <w:t xml:space="preserve"> ces maladies sont </w:t>
+      </w:r>
+      <w:r>
+        <w:rPr>
+          <w:rFonts w:ascii="Times New Roman" w:hAnsi="Times New Roman" w:cs="Times New Roman"/>
+        </w:rPr>
+        <w:t>très</w:t>
+      </w:r>
+      <w:r>
+        <w:rPr>
+          <w:rFonts w:ascii="Times New Roman" w:hAnsi="Times New Roman" w:cs="Times New Roman"/>
+        </w:rPr>
+        <w:t xml:space="preserve"> </w:t>
+      </w:r>
+      <w:r>
+        <w:rPr>
+          <w:rFonts w:ascii="Times New Roman" w:hAnsi="Times New Roman" w:cs="Times New Roman"/>
+        </w:rPr>
+        <w:t>similaires.</w:t>
+      </w:r>
+      <w:r>
+        <w:rPr>
+          <w:rFonts w:ascii="Times New Roman" w:hAnsi="Times New Roman" w:cs="Times New Roman"/>
+        </w:rPr>
+        <w:t xml:space="preserve"> </w:t>
+      </w:r>
+      <w:r>
+        <w:rPr>
+          <w:rFonts w:ascii="Times New Roman" w:hAnsi="Times New Roman" w:cs="Times New Roman"/>
+        </w:rPr>
+        <w:t>Une étude</w:t>
+      </w:r>
+      <w:r>
+        <w:rPr>
+          <w:rFonts w:ascii="Times New Roman" w:hAnsi="Times New Roman" w:cs="Times New Roman"/>
+        </w:rPr>
+        <w:t xml:space="preserve"> </w:t>
+      </w:r>
+      <w:r>
+        <w:rPr>
+          <w:rFonts w:ascii="Times New Roman" w:hAnsi="Times New Roman" w:cs="Times New Roman"/>
+        </w:rPr>
+        <w:t>avec seulement</w:t>
+      </w:r>
+      <w:r>
+        <w:rPr>
+          <w:rFonts w:ascii="Times New Roman" w:hAnsi="Times New Roman" w:cs="Times New Roman"/>
+        </w:rPr>
+        <w:t xml:space="preserve"> 8 features peut induire en </w:t>
+      </w:r>
+      <w:r>
+        <w:rPr>
+          <w:rFonts w:ascii="Times New Roman" w:hAnsi="Times New Roman" w:cs="Times New Roman"/>
+        </w:rPr>
+        <w:t>erreur.</w:t>
+      </w:r>
+    </w:p>
+    <w:p>
+      <w:pPr>
+        <w:pStyle w:val="Titre3"/>
+        <w:spacing w:line="360" w:lineRule="auto"/>
+        <w:jc w:val="both"/>
+        <w:rPr>
+          <w:rFonts w:ascii="Times New Roman" w:hAnsi="Times New Roman" w:cs="Times New Roman"/>
+        </w:rPr>
+      </w:pPr>
+      <w:bookmarkStart w:id="15" w:name="_Toc228120724"/>
+      <w:r>
+        <w:rPr>
+          <w:rFonts w:ascii="Times New Roman" w:hAnsi="Times New Roman" w:cs="Times New Roman"/>
+        </w:rPr>
+        <w:t>Calculer l’accuracy</w:t>
+      </w:r>
+      <w:bookmarkEnd w:id="15"/>
+    </w:p>
+    <w:p>
+      <w:r>
+        <w:t xml:space="preserve">L’accuracy est l’indicateur principal qui mesure la performance du </w:t>
+      </w:r>
+      <w:r>
+        <w:t>modèle</w:t>
+      </w:r>
+      <w:r>
+        <w:t>.</w:t>
+      </w:r>
+    </w:p>
+    <w:p>
+      <w:pPr>
+        <w:spacing w:line="360" w:lineRule="auto"/>
+        <w:jc w:val="both"/>
+        <w:rPr>
+          <w:rFonts w:ascii="Times New Roman" w:hAnsi="Times New Roman" w:cs="Times New Roman"/>
+        </w:rPr>
+      </w:pPr>
+      <w:r>
+        <w:rPr>
+          <w:rFonts w:ascii="Times New Roman" w:hAnsi="Times New Roman" w:cs="Times New Roman"/>
+          <w:noProof/>
+        </w:rPr>
+        <w:drawing>
+          <wp:inline distT="0" distB="0" distL="0" distR="0" wp14:anchorId="1D7B4E10" wp14:editId="1E6E7A4E">
+            <wp:extent cx="4544521" cy="278765"/>
+            <wp:effectExtent l="0" t="0" r="8890" b="6985"/>
+            <wp:docPr id="1047220801" name="Image 1"/>
+            <wp:cNvGraphicFramePr>
+              <a:graphicFrameLocks xmlns:a="http://schemas.openxmlformats.org/drawingml/2006/main" noChangeAspect="1"/>
+            </wp:cNvGraphicFramePr>
+            <a:graphic xmlns:a="http://schemas.openxmlformats.org/drawingml/2006/main">
+              <a:graphicData uri="http://schemas.openxmlformats.org/drawingml/2006/picture">
+                <pic:pic xmlns:pic="http://schemas.openxmlformats.org/drawingml/2006/picture">
+                  <pic:nvPicPr>
+                    <pic:cNvPr id="1047220801" name=""/>
+                    <pic:cNvPicPr/>
+                  </pic:nvPicPr>
+                  <pic:blipFill rotWithShape="1">
+                    <a:blip r:embed="rId18"/>
+                    <a:srcRect t="18553"/>
+                    <a:stretch>
+                      <a:fillRect/>
+                    </a:stretch>
+                  </pic:blipFill>
+                  <pic:spPr bwMode="auto">
+                    <a:xfrm>
+                      <a:off x="0" y="0"/>
+                      <a:ext cx="4552381" cy="279247"/>
+                    </a:xfrm>
+                    <a:prstGeom prst="rect">
+                      <a:avLst/>
+                    </a:prstGeom>
+                    <a:ln>
+                      <a:noFill/>
+                    </a:ln>
+                    <a:extLst>
+                      <a:ext uri="{53640926-AAD7-44D8-BBD7-CCE9431645EC}">
+                        <a14:shadowObscured xmlns:a14="http://schemas.microsoft.com/office/drawing/2010/main"/>
+                      </a:ext>
+                    </a:extLst>
+                  </pic:spPr>
+                </pic:pic>
+              </a:graphicData>
+            </a:graphic>
+          </wp:inline>
+        </w:drawing>
+      </w:r>
+    </w:p>
+    <w:p>
+      <w:pPr>
+        <w:spacing w:line="360" w:lineRule="auto"/>
+        <w:jc w:val="both"/>
+        <w:rPr>
+          <w:rFonts w:ascii="Times New Roman" w:hAnsi="Times New Roman" w:cs="Times New Roman"/>
+        </w:rPr>
+      </w:pPr>
+      <w:r>
+        <w:rPr>
+          <w:rFonts w:ascii="Times New Roman" w:hAnsi="Times New Roman" w:cs="Times New Roman"/>
+        </w:rPr>
+        <w:t xml:space="preserve">Ce </w:t>
+      </w:r>
+      <w:r>
+        <w:rPr>
+          <w:rFonts w:ascii="Times New Roman" w:hAnsi="Times New Roman" w:cs="Times New Roman"/>
+        </w:rPr>
+        <w:t>résultat</w:t>
+      </w:r>
+      <w:r>
+        <w:rPr>
+          <w:rFonts w:ascii="Times New Roman" w:hAnsi="Times New Roman" w:cs="Times New Roman"/>
+        </w:rPr>
+        <w:t xml:space="preserve"> montre que sur 100 </w:t>
+      </w:r>
+      <w:r>
+        <w:rPr>
+          <w:rFonts w:ascii="Times New Roman" w:hAnsi="Times New Roman" w:cs="Times New Roman"/>
+        </w:rPr>
+        <w:t>patients,</w:t>
+      </w:r>
+      <w:r>
+        <w:rPr>
+          <w:rFonts w:ascii="Times New Roman" w:hAnsi="Times New Roman" w:cs="Times New Roman"/>
+        </w:rPr>
+        <w:t xml:space="preserve"> le </w:t>
+      </w:r>
+      <w:r>
+        <w:rPr>
+          <w:rFonts w:ascii="Times New Roman" w:hAnsi="Times New Roman" w:cs="Times New Roman"/>
+        </w:rPr>
+        <w:t>modèle</w:t>
+      </w:r>
+      <w:r>
+        <w:rPr>
+          <w:rFonts w:ascii="Times New Roman" w:hAnsi="Times New Roman" w:cs="Times New Roman"/>
+        </w:rPr>
+        <w:t xml:space="preserve"> n’est capable de donner le bon diagnostic que pour 75 d’entre </w:t>
+      </w:r>
+      <w:r>
+        <w:rPr>
+          <w:rFonts w:ascii="Times New Roman" w:hAnsi="Times New Roman" w:cs="Times New Roman"/>
+        </w:rPr>
+        <w:t>eux.</w:t>
+      </w:r>
+    </w:p>
+    <w:p>
+      <w:pPr>
+        <w:pStyle w:val="Titre3"/>
+        <w:spacing w:line="360" w:lineRule="auto"/>
+        <w:jc w:val="both"/>
+        <w:rPr>
+          <w:rFonts w:ascii="Times New Roman" w:hAnsi="Times New Roman" w:cs="Times New Roman"/>
+        </w:rPr>
+      </w:pPr>
+      <w:bookmarkStart w:id="16" w:name="_Toc228120725"/>
+      <w:r>
+        <w:rPr>
+          <w:rFonts w:ascii="Times New Roman" w:hAnsi="Times New Roman" w:cs="Times New Roman"/>
+        </w:rPr>
+        <w:t>Matrice de confusion</w:t>
+      </w:r>
+      <w:bookmarkEnd w:id="16"/>
+      <w:r>
+        <w:rPr>
+          <w:rFonts w:ascii="Times New Roman" w:hAnsi="Times New Roman" w:cs="Times New Roman"/>
+        </w:rPr>
+        <w:t xml:space="preserve"> </w:t>
+      </w:r>
+    </w:p>
+    <w:p>
+      <w:r>
+        <w:t xml:space="preserve">La matrice de confusion compare les diagnostics </w:t>
+      </w:r>
+      <w:r>
+        <w:t>réels</w:t>
+      </w:r>
+      <w:r>
+        <w:t xml:space="preserve"> (</w:t>
+      </w:r>
+      <w:r>
+        <w:t>lignes)</w:t>
+      </w:r>
+      <w:r>
+        <w:t xml:space="preserve"> aux </w:t>
+      </w:r>
+      <w:r>
+        <w:t>prédictions</w:t>
+      </w:r>
+      <w:r>
+        <w:t xml:space="preserve"> du </w:t>
+      </w:r>
+      <w:r>
+        <w:t>modèle</w:t>
+      </w:r>
+      <w:r>
+        <w:t xml:space="preserve"> </w:t>
+      </w:r>
+      <w:r>
+        <w:t>(colonnes).</w:t>
+      </w:r>
+    </w:p>
+    <w:p>
+      <w:r>
+        <w:t xml:space="preserve">Les nombres sur la diagonale </w:t>
+      </w:r>
+      <w:r>
+        <w:t>représentent</w:t>
+      </w:r>
+      <w:r>
+        <w:t xml:space="preserve"> les bonnes </w:t>
+      </w:r>
+      <w:r>
+        <w:t>prédictions.</w:t>
+      </w:r>
+    </w:p>
+    <w:p>
+      <w:r>
+        <w:t>Sain : 32</w:t>
+      </w:r>
+    </w:p>
+    <w:p>
+      <w:r>
+        <w:t>Grippe : 22</w:t>
+      </w:r>
+    </w:p>
+    <w:p>
+      <w:r>
+        <w:t>Paludisme : 15</w:t>
+      </w:r>
+    </w:p>
+    <w:p>
+      <w:r>
+        <w:t>Typhoïde</w:t>
+      </w:r>
+      <w:r>
+        <w:t> : 6</w:t>
+      </w:r>
+    </w:p>
+    <w:p/>
+    <w:p>
+      <w:r>
+        <w:t xml:space="preserve">Les chiffres hors diagonales </w:t>
+      </w:r>
+      <w:r>
+        <w:t>représentent</w:t>
+      </w:r>
+      <w:r>
+        <w:t xml:space="preserve"> des erreurs.</w:t>
+      </w:r>
+    </w:p>
+    <w:p>
+      <w:r>
+        <w:t xml:space="preserve">On avait vu </w:t>
+      </w:r>
+      <w:r>
+        <w:t>précédemment</w:t>
+      </w:r>
+      <w:r>
+        <w:t xml:space="preserve"> que le </w:t>
+      </w:r>
+      <w:r>
+        <w:t>modèle</w:t>
+      </w:r>
+      <w:r>
+        <w:t xml:space="preserve"> avait beaucoup de mal de distinguer le paludisme de la </w:t>
+      </w:r>
+      <w:r>
+        <w:t>typhoïde,</w:t>
+      </w:r>
+      <w:r>
+        <w:t xml:space="preserve"> ainsi que de </w:t>
+      </w:r>
+      <w:r>
+        <w:t>différencier</w:t>
+      </w:r>
+      <w:r>
+        <w:t xml:space="preserve"> la </w:t>
+      </w:r>
+      <w:r>
+        <w:t>typhoïde</w:t>
+      </w:r>
+      <w:r>
+        <w:t xml:space="preserve"> du paludisme ou de la grippe.</w:t>
+      </w:r>
+    </w:p>
+    <w:p>
+      <w:r>
+        <w:rPr>
+          <w:rFonts w:ascii="Times New Roman" w:hAnsi="Times New Roman" w:cs="Times New Roman"/>
+          <w:noProof/>
+        </w:rPr>
+        <w:lastRenderedPageBreak/>
+        <w:drawing>
+          <wp:inline distT="0" distB="0" distL="0" distR="0" wp14:anchorId="403DADB0" wp14:editId="3EADCFDD">
+            <wp:extent cx="5972810" cy="2854960"/>
+            <wp:effectExtent l="0" t="0" r="8890" b="2540"/>
+            <wp:docPr id="807610598" name="Image 2"/>
+            <wp:cNvGraphicFramePr>
+              <a:graphicFrameLocks xmlns:a="http://schemas.openxmlformats.org/drawingml/2006/main" noChangeAspect="1"/>
+            </wp:cNvGraphicFramePr>
+            <a:graphic xmlns:a="http://schemas.openxmlformats.org/drawingml/2006/main">
+              <a:graphicData uri="http://schemas.openxmlformats.org/drawingml/2006/picture">
+                <pic:pic xmlns:pic="http://schemas.openxmlformats.org/drawingml/2006/picture">
+                  <pic:nvPicPr>
+                    <pic:cNvPr id="0" name="Picture 3"/>
+                    <pic:cNvPicPr>
+                      <a:picLocks noChangeAspect="1" noChangeArrowheads="1"/>
+                    </pic:cNvPicPr>
+                  </pic:nvPicPr>
+                  <pic:blipFill>
+                    <a:blip r:embed="rId19">
+                      <a:extLst>
+                        <a:ext uri="{28A0092B-C50C-407E-A947-70E740481C1C}">
+                          <a14:useLocalDpi xmlns:a14="http://schemas.microsoft.com/office/drawing/2010/main" val="0"/>
+                        </a:ext>
+                      </a:extLst>
+                    </a:blip>
+                    <a:srcRect/>
+                    <a:stretch>
+                      <a:fillRect/>
+                    </a:stretch>
+                  </pic:blipFill>
+                  <pic:spPr bwMode="auto">
+                    <a:xfrm>
+                      <a:off x="0" y="0"/>
+                      <a:ext cx="5972810" cy="2854960"/>
+                    </a:xfrm>
+                    <a:prstGeom prst="rect">
+                      <a:avLst/>
+                    </a:prstGeom>
+                    <a:noFill/>
+                    <a:ln>
+                      <a:noFill/>
+                    </a:ln>
+                  </pic:spPr>
+                </pic:pic>
+              </a:graphicData>
+            </a:graphic>
+          </wp:inline>
+        </w:drawing>
+      </w:r>
+    </w:p>
+    <w:p>
+      <w:r>
+        <w:t xml:space="preserve">Dans </w:t>
+      </w:r>
+      <w:r>
+        <w:t>la matrice</w:t>
+      </w:r>
+      <w:r>
+        <w:t xml:space="preserve"> de </w:t>
+      </w:r>
+      <w:r>
+        <w:t>confusion,</w:t>
+      </w:r>
+      <w:r>
+        <w:t xml:space="preserve"> on peut voir que 7 patients qui avait </w:t>
+      </w:r>
+      <w:r>
+        <w:t>réellement</w:t>
+      </w:r>
+      <w:r>
+        <w:t xml:space="preserve"> le paludisme </w:t>
+      </w:r>
+      <w:r>
+        <w:t>(ligne</w:t>
+      </w:r>
+      <w:r>
+        <w:t xml:space="preserve"> 1) ont été </w:t>
+      </w:r>
+      <w:r>
+        <w:t>diagnostiques de</w:t>
+      </w:r>
+      <w:r>
+        <w:t xml:space="preserve"> la </w:t>
+      </w:r>
+      <w:r>
+        <w:t>typhoïde</w:t>
+      </w:r>
+      <w:r>
+        <w:t xml:space="preserve"> par le </w:t>
+      </w:r>
+      <w:r>
+        <w:t>modèle.</w:t>
+      </w:r>
+    </w:p>
+    <w:p>
+      <w:r>
+        <w:t xml:space="preserve">Pour la </w:t>
+      </w:r>
+      <w:r>
+        <w:t>typhoïde</w:t>
+      </w:r>
+      <w:r>
+        <w:t xml:space="preserve"> aussi (ligne 4</w:t>
+      </w:r>
+      <w:r>
+        <w:t>),</w:t>
+      </w:r>
+      <w:r>
+        <w:t xml:space="preserve"> le </w:t>
+      </w:r>
+      <w:r>
+        <w:t>modèle</w:t>
+      </w:r>
+      <w:r>
+        <w:t xml:space="preserve"> a </w:t>
+      </w:r>
+      <w:r>
+        <w:t>prédit</w:t>
+      </w:r>
+      <w:r>
+        <w:t xml:space="preserve"> 4 fois la grippe et 5 fois le paludisme au lieu de la </w:t>
+      </w:r>
+      <w:r>
+        <w:t>typhoïde.</w:t>
+      </w:r>
+    </w:p>
+    <w:p>
+      <w:r>
+        <w:t xml:space="preserve">Ceci peut </w:t>
+      </w:r>
+      <w:r>
+        <w:t>être</w:t>
+      </w:r>
+      <w:r>
+        <w:t xml:space="preserve"> explique par le fait que dans le </w:t>
+      </w:r>
+      <w:r>
+        <w:t>dataset,</w:t>
+      </w:r>
+      <w:r>
+        <w:t xml:space="preserve"> la </w:t>
+      </w:r>
+      <w:r>
+        <w:t>typhoïde</w:t>
+      </w:r>
+      <w:r>
+        <w:t xml:space="preserve"> était faiblement </w:t>
+      </w:r>
+      <w:r>
+        <w:t>représentée</w:t>
+      </w:r>
+      <w:r>
+        <w:t xml:space="preserve"> par rapport au </w:t>
+      </w:r>
+      <w:r>
+        <w:t>reste.</w:t>
+      </w:r>
+      <w:r>
+        <w:t xml:space="preserve"> </w:t>
+      </w:r>
+    </w:p>
+    <w:p>
+      <w:pPr>
+        <w:spacing w:line="360" w:lineRule="auto"/>
+        <w:jc w:val="both"/>
+        <w:rPr>
+          <w:rFonts w:ascii="Times New Roman" w:hAnsi="Times New Roman" w:cs="Times New Roman"/>
+        </w:rPr>
+      </w:pPr>
+    </w:p>
+    <w:p>
+      <w:pPr>
+        <w:pStyle w:val="Titre3"/>
+        <w:spacing w:line="360" w:lineRule="auto"/>
+        <w:jc w:val="both"/>
+        <w:rPr>
+          <w:rFonts w:ascii="Times New Roman" w:hAnsi="Times New Roman" w:cs="Times New Roman"/>
+        </w:rPr>
+      </w:pPr>
+      <w:bookmarkStart w:id="17" w:name="_Toc228120726"/>
+      <w:r>
+        <w:rPr>
+          <w:rFonts w:ascii="Times New Roman" w:hAnsi="Times New Roman" w:cs="Times New Roman"/>
+        </w:rPr>
+        <w:t>Visualiser la matrice de confusion</w:t>
+      </w:r>
+      <w:bookmarkEnd w:id="17"/>
+      <w:r>
+        <w:rPr>
+          <w:rFonts w:ascii="Times New Roman" w:hAnsi="Times New Roman" w:cs="Times New Roman"/>
+        </w:rPr>
+        <w:t xml:space="preserve"> </w:t>
+      </w:r>
+    </w:p>
+    <w:p>
+      <w:r>
+        <w:t xml:space="preserve">La matrice a été </w:t>
+      </w:r>
+      <w:r>
+        <w:t>sauvegardée</w:t>
+      </w:r>
+      <w:r>
+        <w:t xml:space="preserve"> dans un dossier </w:t>
+      </w:r>
+      <w:r>
+        <w:t>dédie.</w:t>
+      </w:r>
+    </w:p>
+    <w:p>
+      <w:pPr>
+        <w:spacing w:line="360" w:lineRule="auto"/>
+        <w:jc w:val="both"/>
+        <w:rPr>
+          <w:rFonts w:ascii="Times New Roman" w:hAnsi="Times New Roman" w:cs="Times New Roman"/>
+        </w:rPr>
+      </w:pPr>
+      <w:r>
+        <w:rPr>
+          <w:rFonts w:ascii="Times New Roman" w:hAnsi="Times New Roman" w:cs="Times New Roman"/>
+          <w:noProof/>
+        </w:rPr>
+        <w:drawing>
+          <wp:inline distT="0" distB="0" distL="0" distR="0" wp14:anchorId="504E8F2E" wp14:editId="70D7C8ED">
+            <wp:extent cx="2809524" cy="742857"/>
+            <wp:effectExtent l="0" t="0" r="0" b="635"/>
+            <wp:docPr id="966040088" name="Image 1"/>
+            <wp:cNvGraphicFramePr>
+              <a:graphicFrameLocks xmlns:a="http://schemas.openxmlformats.org/drawingml/2006/main" noChangeAspect="1"/>
+            </wp:cNvGraphicFramePr>
+            <a:graphic xmlns:a="http://schemas.openxmlformats.org/drawingml/2006/main">
+              <a:graphicData uri="http://schemas.openxmlformats.org/drawingml/2006/picture">
+                <pic:pic xmlns:pic="http://schemas.openxmlformats.org/drawingml/2006/picture">
+                  <pic:nvPicPr>
+                    <pic:cNvPr id="966040088" name=""/>
+                    <pic:cNvPicPr/>
+                  </pic:nvPicPr>
+                  <pic:blipFill>
+                    <a:blip r:embed="rId20"/>
+                    <a:stretch>
+                      <a:fillRect/>
+                    </a:stretch>
+                  </pic:blipFill>
+                  <pic:spPr>
+                    <a:xfrm>
+                      <a:off x="0" y="0"/>
+                      <a:ext cx="2809524" cy="742857"/>
+                    </a:xfrm>
+                    <a:prstGeom prst="rect">
+                      <a:avLst/>
+                    </a:prstGeom>
+                  </pic:spPr>
+                </pic:pic>
+              </a:graphicData>
+            </a:graphic>
+          </wp:inline>
+        </w:drawing>
+      </w:r>
+    </w:p>
+    <w:p>
+      <w:pPr>
+        <w:pStyle w:val="Titre2"/>
+        <w:spacing w:line="360" w:lineRule="auto"/>
+        <w:jc w:val="both"/>
+        <w:rPr>
+          <w:rFonts w:ascii="Times New Roman" w:hAnsi="Times New Roman" w:cs="Times New Roman"/>
+        </w:rPr>
+      </w:pPr>
+      <w:bookmarkStart w:id="18" w:name="_Toc228120727"/>
+      <w:r>
+        <w:rPr>
+          <w:rFonts w:ascii="Times New Roman" w:hAnsi="Times New Roman" w:cs="Times New Roman"/>
+        </w:rPr>
+        <w:t>Sérialiser</w:t>
+      </w:r>
+      <w:r>
+        <w:rPr>
+          <w:rFonts w:ascii="Times New Roman" w:hAnsi="Times New Roman" w:cs="Times New Roman"/>
+        </w:rPr>
+        <w:t xml:space="preserve"> le </w:t>
+      </w:r>
+      <w:r>
+        <w:rPr>
+          <w:rFonts w:ascii="Times New Roman" w:hAnsi="Times New Roman" w:cs="Times New Roman"/>
+        </w:rPr>
+        <w:t>modèle</w:t>
+      </w:r>
+      <w:bookmarkEnd w:id="18"/>
+    </w:p>
+    <w:p>
+      <w:pPr>
+        <w:pStyle w:val="Titre3"/>
+        <w:spacing w:line="360" w:lineRule="auto"/>
+        <w:jc w:val="both"/>
+        <w:rPr>
+          <w:rFonts w:ascii="Times New Roman" w:hAnsi="Times New Roman" w:cs="Times New Roman"/>
+        </w:rPr>
+      </w:pPr>
+      <w:bookmarkStart w:id="19" w:name="_Toc228120728"/>
+      <w:r>
+        <w:rPr>
+          <w:rFonts w:ascii="Times New Roman" w:hAnsi="Times New Roman" w:cs="Times New Roman"/>
+        </w:rPr>
+        <w:t xml:space="preserve">Sauvegarder le </w:t>
+      </w:r>
+      <w:r>
+        <w:rPr>
+          <w:rFonts w:ascii="Times New Roman" w:hAnsi="Times New Roman" w:cs="Times New Roman"/>
+        </w:rPr>
+        <w:t>modèle</w:t>
+      </w:r>
+      <w:bookmarkEnd w:id="19"/>
+    </w:p>
+    <w:p>
+      <w:r>
+        <w:t xml:space="preserve">Pickle est le standard python pour convertir un objet complexe en un flux d’octets stockable sur disque </w:t>
+      </w:r>
+      <w:r>
+        <w:t>dur.</w:t>
+      </w:r>
+    </w:p>
+    <w:p>
+      <w:r>
+        <w:lastRenderedPageBreak/>
+        <w:t xml:space="preserve">On enregistre l’intelligence de </w:t>
+      </w:r>
+      <w:r>
+        <w:t>l’IA</w:t>
+      </w:r>
+      <w:r>
+        <w:t xml:space="preserve"> dans un fichier afin de pouvoir l’</w:t>
+      </w:r>
+      <w:r>
+        <w:t>utiliser</w:t>
+      </w:r>
+      <w:r>
+        <w:t xml:space="preserve"> plus tard dans une application sans </w:t>
+      </w:r>
+      <w:r>
+        <w:t xml:space="preserve">avoir </w:t>
+      </w:r>
+      <w:r>
+        <w:t>à</w:t>
+      </w:r>
+      <w:r>
+        <w:t xml:space="preserve"> recommencer l’entrainement depuis le </w:t>
+      </w:r>
+      <w:r>
+        <w:t>début.</w:t>
+      </w:r>
+    </w:p>
+    <w:p>
+      <w:pPr>
+        <w:spacing w:line="360" w:lineRule="auto"/>
+        <w:jc w:val="both"/>
+        <w:rPr>
+          <w:rFonts w:ascii="Times New Roman" w:hAnsi="Times New Roman" w:cs="Times New Roman"/>
+        </w:rPr>
+      </w:pPr>
+      <w:r>
+        <w:rPr>
+          <w:rFonts w:ascii="Times New Roman" w:hAnsi="Times New Roman" w:cs="Times New Roman"/>
+          <w:noProof/>
+        </w:rPr>
+        <w:drawing>
+          <wp:inline distT="0" distB="0" distL="0" distR="0" wp14:anchorId="7BFF7F16" wp14:editId="13BB79D6">
+            <wp:extent cx="2238095" cy="1323810"/>
+            <wp:effectExtent l="0" t="0" r="0" b="0"/>
+            <wp:docPr id="1738825352" name="Image 1"/>
+            <wp:cNvGraphicFramePr>
+              <a:graphicFrameLocks xmlns:a="http://schemas.openxmlformats.org/drawingml/2006/main" noChangeAspect="1"/>
+            </wp:cNvGraphicFramePr>
+            <a:graphic xmlns:a="http://schemas.openxmlformats.org/drawingml/2006/main">
+              <a:graphicData uri="http://schemas.openxmlformats.org/drawingml/2006/picture">
+                <pic:pic xmlns:pic="http://schemas.openxmlformats.org/drawingml/2006/picture">
+                  <pic:nvPicPr>
+                    <pic:cNvPr id="1738825352" name=""/>
+                    <pic:cNvPicPr/>
+                  </pic:nvPicPr>
+                  <pic:blipFill>
+                    <a:blip r:embed="rId21"/>
+                    <a:stretch>
+                      <a:fillRect/>
+                    </a:stretch>
+                  </pic:blipFill>
+                  <pic:spPr>
+                    <a:xfrm>
+                      <a:off x="0" y="0"/>
+                      <a:ext cx="2238095" cy="1323810"/>
+                    </a:xfrm>
+                    <a:prstGeom prst="rect">
+                      <a:avLst/>
+                    </a:prstGeom>
+                  </pic:spPr>
+                </pic:pic>
+              </a:graphicData>
+            </a:graphic>
+          </wp:inline>
+        </w:drawing>
+      </w:r>
+      <w:r>
+        <w:rPr>
+          <w:rFonts w:ascii="Times New Roman" w:hAnsi="Times New Roman" w:cs="Times New Roman"/>
+        </w:rPr>
+        <w:t xml:space="preserve"> </w:t>
+      </w:r>
+    </w:p>
+    <w:p>
+      <w:pPr>
+        <w:spacing w:line="360" w:lineRule="auto"/>
+        <w:jc w:val="both"/>
+        <w:rPr>
+          <w:rFonts w:ascii="Times New Roman" w:hAnsi="Times New Roman" w:cs="Times New Roman"/>
+        </w:rPr>
+      </w:pPr>
+    </w:p>
+    <w:p>
+      <w:pPr>
+        <w:spacing w:line="360" w:lineRule="auto"/>
+        <w:jc w:val="both"/>
+        <w:rPr>
+          <w:rFonts w:ascii="Times New Roman" w:hAnsi="Times New Roman" w:cs="Times New Roman"/>
+        </w:rPr>
+      </w:pPr>
+      <w:r>
+        <w:rPr>
+          <w:rFonts w:ascii="Times New Roman" w:hAnsi="Times New Roman" w:cs="Times New Roman"/>
+          <w:noProof/>
+        </w:rPr>
+        <w:drawing>
+          <wp:inline distT="0" distB="0" distL="0" distR="0" wp14:anchorId="3B56D814" wp14:editId="0DAC52D5">
+            <wp:extent cx="4914286" cy="609524"/>
+            <wp:effectExtent l="0" t="0" r="635" b="635"/>
+            <wp:docPr id="777494187" name="Image 1"/>
+            <wp:cNvGraphicFramePr>
+              <a:graphicFrameLocks xmlns:a="http://schemas.openxmlformats.org/drawingml/2006/main" noChangeAspect="1"/>
+            </wp:cNvGraphicFramePr>
+            <a:graphic xmlns:a="http://schemas.openxmlformats.org/drawingml/2006/main">
+              <a:graphicData uri="http://schemas.openxmlformats.org/drawingml/2006/picture">
+                <pic:pic xmlns:pic="http://schemas.openxmlformats.org/drawingml/2006/picture">
+                  <pic:nvPicPr>
+                    <pic:cNvPr id="777494187" name=""/>
+                    <pic:cNvPicPr/>
+                  </pic:nvPicPr>
+                  <pic:blipFill>
+                    <a:blip r:embed="rId22"/>
+                    <a:stretch>
+                      <a:fillRect/>
+                    </a:stretch>
+                  </pic:blipFill>
+                  <pic:spPr>
+                    <a:xfrm>
+                      <a:off x="0" y="0"/>
+                      <a:ext cx="4914286" cy="609524"/>
+                    </a:xfrm>
+                    <a:prstGeom prst="rect">
+                      <a:avLst/>
+                    </a:prstGeom>
+                  </pic:spPr>
+                </pic:pic>
+              </a:graphicData>
+            </a:graphic>
+          </wp:inline>
+        </w:drawing>
+      </w:r>
+    </w:p>
+    <w:p>
+      <w:pPr>
+        <w:pStyle w:val="Titre3"/>
+        <w:spacing w:line="360" w:lineRule="auto"/>
+        <w:jc w:val="both"/>
+        <w:rPr>
+          <w:rFonts w:ascii="Times New Roman" w:hAnsi="Times New Roman" w:cs="Times New Roman"/>
+        </w:rPr>
+      </w:pPr>
+      <w:bookmarkStart w:id="20" w:name="_Toc228120729"/>
+      <w:r>
+        <w:rPr>
+          <w:rFonts w:ascii="Times New Roman" w:hAnsi="Times New Roman" w:cs="Times New Roman"/>
+        </w:rPr>
+        <w:t>Sauvegarder aussi les encodeurs</w:t>
+      </w:r>
+      <w:bookmarkEnd w:id="20"/>
+    </w:p>
+    <w:p>
+      <w:pPr>
+        <w:spacing w:line="360" w:lineRule="auto"/>
+        <w:jc w:val="both"/>
+        <w:rPr>
+          <w:rFonts w:ascii="Times New Roman" w:hAnsi="Times New Roman" w:cs="Times New Roman"/>
+        </w:rPr>
+      </w:pPr>
+      <w:r>
+        <w:rPr>
+          <w:rFonts w:ascii="Times New Roman" w:hAnsi="Times New Roman" w:cs="Times New Roman"/>
+          <w:noProof/>
+        </w:rPr>
+        <w:drawing>
+          <wp:inline distT="0" distB="0" distL="0" distR="0" wp14:anchorId="34B5710F" wp14:editId="2FBF13B5">
+            <wp:extent cx="2142857" cy="2285714"/>
+            <wp:effectExtent l="0" t="0" r="0" b="635"/>
+            <wp:docPr id="661293463" name="Image 1"/>
+            <wp:cNvGraphicFramePr>
+              <a:graphicFrameLocks xmlns:a="http://schemas.openxmlformats.org/drawingml/2006/main" noChangeAspect="1"/>
+            </wp:cNvGraphicFramePr>
+            <a:graphic xmlns:a="http://schemas.openxmlformats.org/drawingml/2006/main">
+              <a:graphicData uri="http://schemas.openxmlformats.org/drawingml/2006/picture">
+                <pic:pic xmlns:pic="http://schemas.openxmlformats.org/drawingml/2006/picture">
+                  <pic:nvPicPr>
+                    <pic:cNvPr id="661293463" name=""/>
+                    <pic:cNvPicPr/>
+                  </pic:nvPicPr>
+                  <pic:blipFill>
+                    <a:blip r:embed="rId23"/>
+                    <a:stretch>
+                      <a:fillRect/>
+                    </a:stretch>
+                  </pic:blipFill>
+                  <pic:spPr>
+                    <a:xfrm>
+                      <a:off x="0" y="0"/>
+                      <a:ext cx="2142857" cy="2285714"/>
+                    </a:xfrm>
+                    <a:prstGeom prst="rect">
+                      <a:avLst/>
+                    </a:prstGeom>
+                  </pic:spPr>
+                </pic:pic>
+              </a:graphicData>
+            </a:graphic>
+          </wp:inline>
+        </w:drawing>
+      </w:r>
+    </w:p>
+    <w:p>
+      <w:pPr>
+        <w:spacing w:line="360" w:lineRule="auto"/>
+        <w:jc w:val="both"/>
+        <w:rPr>
+          <w:rFonts w:ascii="Times New Roman" w:hAnsi="Times New Roman" w:cs="Times New Roman"/>
+        </w:rPr>
+      </w:pPr>
+      <w:r>
+        <w:rPr>
+          <w:rFonts w:ascii="Times New Roman" w:hAnsi="Times New Roman" w:cs="Times New Roman"/>
+        </w:rPr>
+        <w:t xml:space="preserve">Un encodeur est un </w:t>
+      </w:r>
+      <w:r>
+        <w:rPr>
+          <w:rFonts w:ascii="Times New Roman" w:hAnsi="Times New Roman" w:cs="Times New Roman"/>
+        </w:rPr>
+        <w:t>traducteur.</w:t>
+      </w:r>
+      <w:r>
+        <w:rPr>
+          <w:rFonts w:ascii="Times New Roman" w:hAnsi="Times New Roman" w:cs="Times New Roman"/>
+        </w:rPr>
+        <w:t xml:space="preserve"> Son </w:t>
+      </w:r>
+      <w:r>
+        <w:rPr>
+          <w:rFonts w:ascii="Times New Roman" w:hAnsi="Times New Roman" w:cs="Times New Roman"/>
+        </w:rPr>
+        <w:t>rôle</w:t>
+      </w:r>
+      <w:r>
+        <w:rPr>
+          <w:rFonts w:ascii="Times New Roman" w:hAnsi="Times New Roman" w:cs="Times New Roman"/>
+        </w:rPr>
+        <w:t xml:space="preserve"> est de transformer les </w:t>
+      </w:r>
+      <w:r>
+        <w:rPr>
+          <w:rFonts w:ascii="Times New Roman" w:hAnsi="Times New Roman" w:cs="Times New Roman"/>
+        </w:rPr>
+        <w:t>données</w:t>
+      </w:r>
+      <w:r>
+        <w:rPr>
+          <w:rFonts w:ascii="Times New Roman" w:hAnsi="Times New Roman" w:cs="Times New Roman"/>
+        </w:rPr>
+        <w:t xml:space="preserve"> textuelles </w:t>
+      </w:r>
+      <w:r>
+        <w:rPr>
+          <w:rFonts w:ascii="Times New Roman" w:hAnsi="Times New Roman" w:cs="Times New Roman"/>
+        </w:rPr>
+        <w:t>(Dakar,</w:t>
+      </w:r>
+      <w:r>
+        <w:rPr>
+          <w:rFonts w:ascii="Times New Roman" w:hAnsi="Times New Roman" w:cs="Times New Roman"/>
+        </w:rPr>
+        <w:t xml:space="preserve"> </w:t>
+      </w:r>
+      <w:r>
+        <w:rPr>
+          <w:rFonts w:ascii="Times New Roman" w:hAnsi="Times New Roman" w:cs="Times New Roman"/>
+        </w:rPr>
+        <w:t>paludisme.</w:t>
+      </w:r>
+      <w:r>
+        <w:rPr>
+          <w:rFonts w:ascii="Times New Roman" w:hAnsi="Times New Roman" w:cs="Times New Roman"/>
+        </w:rPr>
+        <w:t xml:space="preserve">) en </w:t>
+      </w:r>
+      <w:r>
+        <w:rPr>
+          <w:rFonts w:ascii="Times New Roman" w:hAnsi="Times New Roman" w:cs="Times New Roman"/>
+        </w:rPr>
+        <w:t>données</w:t>
+      </w:r>
+      <w:r>
+        <w:rPr>
+          <w:rFonts w:ascii="Times New Roman" w:hAnsi="Times New Roman" w:cs="Times New Roman"/>
+        </w:rPr>
+        <w:t xml:space="preserve"> </w:t>
+      </w:r>
+      <w:r>
+        <w:rPr>
+          <w:rFonts w:ascii="Times New Roman" w:hAnsi="Times New Roman" w:cs="Times New Roman"/>
+        </w:rPr>
+        <w:t>numériques</w:t>
+      </w:r>
+      <w:r>
+        <w:rPr>
+          <w:rFonts w:ascii="Times New Roman" w:hAnsi="Times New Roman" w:cs="Times New Roman"/>
+        </w:rPr>
+        <w:t xml:space="preserve"> </w:t>
+      </w:r>
+      <w:r>
+        <w:rPr>
+          <w:rFonts w:ascii="Times New Roman" w:hAnsi="Times New Roman" w:cs="Times New Roman"/>
+        </w:rPr>
+        <w:t>(0,</w:t>
+      </w:r>
+      <w:r>
+        <w:rPr>
+          <w:rFonts w:ascii="Times New Roman" w:hAnsi="Times New Roman" w:cs="Times New Roman"/>
+        </w:rPr>
+        <w:t xml:space="preserve"> </w:t>
+      </w:r>
+      <w:r>
+        <w:rPr>
+          <w:rFonts w:ascii="Times New Roman" w:hAnsi="Times New Roman" w:cs="Times New Roman"/>
+        </w:rPr>
+        <w:t>1,</w:t>
+      </w:r>
+      <w:r>
+        <w:rPr>
+          <w:rFonts w:ascii="Times New Roman" w:hAnsi="Times New Roman" w:cs="Times New Roman"/>
+        </w:rPr>
+        <w:t xml:space="preserve"> 2 …</w:t>
+      </w:r>
+      <w:r>
+        <w:rPr>
+          <w:rFonts w:ascii="Times New Roman" w:hAnsi="Times New Roman" w:cs="Times New Roman"/>
+        </w:rPr>
+        <w:t>).</w:t>
+      </w:r>
+      <w:r>
+        <w:rPr>
+          <w:rFonts w:ascii="Times New Roman" w:hAnsi="Times New Roman" w:cs="Times New Roman"/>
+        </w:rPr>
+        <w:t xml:space="preserve"> </w:t>
+      </w:r>
+    </w:p>
+    <w:p>
+      <w:pPr>
+        <w:pStyle w:val="Titre2"/>
+        <w:spacing w:line="360" w:lineRule="auto"/>
+        <w:jc w:val="both"/>
+        <w:rPr>
+          <w:rFonts w:ascii="Times New Roman" w:hAnsi="Times New Roman" w:cs="Times New Roman"/>
+        </w:rPr>
+      </w:pPr>
+      <w:bookmarkStart w:id="21" w:name="_Toc228120730"/>
+      <w:r>
+        <w:rPr>
+          <w:rFonts w:ascii="Times New Roman" w:hAnsi="Times New Roman" w:cs="Times New Roman"/>
+        </w:rPr>
+        <w:t xml:space="preserve">Tester le </w:t>
+      </w:r>
+      <w:r>
+        <w:rPr>
+          <w:rFonts w:ascii="Times New Roman" w:hAnsi="Times New Roman" w:cs="Times New Roman"/>
+        </w:rPr>
+        <w:t>modèle</w:t>
+      </w:r>
+      <w:r>
+        <w:rPr>
+          <w:rFonts w:ascii="Times New Roman" w:hAnsi="Times New Roman" w:cs="Times New Roman"/>
+        </w:rPr>
+        <w:t xml:space="preserve"> </w:t>
+      </w:r>
+      <w:r>
+        <w:rPr>
+          <w:rFonts w:ascii="Times New Roman" w:hAnsi="Times New Roman" w:cs="Times New Roman"/>
+        </w:rPr>
+        <w:t>sérialisé</w:t>
+      </w:r>
+      <w:bookmarkEnd w:id="21"/>
+    </w:p>
+    <w:p>
+      <w:pPr>
+        <w:pStyle w:val="Titre3"/>
+        <w:spacing w:line="360" w:lineRule="auto"/>
+        <w:jc w:val="both"/>
+        <w:rPr>
+          <w:rFonts w:ascii="Times New Roman" w:hAnsi="Times New Roman" w:cs="Times New Roman"/>
+        </w:rPr>
+      </w:pPr>
+      <w:bookmarkStart w:id="22" w:name="_Toc228120731"/>
+      <w:r>
+        <w:rPr>
+          <w:rFonts w:ascii="Times New Roman" w:hAnsi="Times New Roman" w:cs="Times New Roman"/>
+        </w:rPr>
+        <w:t xml:space="preserve">Recharger le </w:t>
+      </w:r>
+      <w:r>
+        <w:rPr>
+          <w:rFonts w:ascii="Times New Roman" w:hAnsi="Times New Roman" w:cs="Times New Roman"/>
+        </w:rPr>
+        <w:t>modèle</w:t>
+      </w:r>
+      <w:r>
+        <w:rPr>
+          <w:rFonts w:ascii="Times New Roman" w:hAnsi="Times New Roman" w:cs="Times New Roman"/>
+        </w:rPr>
+        <w:t xml:space="preserve"> depuis le fichier</w:t>
+      </w:r>
+      <w:bookmarkEnd w:id="22"/>
+    </w:p>
+    <w:p>
+      <w:r>
+        <w:t xml:space="preserve">Maintenant le </w:t>
+      </w:r>
+      <w:r>
+        <w:t>modèle</w:t>
+      </w:r>
+      <w:r>
+        <w:t xml:space="preserve"> est capable de lire des </w:t>
+      </w:r>
+      <w:r>
+        <w:t>données</w:t>
+      </w:r>
+      <w:r>
+        <w:t xml:space="preserve"> de </w:t>
+      </w:r>
+      <w:r>
+        <w:t>sante,</w:t>
+      </w:r>
+      <w:r>
+        <w:t xml:space="preserve"> apprendre tout seule </w:t>
+      </w:r>
+      <w:r>
+        <w:t>à</w:t>
+      </w:r>
+      <w:r>
+        <w:t xml:space="preserve"> reconnaitre les maladies et se souvenir de ce qu’il a </w:t>
+      </w:r>
+      <w:r>
+        <w:t>appris.</w:t>
+      </w:r>
+    </w:p>
+    <w:p>
+      <w:pPr>
+        <w:spacing w:line="360" w:lineRule="auto"/>
+        <w:jc w:val="both"/>
+        <w:rPr>
+          <w:rFonts w:ascii="Times New Roman" w:hAnsi="Times New Roman" w:cs="Times New Roman"/>
+        </w:rPr>
+      </w:pPr>
+      <w:r>
+        <w:rPr>
+          <w:rFonts w:ascii="Times New Roman" w:hAnsi="Times New Roman" w:cs="Times New Roman"/>
+          <w:noProof/>
+        </w:rPr>
+        <w:lastRenderedPageBreak/>
+        <w:drawing>
+          <wp:inline distT="0" distB="0" distL="0" distR="0" wp14:anchorId="39922B7A" wp14:editId="0F236EBA">
+            <wp:extent cx="5972810" cy="612775"/>
+            <wp:effectExtent l="0" t="0" r="8890" b="0"/>
+            <wp:docPr id="1671854207" name="Image 1"/>
+            <wp:cNvGraphicFramePr>
+              <a:graphicFrameLocks xmlns:a="http://schemas.openxmlformats.org/drawingml/2006/main" noChangeAspect="1"/>
+            </wp:cNvGraphicFramePr>
+            <a:graphic xmlns:a="http://schemas.openxmlformats.org/drawingml/2006/main">
+              <a:graphicData uri="http://schemas.openxmlformats.org/drawingml/2006/picture">
+                <pic:pic xmlns:pic="http://schemas.openxmlformats.org/drawingml/2006/picture">
+                  <pic:nvPicPr>
+                    <pic:cNvPr id="1671854207" name=""/>
+                    <pic:cNvPicPr/>
+                  </pic:nvPicPr>
+                  <pic:blipFill>
+                    <a:blip r:embed="rId24"/>
+                    <a:stretch>
+                      <a:fillRect/>
+                    </a:stretch>
+                  </pic:blipFill>
+                  <pic:spPr>
+                    <a:xfrm>
+                      <a:off x="0" y="0"/>
+                      <a:ext cx="5972810" cy="612775"/>
+                    </a:xfrm>
+                    <a:prstGeom prst="rect">
+                      <a:avLst/>
+                    </a:prstGeom>
+                  </pic:spPr>
+                </pic:pic>
+              </a:graphicData>
+            </a:graphic>
+          </wp:inline>
+        </w:drawing>
+      </w:r>
+    </w:p>
+    <w:p>
+      <w:pPr>
+        <w:pStyle w:val="Titre3"/>
+        <w:spacing w:line="360" w:lineRule="auto"/>
+        <w:jc w:val="both"/>
+        <w:rPr>
+          <w:rFonts w:ascii="Times New Roman" w:hAnsi="Times New Roman" w:cs="Times New Roman"/>
+        </w:rPr>
+      </w:pPr>
+      <w:bookmarkStart w:id="23" w:name="_Toc228120732"/>
+      <w:r>
+        <w:rPr>
+          <w:rFonts w:ascii="Times New Roman" w:hAnsi="Times New Roman" w:cs="Times New Roman"/>
+        </w:rPr>
+        <w:t>Prédire</w:t>
+      </w:r>
+      <w:r>
+        <w:rPr>
+          <w:rFonts w:ascii="Times New Roman" w:hAnsi="Times New Roman" w:cs="Times New Roman"/>
+        </w:rPr>
+        <w:t xml:space="preserve"> pour un nouveau patient </w:t>
+      </w:r>
+      <w:r>
+        <w:rPr>
+          <w:rFonts w:ascii="Times New Roman" w:hAnsi="Times New Roman" w:cs="Times New Roman"/>
+        </w:rPr>
+        <w:t>(simulation)</w:t>
+      </w:r>
+      <w:bookmarkEnd w:id="23"/>
+    </w:p>
+    <w:p>
+      <w:pPr>
+        <w:spacing w:line="360" w:lineRule="auto"/>
+        <w:jc w:val="both"/>
+        <w:rPr>
+          <w:rFonts w:ascii="Times New Roman" w:hAnsi="Times New Roman" w:cs="Times New Roman"/>
+        </w:rPr>
+      </w:pPr>
+    </w:p>
+    <w:p>
+      <w:pPr>
+        <w:spacing w:line="360" w:lineRule="auto"/>
+        <w:jc w:val="both"/>
+        <w:rPr>
+          <w:rFonts w:ascii="Times New Roman" w:hAnsi="Times New Roman" w:cs="Times New Roman"/>
+        </w:rPr>
+      </w:pPr>
+      <w:r>
+        <w:rPr>
+          <w:rFonts w:ascii="Times New Roman" w:hAnsi="Times New Roman" w:cs="Times New Roman"/>
+          <w:noProof/>
+        </w:rPr>
+        <w:drawing>
+          <wp:inline distT="0" distB="0" distL="0" distR="0" wp14:anchorId="43B4A70E" wp14:editId="04799A55">
+            <wp:extent cx="4780952" cy="2495238"/>
+            <wp:effectExtent l="0" t="0" r="635" b="635"/>
+            <wp:docPr id="1403212179" name="Image 1"/>
+            <wp:cNvGraphicFramePr>
+              <a:graphicFrameLocks xmlns:a="http://schemas.openxmlformats.org/drawingml/2006/main" noChangeAspect="1"/>
+            </wp:cNvGraphicFramePr>
+            <a:graphic xmlns:a="http://schemas.openxmlformats.org/drawingml/2006/main">
+              <a:graphicData uri="http://schemas.openxmlformats.org/drawingml/2006/picture">
+                <pic:pic xmlns:pic="http://schemas.openxmlformats.org/drawingml/2006/picture">
+                  <pic:nvPicPr>
+                    <pic:cNvPr id="1403212179" name=""/>
+                    <pic:cNvPicPr/>
+                  </pic:nvPicPr>
+                  <pic:blipFill>
+                    <a:blip r:embed="rId25"/>
+                    <a:stretch>
+                      <a:fillRect/>
+                    </a:stretch>
+                  </pic:blipFill>
+                  <pic:spPr>
+                    <a:xfrm>
+                      <a:off x="0" y="0"/>
+                      <a:ext cx="4780952" cy="2495238"/>
+                    </a:xfrm>
+                    <a:prstGeom prst="rect">
+                      <a:avLst/>
+                    </a:prstGeom>
+                  </pic:spPr>
+                </pic:pic>
+              </a:graphicData>
+            </a:graphic>
+          </wp:inline>
+        </w:drawing>
+      </w:r>
+    </w:p>
+    <w:p>
+      <w:pPr>
+        <w:spacing w:line="360" w:lineRule="auto"/>
+        <w:jc w:val="both"/>
+        <w:rPr>
+          <w:rFonts w:ascii="Times New Roman" w:hAnsi="Times New Roman" w:cs="Times New Roman"/>
+        </w:rPr>
+      </w:pPr>
+      <w:r>
+        <w:rPr>
+          <w:rFonts w:ascii="Times New Roman" w:hAnsi="Times New Roman" w:cs="Times New Roman"/>
+        </w:rPr>
+        <w:t>Le modèle a prédit une grippe a 70 %.</w:t>
+      </w:r>
+    </w:p>
+    <w:p>
+      <w:pPr>
+        <w:pStyle w:val="Titre2"/>
+        <w:spacing w:line="360" w:lineRule="auto"/>
+        <w:jc w:val="both"/>
+        <w:rPr>
+          <w:rFonts w:ascii="Times New Roman" w:hAnsi="Times New Roman" w:cs="Times New Roman"/>
+        </w:rPr>
+      </w:pPr>
+      <w:bookmarkStart w:id="24" w:name="_Toc228120733"/>
+      <w:r>
+        <w:rPr>
+          <w:rFonts w:ascii="Times New Roman" w:hAnsi="Times New Roman" w:cs="Times New Roman"/>
+        </w:rPr>
+        <w:lastRenderedPageBreak/>
+        <w:t>Sauvegarder la version v1</w:t>
+      </w:r>
+      <w:bookmarkEnd w:id="24"/>
+    </w:p>
+    <w:p>
+      <w:pPr>
+        <w:pStyle w:val="Titre3"/>
+        <w:spacing w:line="360" w:lineRule="auto"/>
+        <w:jc w:val="both"/>
+        <w:rPr>
+          <w:rFonts w:ascii="Times New Roman" w:hAnsi="Times New Roman" w:cs="Times New Roman"/>
+        </w:rPr>
+      </w:pPr>
+      <w:bookmarkStart w:id="25" w:name="_Toc228120734"/>
+      <w:r>
+        <w:rPr>
+          <w:rFonts w:ascii="Times New Roman" w:hAnsi="Times New Roman" w:cs="Times New Roman"/>
+        </w:rPr>
+        <w:t>Vérifier</w:t>
+      </w:r>
+      <w:r>
+        <w:rPr>
+          <w:rFonts w:ascii="Times New Roman" w:hAnsi="Times New Roman" w:cs="Times New Roman"/>
+        </w:rPr>
+        <w:t xml:space="preserve"> l’</w:t>
+      </w:r>
+      <w:r>
+        <w:rPr>
+          <w:rFonts w:ascii="Times New Roman" w:hAnsi="Times New Roman" w:cs="Times New Roman"/>
+        </w:rPr>
+        <w:t>état</w:t>
+      </w:r>
+      <w:r>
+        <w:rPr>
+          <w:rFonts w:ascii="Times New Roman" w:hAnsi="Times New Roman" w:cs="Times New Roman"/>
+        </w:rPr>
+        <w:t xml:space="preserve"> du </w:t>
+      </w:r>
+      <w:r>
+        <w:rPr>
+          <w:rFonts w:ascii="Times New Roman" w:hAnsi="Times New Roman" w:cs="Times New Roman"/>
+        </w:rPr>
+        <w:t>dépôt</w:t>
+      </w:r>
+      <w:bookmarkEnd w:id="25"/>
+      <w:r>
+        <w:rPr>
+          <w:rFonts w:ascii="Times New Roman" w:hAnsi="Times New Roman" w:cs="Times New Roman"/>
+        </w:rPr>
+        <w:t xml:space="preserve"> </w:t>
+      </w:r>
+    </w:p>
+    <w:p>
+      <w:pPr>
+        <w:spacing w:line="360" w:lineRule="auto"/>
+        <w:jc w:val="both"/>
+        <w:rPr>
+          <w:rFonts w:ascii="Times New Roman" w:hAnsi="Times New Roman" w:cs="Times New Roman"/>
+        </w:rPr>
+      </w:pPr>
+      <w:r>
+        <w:rPr>
+          <w:rFonts w:ascii="Times New Roman" w:hAnsi="Times New Roman" w:cs="Times New Roman"/>
+          <w:noProof/>
+        </w:rPr>
+        <w:drawing>
+          <wp:inline distT="0" distB="0" distL="0" distR="0" wp14:anchorId="7298B890" wp14:editId="7153C719">
+            <wp:extent cx="4715124" cy="2961640"/>
+            <wp:effectExtent l="0" t="0" r="9525" b="0"/>
+            <wp:docPr id="1478703333" name="Image 1"/>
+            <wp:cNvGraphicFramePr>
+              <a:graphicFrameLocks xmlns:a="http://schemas.openxmlformats.org/drawingml/2006/main" noChangeAspect="1"/>
+            </wp:cNvGraphicFramePr>
+            <a:graphic xmlns:a="http://schemas.openxmlformats.org/drawingml/2006/main">
+              <a:graphicData uri="http://schemas.openxmlformats.org/drawingml/2006/picture">
+                <pic:pic xmlns:pic="http://schemas.openxmlformats.org/drawingml/2006/picture">
+                  <pic:nvPicPr>
+                    <pic:cNvPr id="1478703333" name=""/>
+                    <pic:cNvPicPr/>
+                  </pic:nvPicPr>
+                  <pic:blipFill rotWithShape="1">
+                    <a:blip r:embed="rId26"/>
+                    <a:srcRect r="21057"/>
+                    <a:stretch>
+                      <a:fillRect/>
+                    </a:stretch>
+                  </pic:blipFill>
+                  <pic:spPr bwMode="auto">
+                    <a:xfrm>
+                      <a:off x="0" y="0"/>
+                      <a:ext cx="4715124" cy="2961640"/>
+                    </a:xfrm>
+                    <a:prstGeom prst="rect">
+                      <a:avLst/>
+                    </a:prstGeom>
+                    <a:ln>
+                      <a:noFill/>
+                    </a:ln>
+                    <a:extLst>
+                      <a:ext uri="{53640926-AAD7-44D8-BBD7-CCE9431645EC}">
+                        <a14:shadowObscured xmlns:a14="http://schemas.microsoft.com/office/drawing/2010/main"/>
+                      </a:ext>
+                    </a:extLst>
+                  </pic:spPr>
+                </pic:pic>
+              </a:graphicData>
+            </a:graphic>
+          </wp:inline>
+        </w:drawing>
+      </w:r>
+    </w:p>
+    <w:p>
+      <w:pPr>
+        <w:pStyle w:val="Titre3"/>
+        <w:spacing w:line="360" w:lineRule="auto"/>
+        <w:jc w:val="both"/>
+        <w:rPr>
+          <w:rFonts w:ascii="Times New Roman" w:hAnsi="Times New Roman" w:cs="Times New Roman"/>
+        </w:rPr>
+      </w:pPr>
+      <w:bookmarkStart w:id="26" w:name="_Toc228120735"/>
+      <w:r>
+        <w:rPr>
+          <w:rFonts w:ascii="Times New Roman" w:hAnsi="Times New Roman" w:cs="Times New Roman"/>
+        </w:rPr>
+        <w:t xml:space="preserve">Ajouter au .gitignore les </w:t>
+      </w:r>
+      <w:r>
+        <w:rPr>
+          <w:rFonts w:ascii="Times New Roman" w:hAnsi="Times New Roman" w:cs="Times New Roman"/>
+        </w:rPr>
+        <w:t>fi</w:t>
+      </w:r>
+      <w:r>
+        <w:rPr>
+          <w:rFonts w:ascii="Times New Roman" w:hAnsi="Times New Roman" w:cs="Times New Roman"/>
+        </w:rPr>
+        <w:t>chiers temporaires</w:t>
+      </w:r>
+      <w:bookmarkEnd w:id="26"/>
+    </w:p>
+    <w:p>
+      <w:pPr>
+        <w:spacing w:line="360" w:lineRule="auto"/>
+        <w:jc w:val="both"/>
+        <w:rPr>
+          <w:rFonts w:ascii="Times New Roman" w:hAnsi="Times New Roman" w:cs="Times New Roman"/>
+        </w:rPr>
+      </w:pPr>
+      <w:r>
+        <w:rPr>
+          <w:rFonts w:ascii="Times New Roman" w:hAnsi="Times New Roman" w:cs="Times New Roman"/>
+          <w:noProof/>
+        </w:rPr>
+        <w:drawing>
+          <wp:inline distT="0" distB="0" distL="0" distR="0" wp14:anchorId="060283C0" wp14:editId="29851D1D">
+            <wp:extent cx="5580952" cy="3466667"/>
+            <wp:effectExtent l="0" t="0" r="1270" b="635"/>
+            <wp:docPr id="1570746179" name="Image 1"/>
+            <wp:cNvGraphicFramePr>
+              <a:graphicFrameLocks xmlns:a="http://schemas.openxmlformats.org/drawingml/2006/main" noChangeAspect="1"/>
+            </wp:cNvGraphicFramePr>
+            <a:graphic xmlns:a="http://schemas.openxmlformats.org/drawingml/2006/main">
+              <a:graphicData uri="http://schemas.openxmlformats.org/drawingml/2006/picture">
+                <pic:pic xmlns:pic="http://schemas.openxmlformats.org/drawingml/2006/picture">
+                  <pic:nvPicPr>
+                    <pic:cNvPr id="1570746179" name=""/>
+                    <pic:cNvPicPr/>
+                  </pic:nvPicPr>
+                  <pic:blipFill>
+                    <a:blip r:embed="rId27"/>
+                    <a:stretch>
+                      <a:fillRect/>
+                    </a:stretch>
+                  </pic:blipFill>
+                  <pic:spPr>
+                    <a:xfrm>
+                      <a:off x="0" y="0"/>
+                      <a:ext cx="5580952" cy="3466667"/>
+                    </a:xfrm>
+                    <a:prstGeom prst="rect">
+                      <a:avLst/>
+                    </a:prstGeom>
+                  </pic:spPr>
+                </pic:pic>
+              </a:graphicData>
+            </a:graphic>
+          </wp:inline>
+        </w:drawing>
+      </w:r>
+    </w:p>
+    <w:p>
+      <w:pPr>
+        <w:pStyle w:val="Titre3"/>
+        <w:spacing w:line="360" w:lineRule="auto"/>
+        <w:jc w:val="both"/>
+        <w:rPr>
+          <w:rFonts w:ascii="Times New Roman" w:hAnsi="Times New Roman" w:cs="Times New Roman"/>
+        </w:rPr>
+      </w:pPr>
+      <w:bookmarkStart w:id="27" w:name="_Toc228120736"/>
+      <w:r>
+        <w:rPr>
+          <w:rFonts w:ascii="Times New Roman" w:hAnsi="Times New Roman" w:cs="Times New Roman"/>
+        </w:rPr>
+        <w:lastRenderedPageBreak/>
+        <w:t>Commit et tag</w:t>
+      </w:r>
+      <w:bookmarkEnd w:id="27"/>
+    </w:p>
+    <w:p>
+      <w:pPr>
+        <w:spacing w:line="360" w:lineRule="auto"/>
+        <w:jc w:val="both"/>
+        <w:rPr>
+          <w:rFonts w:ascii="Times New Roman" w:hAnsi="Times New Roman" w:cs="Times New Roman"/>
+        </w:rPr>
+      </w:pPr>
+      <w:r>
+        <w:rPr>
+          <w:rFonts w:ascii="Times New Roman" w:hAnsi="Times New Roman" w:cs="Times New Roman"/>
+          <w:noProof/>
+        </w:rPr>
+        <w:drawing>
+          <wp:inline distT="0" distB="0" distL="0" distR="0" wp14:anchorId="738F83F2" wp14:editId="2A1B7431">
+            <wp:extent cx="5972810" cy="1485900"/>
+            <wp:effectExtent l="0" t="0" r="8890" b="0"/>
+            <wp:docPr id="500303235" name="Image 1"/>
+            <wp:cNvGraphicFramePr>
+              <a:graphicFrameLocks xmlns:a="http://schemas.openxmlformats.org/drawingml/2006/main" noChangeAspect="1"/>
+            </wp:cNvGraphicFramePr>
+            <a:graphic xmlns:a="http://schemas.openxmlformats.org/drawingml/2006/main">
+              <a:graphicData uri="http://schemas.openxmlformats.org/drawingml/2006/picture">
+                <pic:pic xmlns:pic="http://schemas.openxmlformats.org/drawingml/2006/picture">
+                  <pic:nvPicPr>
+                    <pic:cNvPr id="500303235" name=""/>
+                    <pic:cNvPicPr/>
+                  </pic:nvPicPr>
+                  <pic:blipFill>
+                    <a:blip r:embed="rId28"/>
+                    <a:stretch>
+                      <a:fillRect/>
+                    </a:stretch>
+                  </pic:blipFill>
+                  <pic:spPr>
+                    <a:xfrm>
+                      <a:off x="0" y="0"/>
+                      <a:ext cx="5972810" cy="1485900"/>
+                    </a:xfrm>
+                    <a:prstGeom prst="rect">
+                      <a:avLst/>
+                    </a:prstGeom>
+                  </pic:spPr>
+                </pic:pic>
+              </a:graphicData>
+            </a:graphic>
+          </wp:inline>
+        </w:drawing>
+      </w:r>
+    </w:p>
+    <w:p>
+      <w:pPr>
+        <w:spacing w:line="360" w:lineRule="auto"/>
+        <w:jc w:val="both"/>
+        <w:rPr>
+          <w:rFonts w:ascii="Times New Roman" w:hAnsi="Times New Roman" w:cs="Times New Roman"/>
+        </w:rPr>
+      </w:pPr>
+      <w:r>
+        <w:rPr>
+          <w:rFonts w:ascii="Times New Roman" w:hAnsi="Times New Roman" w:cs="Times New Roman"/>
+          <w:noProof/>
+        </w:rPr>
+        <w:drawing>
+          <wp:inline distT="0" distB="0" distL="0" distR="0" wp14:anchorId="7F1168C6" wp14:editId="6DC312A4">
+            <wp:extent cx="5972810" cy="967105"/>
+            <wp:effectExtent l="0" t="0" r="8890" b="4445"/>
+            <wp:docPr id="45390607" name="Image 1"/>
+            <wp:cNvGraphicFramePr>
+              <a:graphicFrameLocks xmlns:a="http://schemas.openxmlformats.org/drawingml/2006/main" noChangeAspect="1"/>
+            </wp:cNvGraphicFramePr>
+            <a:graphic xmlns:a="http://schemas.openxmlformats.org/drawingml/2006/main">
+              <a:graphicData uri="http://schemas.openxmlformats.org/drawingml/2006/picture">
+                <pic:pic xmlns:pic="http://schemas.openxmlformats.org/drawingml/2006/picture">
+                  <pic:nvPicPr>
+                    <pic:cNvPr id="45390607" name=""/>
+                    <pic:cNvPicPr/>
+                  </pic:nvPicPr>
+                  <pic:blipFill>
+                    <a:blip r:embed="rId29"/>
+                    <a:stretch>
+                      <a:fillRect/>
+                    </a:stretch>
+                  </pic:blipFill>
+                  <pic:spPr>
+                    <a:xfrm>
+                      <a:off x="0" y="0"/>
+                      <a:ext cx="5972810" cy="967105"/>
+                    </a:xfrm>
+                    <a:prstGeom prst="rect">
+                      <a:avLst/>
+                    </a:prstGeom>
+                  </pic:spPr>
+                </pic:pic>
+              </a:graphicData>
+            </a:graphic>
+          </wp:inline>
+        </w:drawing>
+      </w:r>
+    </w:p>
+    <w:p>
+      <w:pPr>
+        <w:pStyle w:val="Titre2"/>
+      </w:pPr>
+      <w:bookmarkStart w:id="28" w:name="_Toc228120737"/>
+      <w:r>
+        <w:t>Conclusion</w:t>
+      </w:r>
+      <w:bookmarkEnd w:id="28"/>
+    </w:p>
+    <w:p>
+      <w:pPr>
+        <w:spacing w:line="360" w:lineRule="auto"/>
+        <w:jc w:val="both"/>
+        <w:rPr>
+          <w:rFonts w:ascii="Times New Roman" w:hAnsi="Times New Roman" w:cs="Times New Roman"/>
+        </w:rPr>
+      </w:pPr>
+      <w:r>
+        <w:rPr>
+          <w:rFonts w:ascii="Times New Roman" w:hAnsi="Times New Roman" w:cs="Times New Roman"/>
+          <w:noProof/>
+        </w:rPr>
+        <w:drawing>
+          <wp:inline distT="0" distB="0" distL="0" distR="0" wp14:anchorId="15456CE8" wp14:editId="35B09F6C">
+            <wp:extent cx="5972810" cy="831215"/>
+            <wp:effectExtent l="0" t="0" r="8890" b="6985"/>
+            <wp:docPr id="161151848" name="Image 1"/>
+            <wp:cNvGraphicFramePr>
+              <a:graphicFrameLocks xmlns:a="http://schemas.openxmlformats.org/drawingml/2006/main" noChangeAspect="1"/>
+            </wp:cNvGraphicFramePr>
+            <a:graphic xmlns:a="http://schemas.openxmlformats.org/drawingml/2006/main">
+              <a:graphicData uri="http://schemas.openxmlformats.org/drawingml/2006/picture">
+                <pic:pic xmlns:pic="http://schemas.openxmlformats.org/drawingml/2006/picture">
+                  <pic:nvPicPr>
+                    <pic:cNvPr id="161151848" name=""/>
+                    <pic:cNvPicPr/>
+                  </pic:nvPicPr>
+                  <pic:blipFill>
+                    <a:blip r:embed="rId30"/>
+                    <a:stretch>
+                      <a:fillRect/>
+                    </a:stretch>
+                  </pic:blipFill>
+                  <pic:spPr>
+                    <a:xfrm>
+                      <a:off x="0" y="0"/>
+                      <a:ext cx="5972810" cy="831215"/>
+                    </a:xfrm>
+                    <a:prstGeom prst="rect">
+                      <a:avLst/>
+                    </a:prstGeom>
+                  </pic:spPr>
+                </pic:pic>
+              </a:graphicData>
+            </a:graphic>
+          </wp:inline>
+        </w:drawing>
+      </w:r>
+    </w:p>
+    <w:p>
+      <w:pPr>
+        <w:spacing w:line="360" w:lineRule="auto"/>
+        <w:jc w:val="both"/>
+        <w:rPr>
+          <w:rFonts w:ascii="Times New Roman" w:hAnsi="Times New Roman" w:cs="Times New Roman"/>
+        </w:rPr>
+      </w:pPr>
+      <w:r>
+        <w:rPr>
+          <w:rFonts w:ascii="Times New Roman" w:hAnsi="Times New Roman" w:cs="Times New Roman"/>
+        </w:rPr>
+        <w:t>Ce TP nous a permis de transformer des données médicales brutes en un modèle d’IA capable de diagnostiquer des pathologies avec une précision de 75 %. Grace a l’algorithme de Random</w:t>
+      </w:r>
+      <w:r>
+        <w:rPr>
+          <w:rFonts w:ascii="Times New Roman" w:hAnsi="Times New Roman" w:cs="Times New Roman"/>
+        </w:rPr>
+        <w:t xml:space="preserve"> </w:t>
+      </w:r>
+      <w:r>
+        <w:rPr>
+          <w:rFonts w:ascii="Times New Roman" w:hAnsi="Times New Roman" w:cs="Times New Roman"/>
+        </w:rPr>
+        <w:t>Fores</w:t>
+      </w:r>
+      <w:r>
+        <w:rPr>
+          <w:rFonts w:ascii="Times New Roman" w:hAnsi="Times New Roman" w:cs="Times New Roman"/>
+        </w:rPr>
+        <w:t>t</w:t>
+      </w:r>
+      <w:r>
         <w:rPr>
           <w:rFonts w:ascii="Times New Roman" w:hAnsi="Times New Roman" w:cs="Times New Roman"/>
         </w:rPr>
         <w:t xml:space="preserve"> et </w:t>
       </w:r>
-      <w:proofErr w:type="spellStart"/>
-      <w:r>
-        <w:rPr>
-          <w:rFonts w:ascii="Times New Roman" w:hAnsi="Times New Roman" w:cs="Times New Roman"/>
-        </w:rPr>
-        <w:t>joblib</w:t>
-      </w:r>
-      <w:bookmarkEnd w:id="3"/>
-      <w:proofErr w:type="spellEnd"/>
+      <w:r>
+        <w:rPr>
+          <w:rFonts w:ascii="Times New Roman" w:hAnsi="Times New Roman" w:cs="Times New Roman"/>
+        </w:rPr>
+        <w:t>à</w:t>
+      </w:r>
+      <w:r>
+        <w:rPr>
+          <w:rFonts w:ascii="Times New Roman" w:hAnsi="Times New Roman" w:cs="Times New Roman"/>
+        </w:rPr>
+        <w:t xml:space="preserve"> l’usage d’encodeurs, nous avons mis en place un système qui permet de distinguer patients sains, de la grippe ou du paludisme. La sérialisation via Pickle assure la </w:t>
+      </w:r>
+      <w:r>
+        <w:rPr>
+          <w:rFonts w:ascii="Times New Roman" w:hAnsi="Times New Roman" w:cs="Times New Roman"/>
+        </w:rPr>
+        <w:t>portabilité</w:t>
+      </w:r>
+      <w:r>
+        <w:rPr>
+          <w:rFonts w:ascii="Times New Roman" w:hAnsi="Times New Roman" w:cs="Times New Roman"/>
+        </w:rPr>
+        <w:t xml:space="preserve"> de </w:t>
+      </w:r>
+      <w:proofErr w:type="gramStart"/>
+      <w:r>
+        <w:rPr>
+          <w:rFonts w:ascii="Times New Roman" w:hAnsi="Times New Roman" w:cs="Times New Roman"/>
+        </w:rPr>
+        <w:t>l’intelligence .</w:t>
+      </w:r>
+      <w:proofErr w:type="gramEnd"/>
     </w:p>
     <w:sectPr>
-      <w:headerReference w:type="even" r:id="rId9"/>
-      <w:headerReference w:type="default" r:id="rId10"/>
-      <w:footerReference w:type="even" r:id="rId11"/>
-      <w:footerReference w:type="default" r:id="rId12"/>
-      <w:headerReference w:type="first" r:id="rId13"/>
-      <w:footerReference w:type="first" r:id="rId14"/>
+      <w:headerReference w:type="even" r:id="rId31"/>
+      <w:headerReference w:type="default" r:id="rId32"/>
+      <w:footerReference w:type="default" r:id="rId33"/>
+      <w:headerReference w:type="first" r:id="rId34"/>
       <w:pgSz w:w="12240" w:h="15840"/>
       <w:pgMar w:top="1417" w:right="1417" w:bottom="1417" w:left="1417" w:header="708" w:footer="708" w:gutter="0"/>
       <w:pgNumType w:start="1"/>
@@ -1445,16 +6471,6 @@
 
 <file path=word/footer1.xml><?xml version="1.0" encoding="utf-8"?>
 <w:ftr xmlns:wpc="http://schemas.microsoft.com/office/word/2010/wordprocessingCanvas" xmlns:cx="http://schemas.microsoft.com/office/drawing/2014/chartex" xmlns:cx1="http://schemas.microsoft.com/office/drawing/2015/9/8/chartex" xmlns:cx2="http://schemas.microsoft.com/office/drawing/2015/10/21/chartex" xmlns:cx3="http://schemas.microsoft.com/office/drawing/2016/5/9/chartex" xmlns:cx4="http://schemas.microsoft.com/office/drawing/2016/5/10/chartex" xmlns:cx5="http://schemas.microsoft.com/office/drawing/2016/5/11/chartex" xmlns:cx6="http://schemas.microsoft.com/office/drawing/2016/5/12/chartex" xmlns:cx7="http://schemas.microsoft.com/office/drawing/2016/5/13/chartex" xmlns:cx8="http://schemas.microsoft.com/office/drawing/2016/5/14/chartex" xmlns:mc="http://schemas.openxmlformats.org/markup-compatibility/2006" xmlns:aink="http://schemas.microsoft.com/office/drawing/2016/ink" xmlns:am3d="http://schemas.microsoft.com/office/drawing/2017/model3d" xmlns:o="urn:schemas-microsoft-com:office:office" xmlns:oel="http://schemas.microsoft.com/office/2019/extlst" xmlns:r="http://schemas.openxmlformats.org/officeDocument/2006/relationships" xmlns:m="http://schemas.openxmlformats.org/officeDocument/2006/math" xmlns:v="urn:schemas-microsoft-com:vml" xmlns:wp14="http://schemas.microsoft.com/office/word/2010/wordprocessingDrawing" xmlns:wp="http://schemas.openxmlformats.org/drawingml/2006/wordprocessingDrawing" xmlns:w10="urn:schemas-microsoft-com:office:word" xmlns:w="http://schemas.openxmlformats.org/wordprocessingml/2006/main" xmlns:w14="http://schemas.microsoft.com/office/word/2010/wordml" xmlns:w15="http://schemas.microsoft.com/office/word/2012/wordml" xmlns:w16cex="http://schemas.microsoft.com/office/word/2018/wordml/cex" xmlns:w16cid="http://schemas.microsoft.com/office/word/2016/wordml/cid" xmlns:w16="http://schemas.microsoft.com/office/word/2018/wordml" xmlns:w16du="http://schemas.microsoft.com/office/word/2023/wordml/word16du" xmlns:w16sdtdh="http://schemas.microsoft.com/office/word/2020/wordml/sdtdatahash" xmlns:w16sdtfl="http://schemas.microsoft.com/office/word/2024/wordml/sdtformatlock" xmlns:w16se="http://schemas.microsoft.com/office/word/2015/wordml/symex" xmlns:wpg="http://schemas.microsoft.com/office/word/2010/wordprocessingGroup" xmlns:wpi="http://schemas.microsoft.com/office/word/2010/wordprocessingInk" xmlns:wne="http://schemas.microsoft.com/office/word/2006/wordml" xmlns:wps="http://schemas.microsoft.com/office/word/2010/wordprocessingShape" mc:Ignorable="w14 w15 w16se w16cid w16 w16cex w16sdtdh w16sdtfl w16du wp14">
-  <w:p>
-    <w:pPr>
-      <w:pStyle w:val="Pieddepage"/>
-    </w:pPr>
-  </w:p>
-</w:ftr>
-</file>
-
-<file path=word/footer2.xml><?xml version="1.0" encoding="utf-8"?>
-<w:ftr xmlns:wpc="http://schemas.microsoft.com/office/word/2010/wordprocessingCanvas" xmlns:cx="http://schemas.microsoft.com/office/drawing/2014/chartex" xmlns:cx1="http://schemas.microsoft.com/office/drawing/2015/9/8/chartex" xmlns:cx2="http://schemas.microsoft.com/office/drawing/2015/10/21/chartex" xmlns:cx3="http://schemas.microsoft.com/office/drawing/2016/5/9/chartex" xmlns:cx4="http://schemas.microsoft.com/office/drawing/2016/5/10/chartex" xmlns:cx5="http://schemas.microsoft.com/office/drawing/2016/5/11/chartex" xmlns:cx6="http://schemas.microsoft.com/office/drawing/2016/5/12/chartex" xmlns:cx7="http://schemas.microsoft.com/office/drawing/2016/5/13/chartex" xmlns:cx8="http://schemas.microsoft.com/office/drawing/2016/5/14/chartex" xmlns:mc="http://schemas.openxmlformats.org/markup-compatibility/2006" xmlns:aink="http://schemas.microsoft.com/office/drawing/2016/ink" xmlns:am3d="http://schemas.microsoft.com/office/drawing/2017/model3d" xmlns:o="urn:schemas-microsoft-com:office:office" xmlns:oel="http://schemas.microsoft.com/office/2019/extlst" xmlns:r="http://schemas.openxmlformats.org/officeDocument/2006/relationships" xmlns:m="http://schemas.openxmlformats.org/officeDocument/2006/math" xmlns:v="urn:schemas-microsoft-com:vml" xmlns:wp14="http://schemas.microsoft.com/office/word/2010/wordprocessingDrawing" xmlns:wp="http://schemas.openxmlformats.org/drawingml/2006/wordprocessingDrawing" xmlns:w10="urn:schemas-microsoft-com:office:word" xmlns:w="http://schemas.openxmlformats.org/wordprocessingml/2006/main" xmlns:w14="http://schemas.microsoft.com/office/word/2010/wordml" xmlns:w15="http://schemas.microsoft.com/office/word/2012/wordml" xmlns:w16cex="http://schemas.microsoft.com/office/word/2018/wordml/cex" xmlns:w16cid="http://schemas.microsoft.com/office/word/2016/wordml/cid" xmlns:w16="http://schemas.microsoft.com/office/word/2018/wordml" xmlns:w16du="http://schemas.microsoft.com/office/word/2023/wordml/word16du" xmlns:w16sdtdh="http://schemas.microsoft.com/office/word/2020/wordml/sdtdatahash" xmlns:w16sdtfl="http://schemas.microsoft.com/office/word/2024/wordml/sdtformatlock" xmlns:w16se="http://schemas.microsoft.com/office/word/2015/wordml/symex" xmlns:wpg="http://schemas.microsoft.com/office/word/2010/wordprocessingGroup" xmlns:wpi="http://schemas.microsoft.com/office/word/2010/wordprocessingInk" xmlns:wne="http://schemas.microsoft.com/office/word/2006/wordml" xmlns:wps="http://schemas.microsoft.com/office/word/2010/wordprocessingShape" mc:Ignorable="w14 w15 w16se w16cid w16 w16cex w16sdtdh w16sdtfl w16du wp14">
   <w:sdt>
     <w:sdtPr>
       <w:id w:val="1112637057"/>
@@ -1467,7 +6483,6 @@
       <w:p>
         <w:pPr>
           <w:pStyle w:val="Pieddepage"/>
-          <w:jc w:val="center"/>
         </w:pPr>
         <w:r>
           <w:fldChar w:fldCharType="begin"/>
@@ -1490,16 +6505,6 @@
       </w:p>
     </w:sdtContent>
   </w:sdt>
-  <w:p>
-    <w:pPr>
-      <w:pStyle w:val="Pieddepage"/>
-    </w:pPr>
-  </w:p>
-</w:ftr>
-</file>
-
-<file path=word/footer3.xml><?xml version="1.0" encoding="utf-8"?>
-<w:ftr xmlns:wpc="http://schemas.microsoft.com/office/word/2010/wordprocessingCanvas" xmlns:cx="http://schemas.microsoft.com/office/drawing/2014/chartex" xmlns:cx1="http://schemas.microsoft.com/office/drawing/2015/9/8/chartex" xmlns:cx2="http://schemas.microsoft.com/office/drawing/2015/10/21/chartex" xmlns:cx3="http://schemas.microsoft.com/office/drawing/2016/5/9/chartex" xmlns:cx4="http://schemas.microsoft.com/office/drawing/2016/5/10/chartex" xmlns:cx5="http://schemas.microsoft.com/office/drawing/2016/5/11/chartex" xmlns:cx6="http://schemas.microsoft.com/office/drawing/2016/5/12/chartex" xmlns:cx7="http://schemas.microsoft.com/office/drawing/2016/5/13/chartex" xmlns:cx8="http://schemas.microsoft.com/office/drawing/2016/5/14/chartex" xmlns:mc="http://schemas.openxmlformats.org/markup-compatibility/2006" xmlns:aink="http://schemas.microsoft.com/office/drawing/2016/ink" xmlns:am3d="http://schemas.microsoft.com/office/drawing/2017/model3d" xmlns:o="urn:schemas-microsoft-com:office:office" xmlns:oel="http://schemas.microsoft.com/office/2019/extlst" xmlns:r="http://schemas.openxmlformats.org/officeDocument/2006/relationships" xmlns:m="http://schemas.openxmlformats.org/officeDocument/2006/math" xmlns:v="urn:schemas-microsoft-com:vml" xmlns:wp14="http://schemas.microsoft.com/office/word/2010/wordprocessingDrawing" xmlns:wp="http://schemas.openxmlformats.org/drawingml/2006/wordprocessingDrawing" xmlns:w10="urn:schemas-microsoft-com:office:word" xmlns:w="http://schemas.openxmlformats.org/wordprocessingml/2006/main" xmlns:w14="http://schemas.microsoft.com/office/word/2010/wordml" xmlns:w15="http://schemas.microsoft.com/office/word/2012/wordml" xmlns:w16cex="http://schemas.microsoft.com/office/word/2018/wordml/cex" xmlns:w16cid="http://schemas.microsoft.com/office/word/2016/wordml/cid" xmlns:w16="http://schemas.microsoft.com/office/word/2018/wordml" xmlns:w16du="http://schemas.microsoft.com/office/word/2023/wordml/word16du" xmlns:w16sdtdh="http://schemas.microsoft.com/office/word/2020/wordml/sdtdatahash" xmlns:w16sdtfl="http://schemas.microsoft.com/office/word/2024/wordml/sdtformatlock" xmlns:w16se="http://schemas.microsoft.com/office/word/2015/wordml/symex" xmlns:wpg="http://schemas.microsoft.com/office/word/2010/wordprocessingGroup" xmlns:wpi="http://schemas.microsoft.com/office/word/2010/wordprocessingInk" xmlns:wne="http://schemas.microsoft.com/office/word/2006/wordml" xmlns:wps="http://schemas.microsoft.com/office/word/2010/wordprocessingShape" mc:Ignorable="w14 w15 w16se w16cid w16 w16cex w16sdtdh w16sdtfl w16du wp14">
   <w:p>
     <w:pPr>
       <w:pStyle w:val="Pieddepage"/>
@@ -1571,6 +6576,7 @@
         <v:shape id="PowerPlusWaterMarkObject161086422" o:spid="_x0000_s1031" type="#_x0000_t136" style="position:absolute;margin-left:0;margin-top:0;width:530.45pt;height:132.6pt;rotation:315;z-index:-251655168;mso-position-horizontal:center;mso-position-horizontal-relative:margin;mso-position-vertical:center;mso-position-vertical-relative:margin" o:allowincell="f" fillcolor="silver" stroked="f">
           <v:fill opacity=".5"/>
           <v:textpath style="font-family:&quot;Times New Roman&quot;;font-size:1pt" string="Sensante"/>
+          <w10:wrap anchorx="margin" anchory="margin"/>
         </v:shape>
       </w:pict>
     </w:r>
@@ -1616,6 +6622,7 @@
         <v:shape id="PowerPlusWaterMarkObject161086423" o:spid="_x0000_s1032" type="#_x0000_t136" style="position:absolute;margin-left:0;margin-top:0;width:530.45pt;height:132.6pt;rotation:315;z-index:-251653120;mso-position-horizontal:center;mso-position-horizontal-relative:margin;mso-position-vertical:center;mso-position-vertical-relative:margin" o:allowincell="f" fillcolor="silver" stroked="f">
           <v:fill opacity=".5"/>
           <v:textpath style="font-family:&quot;Times New Roman&quot;;font-size:1pt" string="Sensante"/>
+          <w10:wrap anchorx="margin" anchory="margin"/>
         </v:shape>
       </w:pict>
     </w:r>
@@ -1661,11 +6668,249 @@
         <v:shape id="PowerPlusWaterMarkObject161086421" o:spid="_x0000_s1030" type="#_x0000_t136" style="position:absolute;margin-left:0;margin-top:0;width:530.45pt;height:132.6pt;rotation:315;z-index:-251657216;mso-position-horizontal:center;mso-position-horizontal-relative:margin;mso-position-vertical:center;mso-position-vertical-relative:margin" o:allowincell="f" fillcolor="silver" stroked="f">
           <v:fill opacity=".5"/>
           <v:textpath style="font-family:&quot;Times New Roman&quot;;font-size:1pt" string="Sensante"/>
+          <w10:wrap anchorx="margin" anchory="margin"/>
         </v:shape>
       </w:pict>
     </w:r>
   </w:p>
 </w:hdr>
+</file>
+
+<file path=word/numbering.xml><?xml version="1.0" encoding="utf-8"?>
+<w:numbering xmlns:wpc="http://schemas.microsoft.com/office/word/2010/wordprocessingCanvas" xmlns:cx="http://schemas.microsoft.com/office/drawing/2014/chartex" xmlns:cx1="http://schemas.microsoft.com/office/drawing/2015/9/8/chartex" xmlns:cx2="http://schemas.microsoft.com/office/drawing/2015/10/21/chartex" xmlns:cx3="http://schemas.microsoft.com/office/drawing/2016/5/9/chartex" xmlns:cx4="http://schemas.microsoft.com/office/drawing/2016/5/10/chartex" xmlns:cx5="http://schemas.microsoft.com/office/drawing/2016/5/11/chartex" xmlns:cx6="http://schemas.microsoft.com/office/drawing/2016/5/12/chartex" xmlns:cx7="http://schemas.microsoft.com/office/drawing/2016/5/13/chartex" xmlns:cx8="http://schemas.microsoft.com/office/drawing/2016/5/14/chartex" xmlns:mc="http://schemas.openxmlformats.org/markup-compatibility/2006" xmlns:aink="http://schemas.microsoft.com/office/drawing/2016/ink" xmlns:am3d="http://schemas.microsoft.com/office/drawing/2017/model3d" xmlns:o="urn:schemas-microsoft-com:office:office" xmlns:oel="http://schemas.microsoft.com/office/2019/extlst" xmlns:r="http://schemas.openxmlformats.org/officeDocument/2006/relationships" xmlns:m="http://schemas.openxmlformats.org/officeDocument/2006/math" xmlns:v="urn:schemas-microsoft-com:vml" xmlns:wp14="http://schemas.microsoft.com/office/word/2010/wordprocessingDrawing" xmlns:wp="http://schemas.openxmlformats.org/drawingml/2006/wordprocessingDrawing" xmlns:w10="urn:schemas-microsoft-com:office:word" xmlns:w="http://schemas.openxmlformats.org/wordprocessingml/2006/main" xmlns:w14="http://schemas.microsoft.com/office/word/2010/wordml" xmlns:w15="http://schemas.microsoft.com/office/word/2012/wordml" xmlns:w16cex="http://schemas.microsoft.com/office/word/2018/wordml/cex" xmlns:w16cid="http://schemas.microsoft.com/office/word/2016/wordml/cid" xmlns:w16="http://schemas.microsoft.com/office/word/2018/wordml" xmlns:w16du="http://schemas.microsoft.com/office/word/2023/wordml/word16du" xmlns:w16sdtdh="http://schemas.microsoft.com/office/word/2020/wordml/sdtdatahash" xmlns:w16sdtfl="http://schemas.microsoft.com/office/word/2024/wordml/sdtformatlock" xmlns:w16se="http://schemas.microsoft.com/office/word/2015/wordml/symex" xmlns:wpg="http://schemas.microsoft.com/office/word/2010/wordprocessingGroup" xmlns:wpi="http://schemas.microsoft.com/office/word/2010/wordprocessingInk" xmlns:wne="http://schemas.microsoft.com/office/word/2006/wordml" xmlns:wps="http://schemas.microsoft.com/office/word/2010/wordprocessingShape" mc:Ignorable="w14 w15 w16se w16cid w16 w16cex w16sdtdh w16sdtfl w16du wp14">
+  <w:abstractNum w:abstractNumId="0" w15:restartNumberingAfterBreak="0">
+    <w:nsid w:val="52A83E64"/>
+    <w:multiLevelType w:val="hybridMultilevel"/>
+    <w:tmpl w:val="B29CB14E"/>
+    <w:lvl w:ilvl="0" w:tplc="280C0001">
+      <w:start w:val="1"/>
+      <w:numFmt w:val="bullet"/>
+      <w:lvlText w:val=""/>
+      <w:lvlJc w:val="left"/>
+      <w:pPr>
+        <w:ind w:left="720" w:hanging="360"/>
+      </w:pPr>
+      <w:rPr>
+        <w:rFonts w:ascii="Symbol" w:hAnsi="Symbol" w:hint="default"/>
+      </w:rPr>
+    </w:lvl>
+    <w:lvl w:ilvl="1" w:tplc="280C0003" w:tentative="1">
+      <w:start w:val="1"/>
+      <w:numFmt w:val="bullet"/>
+      <w:lvlText w:val="o"/>
+      <w:lvlJc w:val="left"/>
+      <w:pPr>
+        <w:ind w:left="1440" w:hanging="360"/>
+      </w:pPr>
+      <w:rPr>
+        <w:rFonts w:ascii="Courier New" w:hAnsi="Courier New" w:cs="Courier New" w:hint="default"/>
+      </w:rPr>
+    </w:lvl>
+    <w:lvl w:ilvl="2" w:tplc="280C0005" w:tentative="1">
+      <w:start w:val="1"/>
+      <w:numFmt w:val="bullet"/>
+      <w:lvlText w:val=""/>
+      <w:lvlJc w:val="left"/>
+      <w:pPr>
+        <w:ind w:left="2160" w:hanging="360"/>
+      </w:pPr>
+      <w:rPr>
+        <w:rFonts w:ascii="Wingdings" w:hAnsi="Wingdings" w:hint="default"/>
+      </w:rPr>
+    </w:lvl>
+    <w:lvl w:ilvl="3" w:tplc="280C0001" w:tentative="1">
+      <w:start w:val="1"/>
+      <w:numFmt w:val="bullet"/>
+      <w:lvlText w:val=""/>
+      <w:lvlJc w:val="left"/>
+      <w:pPr>
+        <w:ind w:left="2880" w:hanging="360"/>
+      </w:pPr>
+      <w:rPr>
+        <w:rFonts w:ascii="Symbol" w:hAnsi="Symbol" w:hint="default"/>
+      </w:rPr>
+    </w:lvl>
+    <w:lvl w:ilvl="4" w:tplc="280C0003" w:tentative="1">
+      <w:start w:val="1"/>
+      <w:numFmt w:val="bullet"/>
+      <w:lvlText w:val="o"/>
+      <w:lvlJc w:val="left"/>
+      <w:pPr>
+        <w:ind w:left="3600" w:hanging="360"/>
+      </w:pPr>
+      <w:rPr>
+        <w:rFonts w:ascii="Courier New" w:hAnsi="Courier New" w:cs="Courier New" w:hint="default"/>
+      </w:rPr>
+    </w:lvl>
+    <w:lvl w:ilvl="5" w:tplc="280C0005" w:tentative="1">
+      <w:start w:val="1"/>
+      <w:numFmt w:val="bullet"/>
+      <w:lvlText w:val=""/>
+      <w:lvlJc w:val="left"/>
+      <w:pPr>
+        <w:ind w:left="4320" w:hanging="360"/>
+      </w:pPr>
+      <w:rPr>
+        <w:rFonts w:ascii="Wingdings" w:hAnsi="Wingdings" w:hint="default"/>
+      </w:rPr>
+    </w:lvl>
+    <w:lvl w:ilvl="6" w:tplc="280C0001" w:tentative="1">
+      <w:start w:val="1"/>
+      <w:numFmt w:val="bullet"/>
+      <w:lvlText w:val=""/>
+      <w:lvlJc w:val="left"/>
+      <w:pPr>
+        <w:ind w:left="5040" w:hanging="360"/>
+      </w:pPr>
+      <w:rPr>
+        <w:rFonts w:ascii="Symbol" w:hAnsi="Symbol" w:hint="default"/>
+      </w:rPr>
+    </w:lvl>
+    <w:lvl w:ilvl="7" w:tplc="280C0003" w:tentative="1">
+      <w:start w:val="1"/>
+      <w:numFmt w:val="bullet"/>
+      <w:lvlText w:val="o"/>
+      <w:lvlJc w:val="left"/>
+      <w:pPr>
+        <w:ind w:left="5760" w:hanging="360"/>
+      </w:pPr>
+      <w:rPr>
+        <w:rFonts w:ascii="Courier New" w:hAnsi="Courier New" w:cs="Courier New" w:hint="default"/>
+      </w:rPr>
+    </w:lvl>
+    <w:lvl w:ilvl="8" w:tplc="280C0005" w:tentative="1">
+      <w:start w:val="1"/>
+      <w:numFmt w:val="bullet"/>
+      <w:lvlText w:val=""/>
+      <w:lvlJc w:val="left"/>
+      <w:pPr>
+        <w:ind w:left="6480" w:hanging="360"/>
+      </w:pPr>
+      <w:rPr>
+        <w:rFonts w:ascii="Wingdings" w:hAnsi="Wingdings" w:hint="default"/>
+      </w:rPr>
+    </w:lvl>
+  </w:abstractNum>
+  <w:abstractNum w:abstractNumId="1" w15:restartNumberingAfterBreak="0">
+    <w:nsid w:val="632F4B65"/>
+    <w:multiLevelType w:val="hybridMultilevel"/>
+    <w:tmpl w:val="278EB51C"/>
+    <w:lvl w:ilvl="0" w:tplc="04090001">
+      <w:start w:val="1"/>
+      <w:numFmt w:val="bullet"/>
+      <w:lvlText w:val=""/>
+      <w:lvlJc w:val="left"/>
+      <w:pPr>
+        <w:ind w:left="720" w:hanging="360"/>
+      </w:pPr>
+      <w:rPr>
+        <w:rFonts w:ascii="Symbol" w:hAnsi="Symbol" w:hint="default"/>
+      </w:rPr>
+    </w:lvl>
+    <w:lvl w:ilvl="1" w:tplc="280C0003" w:tentative="1">
+      <w:start w:val="1"/>
+      <w:numFmt w:val="bullet"/>
+      <w:lvlText w:val="o"/>
+      <w:lvlJc w:val="left"/>
+      <w:pPr>
+        <w:ind w:left="1440" w:hanging="360"/>
+      </w:pPr>
+      <w:rPr>
+        <w:rFonts w:ascii="Courier New" w:hAnsi="Courier New" w:cs="Courier New" w:hint="default"/>
+      </w:rPr>
+    </w:lvl>
+    <w:lvl w:ilvl="2" w:tplc="280C0005" w:tentative="1">
+      <w:start w:val="1"/>
+      <w:numFmt w:val="bullet"/>
+      <w:lvlText w:val=""/>
+      <w:lvlJc w:val="left"/>
+      <w:pPr>
+        <w:ind w:left="2160" w:hanging="360"/>
+      </w:pPr>
+      <w:rPr>
+        <w:rFonts w:ascii="Wingdings" w:hAnsi="Wingdings" w:hint="default"/>
+      </w:rPr>
+    </w:lvl>
+    <w:lvl w:ilvl="3" w:tplc="280C0001" w:tentative="1">
+      <w:start w:val="1"/>
+      <w:numFmt w:val="bullet"/>
+      <w:lvlText w:val=""/>
+      <w:lvlJc w:val="left"/>
+      <w:pPr>
+        <w:ind w:left="2880" w:hanging="360"/>
+      </w:pPr>
+      <w:rPr>
+        <w:rFonts w:ascii="Symbol" w:hAnsi="Symbol" w:hint="default"/>
+      </w:rPr>
+    </w:lvl>
+    <w:lvl w:ilvl="4" w:tplc="280C0003" w:tentative="1">
+      <w:start w:val="1"/>
+      <w:numFmt w:val="bullet"/>
+      <w:lvlText w:val="o"/>
+      <w:lvlJc w:val="left"/>
+      <w:pPr>
+        <w:ind w:left="3600" w:hanging="360"/>
+      </w:pPr>
+      <w:rPr>
+        <w:rFonts w:ascii="Courier New" w:hAnsi="Courier New" w:cs="Courier New" w:hint="default"/>
+      </w:rPr>
+    </w:lvl>
+    <w:lvl w:ilvl="5" w:tplc="280C0005" w:tentative="1">
+      <w:start w:val="1"/>
+      <w:numFmt w:val="bullet"/>
+      <w:lvlText w:val=""/>
+      <w:lvlJc w:val="left"/>
+      <w:pPr>
+        <w:ind w:left="4320" w:hanging="360"/>
+      </w:pPr>
+      <w:rPr>
+        <w:rFonts w:ascii="Wingdings" w:hAnsi="Wingdings" w:hint="default"/>
+      </w:rPr>
+    </w:lvl>
+    <w:lvl w:ilvl="6" w:tplc="280C0001" w:tentative="1">
+      <w:start w:val="1"/>
+      <w:numFmt w:val="bullet"/>
+      <w:lvlText w:val=""/>
+      <w:lvlJc w:val="left"/>
+      <w:pPr>
+        <w:ind w:left="5040" w:hanging="360"/>
+      </w:pPr>
+      <w:rPr>
+        <w:rFonts w:ascii="Symbol" w:hAnsi="Symbol" w:hint="default"/>
+      </w:rPr>
+    </w:lvl>
+    <w:lvl w:ilvl="7" w:tplc="280C0003" w:tentative="1">
+      <w:start w:val="1"/>
+      <w:numFmt w:val="bullet"/>
+      <w:lvlText w:val="o"/>
+      <w:lvlJc w:val="left"/>
+      <w:pPr>
+        <w:ind w:left="5760" w:hanging="360"/>
+      </w:pPr>
+      <w:rPr>
+        <w:rFonts w:ascii="Courier New" w:hAnsi="Courier New" w:cs="Courier New" w:hint="default"/>
+      </w:rPr>
+    </w:lvl>
+    <w:lvl w:ilvl="8" w:tplc="280C0005" w:tentative="1">
+      <w:start w:val="1"/>
+      <w:numFmt w:val="bullet"/>
+      <w:lvlText w:val=""/>
+      <w:lvlJc w:val="left"/>
+      <w:pPr>
+        <w:ind w:left="6480" w:hanging="360"/>
+      </w:pPr>
+      <w:rPr>
+        <w:rFonts w:ascii="Wingdings" w:hAnsi="Wingdings" w:hint="default"/>
+      </w:rPr>
+    </w:lvl>
+  </w:abstractNum>
+  <w:num w:numId="1" w16cid:durableId="37824486">
+    <w:abstractNumId w:val="0"/>
+  </w:num>
+  <w:num w:numId="2" w16cid:durableId="1671256602">
+    <w:abstractNumId w:val="1"/>
+  </w:num>
+</w:numbering>
 </file>
 
 <file path=word/styles.xml><?xml version="1.0" encoding="utf-8"?>
@@ -2681,6 +7926,18 @@
       <w:ind w:left="480"/>
     </w:pPr>
   </w:style>
+  <w:style w:type="character" w:styleId="Mentionnonrsolue">
+    <w:name w:val="Unresolved Mention"/>
+    <w:basedOn w:val="Policepardfaut"/>
+    <w:uiPriority w:val="99"/>
+    <w:semiHidden/>
+    <w:unhideWhenUsed/>
+    <w:rsid w:val="00A1518B"/>
+    <w:rPr>
+      <w:color w:val="605E5C"/>
+      <w:shd w:val="clear" w:color="auto" w:fill="E1DFDD"/>
+    </w:rPr>
+  </w:style>
 </w:styles>
 </file>
 
